--- a/00-首页/题组Word/习题书/第一篇-化学原理/6-化学基础与计量-学生版.docx
+++ b/00-首页/题组Word/习题书/第一篇-化学原理/6-化学基础与计量-学生版.docx
@@ -895,6 +895,7 @@
     <w:p>
       <w:pPr>
         <w:pStyle w:val="FirstParagraph"/>
+        <w:spacing w:after="80"/>
       </w:pPr>
       <w:r>
         <w:rPr>
@@ -957,128 +958,195 @@
         <w:t>。</w:t>
       </w:r>
     </w:p>
-    <w:p>
-      <w:pPr>
-        <w:pStyle w:val="BodyText"/>
-      </w:pPr>
-      <w:r>
-        <w:rPr>
-          <w:rFonts w:hint="eastAsia" w:ascii="Times New Roman" w:hAnsi="Times New Roman" w:eastAsia="FangSong" w:cs="Times New Roman"/>
-        </w:rPr>
-        <w:t>温度</w:t>
-      </w:r>
-      <w:r>
-        <w:rPr>
-          <w:rFonts w:hint="eastAsia" w:ascii="Times New Roman" w:hAnsi="Times New Roman" w:eastAsia="Times New Roman" w:cs="Times New Roman"/>
-        </w:rPr>
-        <w:t>/K</w:t>
-      </w:r>
-    </w:p>
-    <w:p>
-      <w:pPr>
-        <w:pStyle w:val="BodyText"/>
-      </w:pPr>
-      <w:r>
-        <w:rPr>
-          <w:rFonts w:ascii="Times New Roman" w:hAnsi="Times New Roman" w:eastAsia="Times New Roman" w:cs="Times New Roman"/>
-        </w:rPr>
-        <w:t xml:space="preserve">150</w:t>
-      </w:r>
-    </w:p>
-    <w:p>
-      <w:pPr>
-        <w:pStyle w:val="BodyText"/>
-      </w:pPr>
-      <w:r>
-        <w:rPr>
-          <w:rFonts w:ascii="Times New Roman" w:hAnsi="Times New Roman" w:eastAsia="Times New Roman" w:cs="Times New Roman"/>
-        </w:rPr>
-        <w:t xml:space="preserve">200</w:t>
-      </w:r>
-    </w:p>
-    <w:p>
-      <w:pPr>
-        <w:pStyle w:val="BodyText"/>
-      </w:pPr>
-      <w:r>
-        <w:rPr>
-          <w:rFonts w:ascii="Times New Roman" w:hAnsi="Times New Roman" w:eastAsia="Times New Roman" w:cs="Times New Roman"/>
-        </w:rPr>
-        <w:t xml:space="preserve">225</w:t>
-      </w:r>
-    </w:p>
-    <w:p>
-      <w:pPr>
-        <w:pStyle w:val="BodyText"/>
-      </w:pPr>
-      <w:r>
-        <w:rPr>
-          <w:rFonts w:ascii="Times New Roman" w:hAnsi="Times New Roman" w:eastAsia="Times New Roman" w:cs="Times New Roman"/>
-        </w:rPr>
-        <w:t xml:space="preserve">250</w:t>
-      </w:r>
-    </w:p>
-    <w:p>
-      <w:pPr>
-        <w:pStyle w:val="BodyText"/>
-      </w:pPr>
-      <w:r>
-        <w:rPr>
-          <w:rFonts w:hint="eastAsia" w:ascii="Times New Roman" w:hAnsi="Times New Roman" w:eastAsia="FangSong" w:cs="Times New Roman"/>
-        </w:rPr>
-        <w:t>蒸气压</w:t>
-      </w:r>
-      <w:r>
-        <w:rPr>
-          <w:rFonts w:hint="eastAsia" w:ascii="Times New Roman" w:hAnsi="Times New Roman" w:eastAsia="Times New Roman" w:cs="Times New Roman"/>
-        </w:rPr>
-        <w:t>/kPa</w:t>
-      </w:r>
-    </w:p>
-    <w:p>
-      <w:pPr>
-        <w:pStyle w:val="BodyText"/>
-      </w:pPr>
-      <w:r>
-        <w:rPr>
-          <w:rFonts w:ascii="Times New Roman" w:hAnsi="Times New Roman" w:eastAsia="Times New Roman" w:cs="Times New Roman"/>
-        </w:rPr>
-        <w:t xml:space="preserve">0.509</w:t>
-      </w:r>
-    </w:p>
-    <w:p>
-      <w:pPr>
-        <w:pStyle w:val="BodyText"/>
-      </w:pPr>
-      <w:r>
-        <w:rPr>
-          <w:rFonts w:ascii="Times New Roman" w:hAnsi="Times New Roman" w:eastAsia="Times New Roman" w:cs="Times New Roman"/>
-        </w:rPr>
-        <w:t xml:space="preserve">26.4</w:t>
-      </w:r>
-    </w:p>
-    <w:p>
-      <w:pPr>
-        <w:pStyle w:val="BodyText"/>
-      </w:pPr>
-      <w:r>
-        <w:rPr>
-          <w:rFonts w:ascii="Times New Roman" w:hAnsi="Times New Roman" w:eastAsia="Times New Roman" w:cs="Times New Roman"/>
-        </w:rPr>
-        <w:t xml:space="preserve">98.6</w:t>
-      </w:r>
-    </w:p>
-    <w:p>
-      <w:pPr>
-        <w:pStyle w:val="BodyText"/>
-      </w:pPr>
-      <w:r>
-        <w:rPr>
-          <w:rFonts w:ascii="Times New Roman" w:hAnsi="Times New Roman" w:eastAsia="Times New Roman" w:cs="Times New Roman"/>
-        </w:rPr>
-        <w:t xml:space="preserve">276.5</w:t>
-      </w:r>
-    </w:p>
+    <w:tbl>
+      <w:tblPr>
+        <w:tblStyle w:val="Table"/>
+        <w:tblW w:type="auto" w:w="0"/>
+        <w:tblLook w:firstRow="1" w:lastRow="0" w:firstColumn="0" w:lastColumn="0" w:noHBand="0" w:noVBand="0" w:val="0020"/>
+      </w:tblPr>
+      <w:tblGrid>
+        <w:gridCol w:w="1584"/>
+        <w:gridCol w:w="1584"/>
+        <w:gridCol w:w="1584"/>
+        <w:gridCol w:w="1584"/>
+        <w:gridCol w:w="1584"/>
+      </w:tblGrid>
+      <w:tr>
+        <w:trPr>
+          <w:tblHeader w:val="on"/>
+        </w:trPr>
+        <w:tc>
+          <w:tcPr/>
+          <w:p>
+            <w:pPr>
+              <w:pStyle w:val="Compact"/>
+              <w:jc w:val="center"/>
+            </w:pPr>
+            <w:r>
+              <w:rPr>
+                <w:rFonts w:hint="eastAsia" w:ascii="Times New Roman" w:hAnsi="Times New Roman" w:eastAsia="SimHei" w:cs="Times New Roman"/>
+                <w:b/>
+              </w:rPr>
+              <w:t>温度</w:t>
+            </w:r>
+            <w:r>
+              <w:rPr>
+                <w:rFonts w:hint="eastAsia" w:ascii="Times New Roman" w:hAnsi="Times New Roman" w:eastAsia="Times New Roman" w:cs="Times New Roman"/>
+                <w:b/>
+              </w:rPr>
+              <w:t>/K</w:t>
+            </w:r>
+          </w:p>
+        </w:tc>
+        <w:tc>
+          <w:tcPr/>
+          <w:p>
+            <w:pPr>
+              <w:pStyle w:val="Compact"/>
+              <w:jc w:val="center"/>
+            </w:pPr>
+            <w:r>
+              <w:rPr>
+                <w:rFonts w:ascii="Times New Roman" w:hAnsi="Times New Roman" w:eastAsia="Times New Roman" w:cs="Times New Roman"/>
+                <w:b/>
+              </w:rPr>
+              <w:t xml:space="preserve">150</w:t>
+            </w:r>
+          </w:p>
+        </w:tc>
+        <w:tc>
+          <w:tcPr/>
+          <w:p>
+            <w:pPr>
+              <w:pStyle w:val="Compact"/>
+              <w:jc w:val="center"/>
+            </w:pPr>
+            <w:r>
+              <w:rPr>
+                <w:rFonts w:ascii="Times New Roman" w:hAnsi="Times New Roman" w:eastAsia="Times New Roman" w:cs="Times New Roman"/>
+                <w:b/>
+              </w:rPr>
+              <w:t xml:space="preserve">200</w:t>
+            </w:r>
+          </w:p>
+        </w:tc>
+        <w:tc>
+          <w:tcPr/>
+          <w:p>
+            <w:pPr>
+              <w:pStyle w:val="Compact"/>
+              <w:jc w:val="center"/>
+            </w:pPr>
+            <w:r>
+              <w:rPr>
+                <w:rFonts w:ascii="Times New Roman" w:hAnsi="Times New Roman" w:eastAsia="Times New Roman" w:cs="Times New Roman"/>
+                <w:b/>
+              </w:rPr>
+              <w:t xml:space="preserve">225</w:t>
+            </w:r>
+          </w:p>
+        </w:tc>
+        <w:tc>
+          <w:tcPr/>
+          <w:p>
+            <w:pPr>
+              <w:pStyle w:val="Compact"/>
+              <w:jc w:val="center"/>
+            </w:pPr>
+            <w:r>
+              <w:rPr>
+                <w:rFonts w:ascii="Times New Roman" w:hAnsi="Times New Roman" w:eastAsia="Times New Roman" w:cs="Times New Roman"/>
+                <w:b/>
+              </w:rPr>
+              <w:t xml:space="preserve">250</w:t>
+            </w:r>
+          </w:p>
+        </w:tc>
+      </w:tr>
+      <w:tr>
+        <w:tc>
+          <w:tcPr/>
+          <w:p>
+            <w:pPr>
+              <w:pStyle w:val="Compact"/>
+              <w:jc w:val="center"/>
+            </w:pPr>
+            <w:r>
+              <w:rPr>
+                <w:rFonts w:hint="eastAsia" w:ascii="Times New Roman" w:hAnsi="Times New Roman" w:eastAsia="FangSong" w:cs="Times New Roman"/>
+              </w:rPr>
+              <w:t>蒸气压</w:t>
+            </w:r>
+            <w:r>
+              <w:rPr>
+                <w:rFonts w:hint="eastAsia" w:ascii="Times New Roman" w:hAnsi="Times New Roman" w:eastAsia="Times New Roman" w:cs="Times New Roman"/>
+              </w:rPr>
+              <w:t>/kPa</w:t>
+            </w:r>
+          </w:p>
+        </w:tc>
+        <w:tc>
+          <w:tcPr/>
+          <w:p>
+            <w:pPr>
+              <w:pStyle w:val="Compact"/>
+              <w:jc w:val="center"/>
+            </w:pPr>
+            <w:r>
+              <w:rPr>
+                <w:rFonts w:ascii="Times New Roman" w:hAnsi="Times New Roman" w:eastAsia="Times New Roman" w:cs="Times New Roman"/>
+              </w:rPr>
+              <w:t xml:space="preserve">0.509</w:t>
+            </w:r>
+          </w:p>
+        </w:tc>
+        <w:tc>
+          <w:tcPr/>
+          <w:p>
+            <w:pPr>
+              <w:pStyle w:val="Compact"/>
+              <w:jc w:val="center"/>
+            </w:pPr>
+            <w:r>
+              <w:rPr>
+                <w:rFonts w:ascii="Times New Roman" w:hAnsi="Times New Roman" w:eastAsia="Times New Roman" w:cs="Times New Roman"/>
+              </w:rPr>
+              <w:t xml:space="preserve">26.4</w:t>
+            </w:r>
+          </w:p>
+        </w:tc>
+        <w:tc>
+          <w:tcPr/>
+          <w:p>
+            <w:pPr>
+              <w:pStyle w:val="Compact"/>
+              <w:jc w:val="center"/>
+            </w:pPr>
+            <w:r>
+              <w:rPr>
+                <w:rFonts w:ascii="Times New Roman" w:hAnsi="Times New Roman" w:eastAsia="Times New Roman" w:cs="Times New Roman"/>
+              </w:rPr>
+              <w:t xml:space="preserve">98.6</w:t>
+            </w:r>
+          </w:p>
+        </w:tc>
+        <w:tc>
+          <w:tcPr/>
+          <w:p>
+            <w:pPr>
+              <w:pStyle w:val="Compact"/>
+              <w:jc w:val="center"/>
+            </w:pPr>
+            <w:r>
+              <w:rPr>
+                <w:rFonts w:ascii="Times New Roman" w:hAnsi="Times New Roman" w:eastAsia="Times New Roman" w:cs="Times New Roman"/>
+              </w:rPr>
+              <w:t xml:space="preserve">276.5</w:t>
+            </w:r>
+          </w:p>
+        </w:tc>
+      </w:tr>
+    </w:tbl>
     <w:p>
       <w:pPr>
         <w:spacing w:before="160" w:after="80"/>

--- a/00-首页/题组Word/习题书/第一篇-化学原理/6-化学基础与计量-学生版.docx
+++ b/00-首页/题组Word/习题书/第一篇-化学原理/6-化学基础与计量-学生版.docx
@@ -15361,7 +15361,27 @@
         <w:rPr>
           <w:rFonts w:hint="eastAsia" w:ascii="Times New Roman" w:hAnsi="Times New Roman" w:eastAsia="Times New Roman" w:cs="Times New Roman"/>
         </w:rPr>
-        <w:t>（N_A）</w:t>
+        <w:t>（</w:t>
+      </w:r>
+      <m:oMath>
+        <m:sSub>
+          <m:e>
+            <m:r>
+              <m:t>N</m:t>
+            </m:r>
+          </m:e>
+          <m:sub>
+            <m:r>
+              <m:t>A</m:t>
+            </m:r>
+          </m:sub>
+        </m:sSub>
+      </m:oMath>
+      <w:r>
+        <w:rPr>
+          <w:rFonts w:hint="eastAsia" w:ascii="Times New Roman" w:hAnsi="Times New Roman" w:eastAsia="Times New Roman" w:cs="Times New Roman"/>
+        </w:rPr>
+        <w:t>）</w:t>
       </w:r>
       <w:r>
         <w:rPr>
@@ -15373,7 +15393,33 @@
         <w:rPr>
           <w:rFonts w:ascii="Times New Roman" w:hAnsi="Times New Roman" w:eastAsia="Times New Roman" w:cs="Times New Roman"/>
         </w:rPr>
-        <w:t xml:space="preserve"> N_A = ____。</w:t>
+        <w:t xml:space="preserve"> </w:t>
+      </w:r>
+      <m:oMath>
+        <m:sSub>
+          <m:e>
+            <m:r>
+              <m:t>N</m:t>
+            </m:r>
+          </m:e>
+          <m:sub>
+            <m:r>
+              <m:t>A</m:t>
+            </m:r>
+          </m:sub>
+        </m:sSub>
+      </m:oMath>
+      <w:r>
+        <w:rPr>
+          <w:rFonts w:ascii="Times New Roman" w:hAnsi="Times New Roman" w:eastAsia="Times New Roman" w:cs="Times New Roman"/>
+        </w:rPr>
+        <w:t xml:space="preserve"> </w:t>
+      </w:r>
+      <w:r>
+        <w:rPr>
+          <w:rFonts w:ascii="Times New Roman" w:hAnsi="Times New Roman" w:eastAsia="Times New Roman" w:cs="Times New Roman"/>
+        </w:rPr>
+        <w:t xml:space="preserve">= ____。</w:t>
       </w:r>
     </w:p>
     <w:p>

--- a/00-首页/题组Word/习题书/第一篇-化学原理/6-化学基础与计量-学生版.docx
+++ b/00-首页/题组Word/习题书/第一篇-化学原理/6-化学基础与计量-学生版.docx
@@ -22307,19 +22307,60 @@
         </w:rPr>
         <w:t xml:space="preserve"> </w:t>
       </w:r>
-      <w:r>
-        <w:rPr>
-          <w:rFonts w:hint="eastAsia" w:ascii="Times New Roman" w:hAnsi="Times New Roman" w:eastAsia="Times New Roman" w:cs="Times New Roman"/>
-        </w:rPr>
-        <w:t>Δ_adH^θ</w:t>
-      </w:r>
-      <w:r>
-        <w:rPr>
-          <w:rFonts w:hint="eastAsia" w:ascii="Times New Roman" w:hAnsi="Times New Roman" w:eastAsia="Times New Roman" w:cs="Times New Roman"/>
-          <w:vertAlign w:val="subscript"/>
-        </w:rPr>
-        <w:t>m</w:t>
-      </w:r>
+      <m:oMath>
+        <m:oMathPr>
+          <m:ctrlPr>
+            <w:rPr>
+              <w:sz w:val="28"/>
+              <w:szCs w:val="28"/>
+            </w:rPr>
+          </m:ctrlPr>
+        </m:oMathPr>
+        <m:sSub>
+          <m:e>
+            <m:r>
+              <m:rPr>
+                <m:sty m:val="p"/>
+              </m:rPr>
+              <m:t>Δ</m:t>
+            </m:r>
+          </m:e>
+          <m:sub>
+            <m:r>
+              <m:rPr>
+                <m:sty m:val="p"/>
+              </m:rPr>
+              <m:t>a</m:t>
+            </m:r>
+            <m:r>
+              <m:rPr>
+                <m:sty m:val="p"/>
+              </m:rPr>
+              <m:t>d</m:t>
+            </m:r>
+          </m:sub>
+        </m:sSub>
+        <m:sSubSup>
+          <m:e>
+            <m:r>
+              <m:t>H</m:t>
+            </m:r>
+          </m:e>
+          <m:sub>
+            <m:r>
+              <m:rPr>
+                <m:sty m:val="p"/>
+              </m:rPr>
+              <m:t>m</m:t>
+            </m:r>
+          </m:sub>
+          <m:sup>
+            <m:r>
+              <m:t>θ</m:t>
+            </m:r>
+          </m:sup>
+        </m:sSubSup>
+      </m:oMath>
       <w:r>
         <w:rPr>
           <w:rFonts w:hint="eastAsia" w:ascii="Times New Roman" w:hAnsi="Times New Roman" w:eastAsia="Times New Roman" w:cs="Times New Roman"/>

--- a/00-首页/题组Word/习题书/第一篇-化学原理/6-化学基础与计量-学生版.docx
+++ b/00-首页/题组Word/习题书/第一篇-化学原理/6-化学基础与计量-学生版.docx
@@ -22447,11 +22447,28 @@
         </w:rPr>
         <w:t>1</w:t>
       </w:r>
-      <w:r>
-        <w:rPr>
-          <w:rFonts w:ascii="Times New Roman" w:hAnsi="Times New Roman" w:eastAsia="Times New Roman" w:cs="Times New Roman"/>
-        </w:rPr>
-        <w:t xml:space="preserve">θ_A。298 K </w:t>
+      <m:oMath>
+        <m:sSub>
+          <m:e>
+            <m:r>
+              <m:t>θ</m:t>
+            </m:r>
+          </m:e>
+          <m:sub>
+            <m:r>
+              <m:rPr>
+                <m:sty m:val="p"/>
+              </m:rPr>
+              <m:t>A</m:t>
+            </m:r>
+          </m:sub>
+        </m:sSub>
+      </m:oMath>
+      <w:r>
+        <w:rPr>
+          <w:rFonts w:ascii="Times New Roman" w:hAnsi="Times New Roman" w:eastAsia="Times New Roman" w:cs="Times New Roman"/>
+        </w:rPr>
+        <w:t xml:space="preserve">。298 K </w:t>
       </w:r>
       <w:r>
         <w:rPr>

--- a/00-首页/题组Word/习题书/第一篇-化学原理/6-化学基础与计量-学生版.docx
+++ b/00-首页/题组Word/习题书/第一篇-化学原理/6-化学基础与计量-学生版.docx
@@ -2,7 +2,7 @@
 <file path=word/document.xml><?xml version="1.0" encoding="utf-8"?>
 <w:document xmlns:w="http://schemas.openxmlformats.org/wordprocessingml/2006/main" xmlns:m="http://schemas.openxmlformats.org/officeDocument/2006/math" xmlns:r="http://schemas.openxmlformats.org/officeDocument/2006/relationships" xmlns:o="urn:schemas-microsoft-com:office:office" xmlns:v="urn:schemas-microsoft-com:vml" xmlns:w10="urn:schemas-microsoft-com:office:word" xmlns:a="http://schemas.openxmlformats.org/drawingml/2006/main" xmlns:pic="http://schemas.openxmlformats.org/drawingml/2006/picture" xmlns:wp="http://schemas.openxmlformats.org/drawingml/2006/wordprocessingDrawing">
   <w:body>
-    <w:bookmarkStart w:id="79" w:name="第-6-章-化学基础与计量"/>
+    <w:bookmarkStart w:id="87" w:name="第-6-章-化学基础与计量"/>
     <w:p>
       <w:pPr>
         <w:pStyle w:val="Heading1"/>
@@ -5038,7 +5038,7 @@
       </w:r>
     </w:p>
     <w:bookmarkEnd w:id="32"/>
-    <w:bookmarkStart w:id="33" w:name="太阳碳氮循环聚变"/>
+    <w:bookmarkStart w:id="36" w:name="草酸锰热重"/>
     <w:p>
       <w:pPr>
         <w:pStyle w:val="Heading2"/>
@@ -5054,7 +5054,7 @@
         <w:rPr>
           <w:rFonts w:hint="eastAsia" w:ascii="Times New Roman" w:hAnsi="Times New Roman" w:eastAsia="SimHei" w:cs="Times New Roman"/>
         </w:rPr>
-        <w:t xml:space="preserve">太阳碳氮循环聚变</w:t>
+        <w:t xml:space="preserve">草酸锰热重</w:t>
       </w:r>
     </w:p>
     <w:p>
@@ -5065,246 +5065,19 @@
         <w:rPr>
           <w:rFonts w:hint="eastAsia" w:ascii="Times New Roman" w:hAnsi="Times New Roman" w:eastAsia="FangSong" w:cs="Times New Roman"/>
         </w:rPr>
-        <w:t>世界各国科学家</w:t>
-      </w:r>
-      <w:r>
-        <w:rPr>
-          <w:rFonts w:hint="eastAsia" w:ascii="Times New Roman" w:hAnsi="Times New Roman" w:eastAsia="Times New Roman" w:cs="Times New Roman"/>
-        </w:rPr>
-        <w:t>，</w:t>
-      </w:r>
-      <w:r>
-        <w:rPr>
-          <w:rFonts w:hint="eastAsia" w:ascii="Times New Roman" w:hAnsi="Times New Roman" w:eastAsia="FangSong" w:cs="Times New Roman"/>
-        </w:rPr>
-        <w:t>从关注人类生存质量角度出发</w:t>
-      </w:r>
-      <w:r>
-        <w:rPr>
-          <w:rFonts w:hint="eastAsia" w:ascii="Times New Roman" w:hAnsi="Times New Roman" w:eastAsia="Times New Roman" w:cs="Times New Roman"/>
-        </w:rPr>
-        <w:t>，</w:t>
-      </w:r>
-      <w:r>
-        <w:rPr>
-          <w:rFonts w:hint="eastAsia" w:ascii="Times New Roman" w:hAnsi="Times New Roman" w:eastAsia="FangSong" w:cs="Times New Roman"/>
-        </w:rPr>
-        <w:t>将保护地球自然生态环境研究作为重大任务之一</w:t>
-      </w:r>
-      <w:r>
-        <w:rPr>
-          <w:rFonts w:hint="eastAsia" w:ascii="Times New Roman" w:hAnsi="Times New Roman" w:eastAsia="Times New Roman" w:cs="Times New Roman"/>
-        </w:rPr>
-        <w:t>。</w:t>
-      </w:r>
-      <w:r>
-        <w:rPr>
-          <w:rFonts w:hint="eastAsia" w:ascii="Times New Roman" w:hAnsi="Times New Roman" w:eastAsia="FangSong" w:cs="Times New Roman"/>
-        </w:rPr>
-        <w:t>并对与之相关的宇宙空间的复杂体系如太阳系进行了初步研究</w:t>
-      </w:r>
-      <w:r>
-        <w:rPr>
-          <w:rFonts w:hint="eastAsia" w:ascii="Times New Roman" w:hAnsi="Times New Roman" w:eastAsia="Times New Roman" w:cs="Times New Roman"/>
-        </w:rPr>
-        <w:t>。</w:t>
-      </w:r>
-      <w:r>
-        <w:rPr>
-          <w:rFonts w:hint="eastAsia" w:ascii="Times New Roman" w:hAnsi="Times New Roman" w:eastAsia="FangSong" w:cs="Times New Roman"/>
-        </w:rPr>
-        <w:t>结果发现太阳是一个巨大能源</w:t>
-      </w:r>
-      <w:r>
-        <w:rPr>
-          <w:rFonts w:hint="eastAsia" w:ascii="Times New Roman" w:hAnsi="Times New Roman" w:eastAsia="Times New Roman" w:cs="Times New Roman"/>
-        </w:rPr>
-        <w:t>。</w:t>
-      </w:r>
-      <w:r>
-        <w:rPr>
-          <w:rFonts w:hint="eastAsia" w:ascii="Times New Roman" w:hAnsi="Times New Roman" w:eastAsia="FangSong" w:cs="Times New Roman"/>
-        </w:rPr>
-        <w:t>它时刻都在向太空发射大量能量</w:t>
-      </w:r>
-      <w:r>
-        <w:rPr>
-          <w:rFonts w:hint="eastAsia" w:ascii="Times New Roman" w:hAnsi="Times New Roman" w:eastAsia="Times New Roman" w:cs="Times New Roman"/>
-        </w:rPr>
-        <w:t>，</w:t>
-      </w:r>
-      <w:r>
-        <w:rPr>
-          <w:rFonts w:hint="eastAsia" w:ascii="Times New Roman" w:hAnsi="Times New Roman" w:eastAsia="FangSong" w:cs="Times New Roman"/>
-        </w:rPr>
-        <w:t>其能量来源就是太阳时刻不停地进行着的链式聚变反应</w:t>
-      </w:r>
-      <w:r>
-        <w:rPr>
-          <w:rFonts w:hint="eastAsia" w:ascii="Times New Roman" w:hAnsi="Times New Roman" w:eastAsia="Times New Roman" w:cs="Times New Roman"/>
-        </w:rPr>
-        <w:t>。</w:t>
-      </w:r>
-      <w:r>
-        <w:rPr>
-          <w:rFonts w:hint="eastAsia" w:ascii="Times New Roman" w:hAnsi="Times New Roman" w:eastAsia="FangSong" w:cs="Times New Roman"/>
-        </w:rPr>
-        <w:t>在那里</w:t>
-      </w:r>
-      <w:r>
-        <w:rPr>
-          <w:rFonts w:hint="eastAsia" w:ascii="Times New Roman" w:hAnsi="Times New Roman" w:eastAsia="Times New Roman" w:cs="Times New Roman"/>
-        </w:rPr>
-        <w:t>，</w:t>
-      </w:r>
-      <w:r>
-        <w:rPr>
-          <w:rFonts w:hint="eastAsia" w:ascii="Times New Roman" w:hAnsi="Times New Roman" w:eastAsia="FangSong" w:cs="Times New Roman"/>
-        </w:rPr>
-        <w:t>氢原子核在极高温度下发生聚变反应</w:t>
-      </w:r>
-      <w:r>
-        <w:rPr>
-          <w:rFonts w:hint="eastAsia" w:ascii="Times New Roman" w:hAnsi="Times New Roman" w:eastAsia="Times New Roman" w:cs="Times New Roman"/>
-        </w:rPr>
-        <w:t>。</w:t>
-      </w:r>
-      <w:r>
-        <w:rPr>
-          <w:rFonts w:hint="eastAsia" w:ascii="Times New Roman" w:hAnsi="Times New Roman" w:eastAsia="FangSong" w:cs="Times New Roman"/>
-        </w:rPr>
-        <w:t>这种反应放出的能量</w:t>
-      </w:r>
-      <w:r>
-        <w:rPr>
-          <w:rFonts w:hint="eastAsia" w:ascii="Times New Roman" w:hAnsi="Times New Roman" w:eastAsia="Times New Roman" w:cs="Times New Roman"/>
-        </w:rPr>
-        <w:t>，</w:t>
-      </w:r>
-      <w:r>
-        <w:rPr>
-          <w:rFonts w:hint="eastAsia" w:ascii="Times New Roman" w:hAnsi="Times New Roman" w:eastAsia="FangSong" w:cs="Times New Roman"/>
-        </w:rPr>
-        <w:t>一方面用以维持反应必需的高温</w:t>
-      </w:r>
-      <w:r>
-        <w:rPr>
-          <w:rFonts w:hint="eastAsia" w:ascii="Times New Roman" w:hAnsi="Times New Roman" w:eastAsia="Times New Roman" w:cs="Times New Roman"/>
-        </w:rPr>
-        <w:t>，</w:t>
-      </w:r>
-      <w:r>
-        <w:rPr>
-          <w:rFonts w:hint="eastAsia" w:ascii="Times New Roman" w:hAnsi="Times New Roman" w:eastAsia="FangSong" w:cs="Times New Roman"/>
-        </w:rPr>
-        <w:t>另一方面则向太空辐射出能量</w:t>
-      </w:r>
-      <w:r>
-        <w:rPr>
-          <w:rFonts w:hint="eastAsia" w:ascii="Times New Roman" w:hAnsi="Times New Roman" w:eastAsia="Times New Roman" w:cs="Times New Roman"/>
-        </w:rPr>
-        <w:t>。</w:t>
-      </w:r>
-      <w:r>
-        <w:rPr>
-          <w:rFonts w:hint="eastAsia" w:ascii="Times New Roman" w:hAnsi="Times New Roman" w:eastAsia="FangSong" w:cs="Times New Roman"/>
-        </w:rPr>
-        <w:t>其中一种重要的聚变过程是碳</w:t>
-      </w:r>
-      <w:r>
-        <w:rPr>
-          <w:rFonts w:hint="eastAsia" w:ascii="Times New Roman" w:hAnsi="Times New Roman" w:eastAsia="Times New Roman" w:cs="Times New Roman"/>
-        </w:rPr>
-        <w:t>—</w:t>
-      </w:r>
-      <w:r>
-        <w:rPr>
-          <w:rFonts w:hint="eastAsia" w:ascii="Times New Roman" w:hAnsi="Times New Roman" w:eastAsia="FangSong" w:cs="Times New Roman"/>
-        </w:rPr>
-        <w:t>氮循环</w:t>
-      </w:r>
-      <w:r>
-        <w:rPr>
-          <w:rFonts w:hint="eastAsia" w:ascii="Times New Roman" w:hAnsi="Times New Roman" w:eastAsia="Times New Roman" w:cs="Times New Roman"/>
-        </w:rPr>
-        <w:t>。</w:t>
-      </w:r>
-      <w:r>
-        <w:rPr>
-          <w:rFonts w:hint="eastAsia" w:ascii="Times New Roman" w:hAnsi="Times New Roman" w:eastAsia="FangSong" w:cs="Times New Roman"/>
-        </w:rPr>
-        <w:t>这一循环是由一系列由碳</w:t>
-      </w:r>
-      <w:r>
-        <w:rPr>
-          <w:rFonts w:hint="eastAsia" w:ascii="Times New Roman" w:hAnsi="Times New Roman" w:eastAsia="Times New Roman" w:cs="Times New Roman"/>
-        </w:rPr>
-        <w:t>—</w:t>
-      </w:r>
-      <w:r>
-        <w:rPr>
-          <w:rFonts w:hint="eastAsia" w:ascii="Times New Roman" w:hAnsi="Times New Roman" w:eastAsia="FangSong" w:cs="Times New Roman"/>
-        </w:rPr>
-        <w:t>氮作媒介的反应组成的</w:t>
-      </w:r>
-      <w:r>
-        <w:rPr>
-          <w:rFonts w:hint="eastAsia" w:ascii="Times New Roman" w:hAnsi="Times New Roman" w:eastAsia="Times New Roman" w:cs="Times New Roman"/>
-        </w:rPr>
-        <w:t>，</w:t>
-      </w:r>
-      <w:r>
-        <w:rPr>
-          <w:rFonts w:hint="eastAsia" w:ascii="Times New Roman" w:hAnsi="Times New Roman" w:eastAsia="FangSong" w:cs="Times New Roman"/>
-        </w:rPr>
-        <w:t>并按下列步骤进行</w:t>
-      </w:r>
-      <w:r>
-        <w:rPr>
-          <w:rFonts w:hint="eastAsia" w:ascii="Times New Roman" w:hAnsi="Times New Roman" w:eastAsia="Times New Roman" w:cs="Times New Roman"/>
-        </w:rPr>
-        <w:t>：</w:t>
-      </w:r>
-    </w:p>
-    <w:p>
-      <w:pPr>
-        <w:pStyle w:val="BodyText"/>
-      </w:pPr>
-      <w:r>
-        <w:rPr>
-          <w:rFonts w:hint="eastAsia" w:ascii="Times New Roman" w:hAnsi="Times New Roman" w:eastAsia="FangSong" w:cs="Times New Roman"/>
-        </w:rPr>
-        <w:t>上述过程</w:t>
-      </w:r>
-      <w:r>
-        <w:rPr>
-          <w:rFonts w:hint="eastAsia" w:ascii="Times New Roman" w:hAnsi="Times New Roman" w:eastAsia="Times New Roman" w:cs="Times New Roman"/>
-        </w:rPr>
-        <w:t>，</w:t>
-      </w:r>
-      <w:r>
-        <w:rPr>
-          <w:rFonts w:hint="eastAsia" w:ascii="Times New Roman" w:hAnsi="Times New Roman" w:eastAsia="FangSong" w:cs="Times New Roman"/>
-        </w:rPr>
-        <w:t>放出的净能量为</w:t>
-      </w:r>
-      <w:r>
-        <w:rPr>
-          <w:rFonts w:ascii="Times New Roman" w:hAnsi="Times New Roman" w:eastAsia="Times New Roman" w:cs="Times New Roman"/>
-        </w:rPr>
-        <w:t xml:space="preserve"> 25.7 </w:t>
-      </w:r>
-      <w:r>
-        <w:rPr>
-          <w:rFonts w:hint="eastAsia" w:ascii="Times New Roman" w:hAnsi="Times New Roman" w:eastAsia="Times New Roman" w:cs="Times New Roman"/>
-        </w:rPr>
-        <w:t>MeV。</w:t>
-      </w:r>
-      <w:r>
-        <w:rPr>
-          <w:rFonts w:hint="eastAsia" w:ascii="Times New Roman" w:hAnsi="Times New Roman" w:eastAsia="FangSong" w:cs="Times New Roman"/>
-        </w:rPr>
-        <w:t>每消耗</w:t>
+        <w:t xml:space="preserve">将质量</w:t>
+      </w:r>
+      <w:r>
+        <w:rPr>
+          <w:rFonts w:ascii="Times New Roman" w:hAnsi="Times New Roman" w:eastAsia="Times New Roman" w:cs="Times New Roman"/>
+        </w:rPr>
+        <w:t xml:space="preserve"> 100 mg </w:t>
+      </w:r>
+      <w:r>
+        <w:rPr>
+          <w:rFonts w:hint="eastAsia" w:ascii="Times New Roman" w:hAnsi="Times New Roman" w:eastAsia="FangSong" w:cs="Times New Roman"/>
+        </w:rPr>
+        <w:t xml:space="preserve">水合草酸锰</w:t>
       </w:r>
       <w:r>
         <w:rPr>
@@ -5322,48 +5095,58 @@
           </m:ctrlPr>
         </m:oMathPr>
         <m:r>
-          <m:t>1</m:t>
-        </m:r>
-        <m:r>
-          <m:t> </m:t>
-        </m:r>
-        <m:r>
-          <m:rPr>
-            <m:sty m:val="p"/>
-          </m:rPr>
-          <m:t>k</m:t>
-        </m:r>
-        <m:r>
-          <m:rPr>
-            <m:sty m:val="p"/>
-          </m:rPr>
-          <m:t>g</m:t>
-        </m:r>
-        <m:r>
-          <m:t> </m:t>
-        </m:r>
-        <m:sSubSup>
+          <m:t>M</m:t>
+        </m:r>
+        <m:r>
+          <m:t>n</m:t>
+        </m:r>
+        <m:sSub>
           <m:e>
             <m:r>
-              <m:t>​</m:t>
+              <m:t>C</m:t>
             </m:r>
           </m:e>
           <m:sub>
             <m:r>
-              <m:t>1</m:t>
+              <m:t>2</m:t>
             </m:r>
           </m:sub>
-          <m:sup>
-            <m:r>
-              <m:t>1</m:t>
-            </m:r>
-          </m:sup>
-        </m:sSubSup>
-        <m:r>
-          <m:rPr>
-            <m:sty m:val="p"/>
-          </m:rPr>
-          <m:t>H</m:t>
+        </m:sSub>
+        <m:sSub>
+          <m:e>
+            <m:r>
+              <m:t>O</m:t>
+            </m:r>
+          </m:e>
+          <m:sub>
+            <m:r>
+              <m:t>4</m:t>
+            </m:r>
+          </m:sub>
+        </m:sSub>
+        <m:r>
+          <m:rPr>
+            <m:sty m:val="p"/>
+          </m:rPr>
+          <m:t>⋅</m:t>
+        </m:r>
+        <m:r>
+          <m:t>2</m:t>
+        </m:r>
+        <m:sSub>
+          <m:e>
+            <m:r>
+              <m:t>H</m:t>
+            </m:r>
+          </m:e>
+          <m:sub>
+            <m:r>
+              <m:t>2</m:t>
+            </m:r>
+          </m:sub>
+        </m:sSub>
+        <m:r>
+          <m:t>O</m:t>
         </m:r>
       </m:oMath>
       <w:r>
@@ -5376,7 +5159,146 @@
         <w:rPr>
           <w:rFonts w:hint="eastAsia" w:ascii="Times New Roman" w:hAnsi="Times New Roman" w:eastAsia="FangSong" w:cs="Times New Roman"/>
         </w:rPr>
-        <w:t xml:space="preserve">约产生</w:t>
+        <w:t>放在一个可以称出质量的容器里加热</w:t>
+      </w:r>
+      <w:r>
+        <w:rPr>
+          <w:rFonts w:hint="eastAsia" w:ascii="Times New Roman" w:hAnsi="Times New Roman" w:eastAsia="Times New Roman" w:cs="Times New Roman"/>
+        </w:rPr>
+        <w:t>，</w:t>
+      </w:r>
+      <w:r>
+        <w:rPr>
+          <w:rFonts w:hint="eastAsia" w:ascii="Times New Roman" w:hAnsi="Times New Roman" w:eastAsia="FangSong" w:cs="Times New Roman"/>
+        </w:rPr>
+        <w:t>所得固体产物的质量随温度变化的曲线如图所示</w:t>
+      </w:r>
+      <w:r>
+        <w:rPr>
+          <w:rFonts w:hint="eastAsia" w:ascii="Times New Roman" w:hAnsi="Times New Roman" w:eastAsia="Times New Roman" w:cs="Times New Roman"/>
+        </w:rPr>
+        <w:t>：</w:t>
+      </w:r>
+    </w:p>
+    <w:p>
+      <w:pPr>
+        <w:pStyle w:val="BodyText"/>
+        <w:spacing w:before="160" w:after="80"/>
+        <w:jc w:val="center"/>
+      </w:pPr>
+      <w:r>
+        <w:rPr>
+          <w:rFonts w:ascii="Times New Roman" w:hAnsi="Times New Roman" w:eastAsia="Times New Roman" w:cs="Times New Roman"/>
+        </w:rPr>
+        <w:drawing>
+          <wp:inline>
+            <wp:extent cx="3600000" cy="2517112"/>
+            <wp:effectExtent b="0" l="0" r="0" t="0"/>
+            <wp:docPr descr="" title="" id="34" name="Picture"/>
+            <a:graphic>
+              <a:graphicData uri="http://schemas.openxmlformats.org/drawingml/2006/picture">
+                <pic:pic>
+                  <pic:nvPicPr>
+                    <pic:cNvPr descr="ad9e10f72c113414e214a77c183165dca5fe913276705f57f97ca6c42b0ceb20.jpg" id="35" name="Picture"/>
+                    <pic:cNvPicPr>
+                      <a:picLocks noChangeArrowheads="1" noChangeAspect="1"/>
+                    </pic:cNvPicPr>
+                  </pic:nvPicPr>
+                  <pic:blipFill>
+                    <a:blip r:embed="rId33"/>
+                    <a:stretch>
+                      <a:fillRect/>
+                    </a:stretch>
+                  </pic:blipFill>
+                  <pic:spPr bwMode="auto">
+                    <a:xfrm>
+                      <a:off x="0" y="0"/>
+                      <a:ext cx="3600000" cy="2517112"/>
+                    </a:xfrm>
+                    <a:prstGeom prst="rect">
+                      <a:avLst/>
+                    </a:prstGeom>
+                    <a:noFill/>
+                    <a:ln w="9525">
+                      <a:noFill/>
+                      <a:headEnd/>
+                      <a:tailEnd/>
+                    </a:ln>
+                  </pic:spPr>
+                </pic:pic>
+              </a:graphicData>
+            </a:graphic>
+          </wp:inline>
+        </w:drawing>
+      </w:r>
+    </w:p>
+    <w:p>
+      <w:pPr>
+        <w:pStyle w:val="BodyText"/>
+      </w:pPr>
+      <w:r>
+        <w:rPr>
+          <w:rFonts w:hint="eastAsia" w:ascii="Times New Roman" w:hAnsi="Times New Roman" w:eastAsia="FangSong" w:cs="Times New Roman"/>
+        </w:rPr>
+        <w:t>第</w:t>
+      </w:r>
+      <w:r>
+        <w:rPr>
+          <w:rFonts w:hint="eastAsia" w:ascii="Times New Roman" w:hAnsi="Times New Roman" w:eastAsia="Times New Roman" w:cs="Times New Roman"/>
+        </w:rPr>
+        <w:t>10</w:t>
+      </w:r>
+      <w:r>
+        <w:rPr>
+          <w:rFonts w:hint="eastAsia" w:ascii="Times New Roman" w:hAnsi="Times New Roman" w:eastAsia="FangSong" w:cs="Times New Roman"/>
+        </w:rPr>
+        <w:t>题图</w:t>
+      </w:r>
+    </w:p>
+    <w:p>
+      <w:pPr>
+        <w:pStyle w:val="BodyText"/>
+      </w:pPr>
+      <w:r>
+        <w:rPr>
+          <w:rFonts w:hint="eastAsia" w:ascii="Times New Roman" w:hAnsi="Times New Roman" w:eastAsia="FangSong" w:cs="Times New Roman"/>
+        </w:rPr>
+        <w:t>试通过对该图象数据的分析和计算</w:t>
+      </w:r>
+      <w:r>
+        <w:rPr>
+          <w:rFonts w:hint="eastAsia" w:ascii="Times New Roman" w:hAnsi="Times New Roman" w:eastAsia="Times New Roman" w:cs="Times New Roman"/>
+        </w:rPr>
+        <w:t>，</w:t>
+      </w:r>
+      <w:r>
+        <w:rPr>
+          <w:rFonts w:hint="eastAsia" w:ascii="Times New Roman" w:hAnsi="Times New Roman" w:eastAsia="FangSong" w:cs="Times New Roman"/>
+        </w:rPr>
+        <w:t>回答下列各问</w:t>
+      </w:r>
+      <w:r>
+        <w:rPr>
+          <w:rFonts w:hint="eastAsia" w:ascii="Times New Roman" w:hAnsi="Times New Roman" w:eastAsia="Times New Roman" w:cs="Times New Roman"/>
+        </w:rPr>
+        <w:t>：</w:t>
+      </w:r>
+    </w:p>
+    <w:p>
+      <w:pPr>
+        <w:pStyle w:val="BodyText"/>
+      </w:pPr>
+      <w:r>
+        <w:rPr>
+          <w:rFonts w:ascii="Times New Roman" w:hAnsi="Times New Roman" w:eastAsia="Times New Roman" w:cs="Times New Roman"/>
+        </w:rPr>
+        <w:t xml:space="preserve">10-1 </w:t>
+      </w:r>
+      <w:r>
+        <w:rPr>
+          <w:rFonts w:hint="eastAsia" w:ascii="Times New Roman" w:hAnsi="Times New Roman" w:eastAsia="FangSong" w:cs="Times New Roman"/>
+        </w:rPr>
+        <w:t xml:space="preserve">在</w:t>
       </w:r>
       <w:r>
         <w:rPr>
@@ -5393,6 +5315,1062 @@
             </w:rPr>
           </m:ctrlPr>
         </m:oMathPr>
+        <m:sSup>
+          <m:e>
+            <m:r>
+              <m:t>0</m:t>
+            </m:r>
+          </m:e>
+          <m:sup>
+            <m:r>
+              <m:rPr>
+                <m:sty m:val="p"/>
+              </m:rPr>
+              <m:t>∘</m:t>
+            </m:r>
+          </m:sup>
+        </m:sSup>
+        <m:r>
+          <m:rPr>
+            <m:sty m:val="p"/>
+          </m:rPr>
+          <m:t>C</m:t>
+        </m:r>
+        <m:r>
+          <m:rPr>
+            <m:sty m:val="p"/>
+          </m:rPr>
+          <m:t>∼</m:t>
+        </m:r>
+        <m:sSup>
+          <m:e>
+            <m:r>
+              <m:t>50</m:t>
+            </m:r>
+          </m:e>
+          <m:sup>
+            <m:r>
+              <m:rPr>
+                <m:sty m:val="p"/>
+              </m:rPr>
+              <m:t>∘</m:t>
+            </m:r>
+          </m:sup>
+        </m:sSup>
+        <m:r>
+          <m:rPr>
+            <m:sty m:val="p"/>
+          </m:rPr>
+          <m:t>C</m:t>
+        </m:r>
+      </m:oMath>
+      <w:r>
+        <w:rPr>
+          <w:rFonts w:ascii="Times New Roman" w:hAnsi="Times New Roman" w:eastAsia="Times New Roman" w:cs="Times New Roman"/>
+        </w:rPr>
+        <w:t xml:space="preserve"> </w:t>
+      </w:r>
+      <w:r>
+        <w:rPr>
+          <w:rFonts w:hint="eastAsia" w:ascii="Times New Roman" w:hAnsi="Times New Roman" w:eastAsia="FangSong" w:cs="Times New Roman"/>
+        </w:rPr>
+        <w:t>时</w:t>
+      </w:r>
+      <w:r>
+        <w:rPr>
+          <w:rFonts w:hint="eastAsia" w:ascii="Times New Roman" w:hAnsi="Times New Roman" w:eastAsia="Times New Roman" w:cs="Times New Roman"/>
+        </w:rPr>
+        <w:t>，</w:t>
+      </w:r>
+      <m:oMath>
+        <m:oMathPr>
+          <m:ctrlPr>
+            <w:rPr>
+              <w:sz w:val="28"/>
+              <w:szCs w:val="28"/>
+            </w:rPr>
+          </m:ctrlPr>
+        </m:oMathPr>
+        <m:r>
+          <m:rPr>
+            <m:sty m:val="p"/>
+          </m:rPr>
+          <m:t>M</m:t>
+        </m:r>
+        <m:r>
+          <m:rPr>
+            <m:sty m:val="p"/>
+          </m:rPr>
+          <m:t>n</m:t>
+        </m:r>
+        <m:sSub>
+          <m:e>
+            <m:r>
+              <m:rPr>
+                <m:sty m:val="p"/>
+              </m:rPr>
+              <m:t>C</m:t>
+            </m:r>
+          </m:e>
+          <m:sub>
+            <m:r>
+              <m:rPr>
+                <m:sty m:val="p"/>
+              </m:rPr>
+              <m:t>2</m:t>
+            </m:r>
+          </m:sub>
+        </m:sSub>
+        <m:sSub>
+          <m:e>
+            <m:r>
+              <m:rPr>
+                <m:sty m:val="p"/>
+              </m:rPr>
+              <m:t>O</m:t>
+            </m:r>
+          </m:e>
+          <m:sub>
+            <m:r>
+              <m:rPr>
+                <m:sty m:val="p"/>
+              </m:rPr>
+              <m:t>4</m:t>
+            </m:r>
+          </m:sub>
+        </m:sSub>
+        <m:r>
+          <m:rPr>
+            <m:sty m:val="p"/>
+          </m:rPr>
+          <m:t>⋅</m:t>
+        </m:r>
+        <m:r>
+          <m:rPr>
+            <m:sty m:val="p"/>
+          </m:rPr>
+          <m:t>2</m:t>
+        </m:r>
+        <m:sSub>
+          <m:e>
+            <m:r>
+              <m:rPr>
+                <m:sty m:val="p"/>
+              </m:rPr>
+              <m:t>H</m:t>
+            </m:r>
+          </m:e>
+          <m:sub>
+            <m:r>
+              <m:rPr>
+                <m:sty m:val="p"/>
+              </m:rPr>
+              <m:t>2</m:t>
+            </m:r>
+          </m:sub>
+        </m:sSub>
+        <m:r>
+          <m:rPr>
+            <m:sty m:val="p"/>
+          </m:rPr>
+          <m:t>O</m:t>
+        </m:r>
+      </m:oMath>
+      <w:r>
+        <w:rPr>
+          <w:rFonts w:ascii="Times New Roman" w:hAnsi="Times New Roman" w:eastAsia="Times New Roman" w:cs="Times New Roman"/>
+        </w:rPr>
+        <w:t xml:space="preserve"> </w:t>
+      </w:r>
+      <w:r>
+        <w:rPr>
+          <w:rFonts w:hint="eastAsia" w:ascii="Times New Roman" w:hAnsi="Times New Roman" w:eastAsia="FangSong" w:cs="Times New Roman"/>
+        </w:rPr>
+        <w:t>是否发生了化学变化</w:t>
+      </w:r>
+      <w:r>
+        <w:rPr>
+          <w:rFonts w:hint="eastAsia" w:ascii="Times New Roman" w:hAnsi="Times New Roman" w:eastAsia="Times New Roman" w:cs="Times New Roman"/>
+        </w:rPr>
+        <w:t>。</w:t>
+      </w:r>
+    </w:p>
+    <w:p>
+      <w:pPr>
+        <w:pStyle w:val="BodyText"/>
+      </w:pPr>
+      <w:r>
+        <w:rPr>
+          <w:rFonts w:ascii="Times New Roman" w:hAnsi="Times New Roman" w:eastAsia="Times New Roman" w:cs="Times New Roman"/>
+        </w:rPr>
+        <w:t xml:space="preserve">10-2 </w:t>
+      </w:r>
+      <w:r>
+        <w:rPr>
+          <w:rFonts w:hint="eastAsia" w:ascii="Times New Roman" w:hAnsi="Times New Roman" w:eastAsia="FangSong" w:cs="Times New Roman"/>
+        </w:rPr>
+        <w:t xml:space="preserve">在</w:t>
+      </w:r>
+      <w:r>
+        <w:rPr>
+          <w:rFonts w:ascii="Times New Roman" w:hAnsi="Times New Roman" w:eastAsia="Times New Roman" w:cs="Times New Roman"/>
+        </w:rPr>
+        <w:t xml:space="preserve"> </w:t>
+      </w:r>
+      <m:oMath>
+        <m:oMathPr>
+          <m:ctrlPr>
+            <w:rPr>
+              <w:sz w:val="28"/>
+              <w:szCs w:val="28"/>
+            </w:rPr>
+          </m:ctrlPr>
+        </m:oMathPr>
+        <m:sSup>
+          <m:e>
+            <m:r>
+              <m:t>50</m:t>
+            </m:r>
+          </m:e>
+          <m:sup>
+            <m:r>
+              <m:rPr>
+                <m:sty m:val="p"/>
+              </m:rPr>
+              <m:t>∘</m:t>
+            </m:r>
+          </m:sup>
+        </m:sSup>
+        <m:r>
+          <m:rPr>
+            <m:sty m:val="p"/>
+          </m:rPr>
+          <m:t>C</m:t>
+        </m:r>
+        <m:r>
+          <m:rPr>
+            <m:sty m:val="p"/>
+          </m:rPr>
+          <m:t>∼</m:t>
+        </m:r>
+        <m:sSup>
+          <m:e>
+            <m:r>
+              <m:t>100</m:t>
+            </m:r>
+          </m:e>
+          <m:sup>
+            <m:r>
+              <m:rPr>
+                <m:sty m:val="p"/>
+              </m:rPr>
+              <m:t>∘</m:t>
+            </m:r>
+          </m:sup>
+        </m:sSup>
+        <m:r>
+          <m:rPr>
+            <m:sty m:val="p"/>
+          </m:rPr>
+          <m:t>C</m:t>
+        </m:r>
+      </m:oMath>
+      <w:r>
+        <w:rPr>
+          <w:rFonts w:ascii="Times New Roman" w:hAnsi="Times New Roman" w:eastAsia="Times New Roman" w:cs="Times New Roman"/>
+        </w:rPr>
+        <w:t xml:space="preserve"> </w:t>
+      </w:r>
+      <w:r>
+        <w:rPr>
+          <w:rFonts w:hint="eastAsia" w:ascii="Times New Roman" w:hAnsi="Times New Roman" w:eastAsia="FangSong" w:cs="Times New Roman"/>
+        </w:rPr>
+        <w:t>时</w:t>
+      </w:r>
+      <w:r>
+        <w:rPr>
+          <w:rFonts w:hint="eastAsia" w:ascii="Times New Roman" w:hAnsi="Times New Roman" w:eastAsia="Times New Roman" w:cs="Times New Roman"/>
+        </w:rPr>
+        <w:t>，</w:t>
+      </w:r>
+      <w:r>
+        <w:rPr>
+          <w:rFonts w:hint="eastAsia" w:ascii="Times New Roman" w:hAnsi="Times New Roman" w:eastAsia="FangSong" w:cs="Times New Roman"/>
+        </w:rPr>
+        <w:t>发生的化学反应方程式是</w:t>
+      </w:r>
+      <w:r>
+        <w:rPr>
+          <w:rFonts w:ascii="Times New Roman" w:hAnsi="Times New Roman" w:eastAsia="Times New Roman" w:cs="Times New Roman"/>
+        </w:rPr>
+        <w:t xml:space="preserve"> </w:t>
+      </w:r>
+      <w:r>
+        <w:rPr>
+          <w:rFonts w:hint="eastAsia" w:ascii="Times New Roman" w:hAnsi="Times New Roman" w:eastAsia="Times New Roman" w:cs="Times New Roman"/>
+        </w:rPr>
+        <w:t>____，</w:t>
+      </w:r>
+      <w:r>
+        <w:rPr>
+          <w:rFonts w:hint="eastAsia" w:ascii="Times New Roman" w:hAnsi="Times New Roman" w:eastAsia="FangSong" w:cs="Times New Roman"/>
+        </w:rPr>
+        <w:t>做出这一判断的依据是</w:t>
+      </w:r>
+      <w:r>
+        <w:rPr>
+          <w:rFonts w:hint="eastAsia" w:ascii="Times New Roman" w:hAnsi="Times New Roman" w:eastAsia="Times New Roman" w:cs="Times New Roman"/>
+        </w:rPr>
+        <w:t>：____。</w:t>
+      </w:r>
+    </w:p>
+    <w:p>
+      <w:pPr>
+        <w:pStyle w:val="BodyText"/>
+      </w:pPr>
+      <w:r>
+        <w:rPr>
+          <w:rFonts w:ascii="Times New Roman" w:hAnsi="Times New Roman" w:eastAsia="Times New Roman" w:cs="Times New Roman"/>
+        </w:rPr>
+        <w:t xml:space="preserve">10-3</w:t>
+      </w:r>
+      <w:r>
+        <w:rPr>
+          <w:rFonts w:ascii="Times New Roman" w:hAnsi="Times New Roman" w:eastAsia="Times New Roman" w:cs="Times New Roman"/>
+        </w:rPr>
+        <w:t xml:space="preserve"> </w:t>
+      </w:r>
+      <m:oMath>
+        <m:oMathPr>
+          <m:ctrlPr>
+            <w:rPr>
+              <w:sz w:val="28"/>
+              <w:szCs w:val="28"/>
+            </w:rPr>
+          </m:ctrlPr>
+        </m:oMathPr>
+        <m:sSup>
+          <m:e>
+            <m:r>
+              <m:t>100</m:t>
+            </m:r>
+          </m:e>
+          <m:sup>
+            <m:r>
+              <m:rPr>
+                <m:sty m:val="p"/>
+              </m:rPr>
+              <m:t>∘</m:t>
+            </m:r>
+          </m:sup>
+        </m:sSup>
+        <m:r>
+          <m:rPr>
+            <m:sty m:val="p"/>
+          </m:rPr>
+          <m:t>C</m:t>
+        </m:r>
+        <m:r>
+          <m:rPr>
+            <m:sty m:val="p"/>
+          </m:rPr>
+          <m:t>∼</m:t>
+        </m:r>
+        <m:sSup>
+          <m:e>
+            <m:r>
+              <m:t>214</m:t>
+            </m:r>
+          </m:e>
+          <m:sup>
+            <m:r>
+              <m:rPr>
+                <m:sty m:val="p"/>
+              </m:rPr>
+              <m:t>∘</m:t>
+            </m:r>
+          </m:sup>
+        </m:sSup>
+        <m:r>
+          <m:rPr>
+            <m:sty m:val="p"/>
+          </m:rPr>
+          <m:t>C</m:t>
+        </m:r>
+      </m:oMath>
+      <w:r>
+        <w:rPr>
+          <w:rFonts w:hint="eastAsia" w:ascii="Times New Roman" w:hAnsi="Times New Roman" w:eastAsia="Times New Roman" w:cs="Times New Roman"/>
+        </w:rPr>
+        <w:t>，</w:t>
+      </w:r>
+      <w:r>
+        <w:rPr>
+          <w:rFonts w:hint="eastAsia" w:ascii="Times New Roman" w:hAnsi="Times New Roman" w:eastAsia="FangSong" w:cs="Times New Roman"/>
+        </w:rPr>
+        <w:t>有无发生化学变化</w:t>
+      </w:r>
+      <w:r>
+        <w:rPr>
+          <w:rFonts w:hint="eastAsia" w:ascii="Times New Roman" w:hAnsi="Times New Roman" w:eastAsia="Times New Roman" w:cs="Times New Roman"/>
+        </w:rPr>
+        <w:t>？</w:t>
+      </w:r>
+      <w:r>
+        <w:rPr>
+          <w:rFonts w:hint="eastAsia" w:ascii="Times New Roman" w:hAnsi="Times New Roman" w:eastAsia="FangSong" w:cs="Times New Roman"/>
+        </w:rPr>
+        <w:t>其理由是</w:t>
+      </w:r>
+      <w:r>
+        <w:rPr>
+          <w:rFonts w:ascii="Times New Roman" w:hAnsi="Times New Roman" w:eastAsia="Times New Roman" w:cs="Times New Roman"/>
+        </w:rPr>
+        <w:t xml:space="preserve"> ____。</w:t>
+      </w:r>
+    </w:p>
+    <w:p>
+      <w:pPr>
+        <w:pStyle w:val="BodyText"/>
+      </w:pPr>
+      <w:r>
+        <w:rPr>
+          <w:rFonts w:ascii="Times New Roman" w:hAnsi="Times New Roman" w:eastAsia="Times New Roman" w:cs="Times New Roman"/>
+        </w:rPr>
+        <w:t xml:space="preserve">10-4 </w:t>
+      </w:r>
+      <w:r>
+        <w:rPr>
+          <w:rFonts w:hint="eastAsia" w:ascii="Times New Roman" w:hAnsi="Times New Roman" w:eastAsia="FangSong" w:cs="Times New Roman"/>
+        </w:rPr>
+        <w:t xml:space="preserve">在</w:t>
+      </w:r>
+      <w:r>
+        <w:rPr>
+          <w:rFonts w:ascii="Times New Roman" w:hAnsi="Times New Roman" w:eastAsia="Times New Roman" w:cs="Times New Roman"/>
+        </w:rPr>
+        <w:t xml:space="preserve"> </w:t>
+      </w:r>
+      <m:oMath>
+        <m:oMathPr>
+          <m:ctrlPr>
+            <w:rPr>
+              <w:sz w:val="28"/>
+              <w:szCs w:val="28"/>
+            </w:rPr>
+          </m:ctrlPr>
+        </m:oMathPr>
+        <m:sSup>
+          <m:e>
+            <m:r>
+              <m:t>214</m:t>
+            </m:r>
+          </m:e>
+          <m:sup>
+            <m:r>
+              <m:rPr>
+                <m:sty m:val="p"/>
+              </m:rPr>
+              <m:t>∘</m:t>
+            </m:r>
+          </m:sup>
+        </m:sSup>
+        <m:r>
+          <m:rPr>
+            <m:sty m:val="p"/>
+          </m:rPr>
+          <m:t>C</m:t>
+        </m:r>
+        <m:r>
+          <m:rPr>
+            <m:sty m:val="p"/>
+          </m:rPr>
+          <m:t>∼</m:t>
+        </m:r>
+        <m:sSup>
+          <m:e>
+            <m:r>
+              <m:t>280</m:t>
+            </m:r>
+          </m:e>
+          <m:sup>
+            <m:r>
+              <m:rPr>
+                <m:sty m:val="p"/>
+              </m:rPr>
+              <m:t>∘</m:t>
+            </m:r>
+          </m:sup>
+        </m:sSup>
+        <m:r>
+          <m:rPr>
+            <m:sty m:val="p"/>
+          </m:rPr>
+          <m:t>C</m:t>
+        </m:r>
+      </m:oMath>
+      <w:r>
+        <w:rPr>
+          <w:rFonts w:ascii="Times New Roman" w:hAnsi="Times New Roman" w:eastAsia="Times New Roman" w:cs="Times New Roman"/>
+        </w:rPr>
+        <w:t xml:space="preserve"> </w:t>
+      </w:r>
+      <w:r>
+        <w:rPr>
+          <w:rFonts w:hint="eastAsia" w:ascii="Times New Roman" w:hAnsi="Times New Roman" w:eastAsia="FangSong" w:cs="Times New Roman"/>
+        </w:rPr>
+        <w:t>时</w:t>
+      </w:r>
+      <w:r>
+        <w:rPr>
+          <w:rFonts w:hint="eastAsia" w:ascii="Times New Roman" w:hAnsi="Times New Roman" w:eastAsia="Times New Roman" w:cs="Times New Roman"/>
+        </w:rPr>
+        <w:t>，</w:t>
+      </w:r>
+      <w:r>
+        <w:rPr>
+          <w:rFonts w:hint="eastAsia" w:ascii="Times New Roman" w:hAnsi="Times New Roman" w:eastAsia="FangSong" w:cs="Times New Roman"/>
+        </w:rPr>
+        <w:t>固体物质发生反应的化学方程式是</w:t>
+      </w:r>
+      <w:r>
+        <w:rPr>
+          <w:rFonts w:ascii="Times New Roman" w:hAnsi="Times New Roman" w:eastAsia="Times New Roman" w:cs="Times New Roman"/>
+        </w:rPr>
+        <w:t xml:space="preserve"> </w:t>
+      </w:r>
+      <w:r>
+        <w:rPr>
+          <w:rFonts w:hint="eastAsia" w:ascii="Times New Roman" w:hAnsi="Times New Roman" w:eastAsia="Times New Roman" w:cs="Times New Roman"/>
+        </w:rPr>
+        <w:t>____，</w:t>
+      </w:r>
+      <w:r>
+        <w:rPr>
+          <w:rFonts w:hint="eastAsia" w:ascii="Times New Roman" w:hAnsi="Times New Roman" w:eastAsia="FangSong" w:cs="Times New Roman"/>
+        </w:rPr>
+        <w:t>做出这一判断的依据是</w:t>
+      </w:r>
+      <w:r>
+        <w:rPr>
+          <w:rFonts w:ascii="Times New Roman" w:hAnsi="Times New Roman" w:eastAsia="Times New Roman" w:cs="Times New Roman"/>
+        </w:rPr>
+        <w:t xml:space="preserve"> ____。</w:t>
+      </w:r>
+    </w:p>
+    <w:p>
+      <w:pPr>
+        <w:pStyle w:val="BodyText"/>
+      </w:pPr>
+      <w:r>
+        <w:rPr>
+          <w:rFonts w:ascii="Times New Roman" w:hAnsi="Times New Roman" w:eastAsia="Times New Roman" w:cs="Times New Roman"/>
+        </w:rPr>
+        <w:t xml:space="preserve">10-5 </w:t>
+      </w:r>
+      <w:r>
+        <w:rPr>
+          <w:rFonts w:hint="eastAsia" w:ascii="Times New Roman" w:hAnsi="Times New Roman" w:eastAsia="FangSong" w:cs="Times New Roman"/>
+        </w:rPr>
+        <w:t xml:space="preserve">在</w:t>
+      </w:r>
+      <w:r>
+        <w:rPr>
+          <w:rFonts w:ascii="Times New Roman" w:hAnsi="Times New Roman" w:eastAsia="Times New Roman" w:cs="Times New Roman"/>
+        </w:rPr>
+        <w:t xml:space="preserve"> </w:t>
+      </w:r>
+      <m:oMath>
+        <m:oMathPr>
+          <m:ctrlPr>
+            <w:rPr>
+              <w:sz w:val="28"/>
+              <w:szCs w:val="28"/>
+            </w:rPr>
+          </m:ctrlPr>
+        </m:oMathPr>
+        <m:sSup>
+          <m:e>
+            <m:r>
+              <m:t>280</m:t>
+            </m:r>
+          </m:e>
+          <m:sup>
+            <m:r>
+              <m:rPr>
+                <m:sty m:val="p"/>
+              </m:rPr>
+              <m:t>∘</m:t>
+            </m:r>
+          </m:sup>
+        </m:sSup>
+        <m:r>
+          <m:rPr>
+            <m:sty m:val="p"/>
+          </m:rPr>
+          <m:t>C</m:t>
+        </m:r>
+        <m:r>
+          <m:rPr>
+            <m:sty m:val="p"/>
+          </m:rPr>
+          <m:t>∼</m:t>
+        </m:r>
+        <m:sSup>
+          <m:e>
+            <m:r>
+              <m:t>943</m:t>
+            </m:r>
+          </m:e>
+          <m:sup>
+            <m:r>
+              <m:rPr>
+                <m:sty m:val="p"/>
+              </m:rPr>
+              <m:t>∘</m:t>
+            </m:r>
+          </m:sup>
+        </m:sSup>
+        <m:r>
+          <m:rPr>
+            <m:sty m:val="p"/>
+          </m:rPr>
+          <m:t>C</m:t>
+        </m:r>
+      </m:oMath>
+      <w:r>
+        <w:rPr>
+          <w:rFonts w:ascii="Times New Roman" w:hAnsi="Times New Roman" w:eastAsia="Times New Roman" w:cs="Times New Roman"/>
+        </w:rPr>
+        <w:t xml:space="preserve"> </w:t>
+      </w:r>
+      <w:r>
+        <w:rPr>
+          <w:rFonts w:hint="eastAsia" w:ascii="Times New Roman" w:hAnsi="Times New Roman" w:eastAsia="FangSong" w:cs="Times New Roman"/>
+        </w:rPr>
+        <w:t>时</w:t>
+      </w:r>
+      <w:r>
+        <w:rPr>
+          <w:rFonts w:hint="eastAsia" w:ascii="Times New Roman" w:hAnsi="Times New Roman" w:eastAsia="Times New Roman" w:cs="Times New Roman"/>
+        </w:rPr>
+        <w:t>，</w:t>
+      </w:r>
+      <w:r>
+        <w:rPr>
+          <w:rFonts w:hint="eastAsia" w:ascii="Times New Roman" w:hAnsi="Times New Roman" w:eastAsia="FangSong" w:cs="Times New Roman"/>
+        </w:rPr>
+        <w:t>固体物质质量上升的原因是</w:t>
+      </w:r>
+      <w:r>
+        <w:rPr>
+          <w:rFonts w:ascii="Times New Roman" w:hAnsi="Times New Roman" w:eastAsia="Times New Roman" w:cs="Times New Roman"/>
+        </w:rPr>
+        <w:t xml:space="preserve"> </w:t>
+      </w:r>
+      <w:r>
+        <w:rPr>
+          <w:rFonts w:hint="eastAsia" w:ascii="Times New Roman" w:hAnsi="Times New Roman" w:eastAsia="Times New Roman" w:cs="Times New Roman"/>
+        </w:rPr>
+        <w:t>____。</w:t>
+      </w:r>
+      <w:r>
+        <w:rPr>
+          <w:rFonts w:hint="eastAsia" w:ascii="Times New Roman" w:hAnsi="Times New Roman" w:eastAsia="FangSong" w:cs="Times New Roman"/>
+        </w:rPr>
+        <w:t>所得固体产物的化学式是</w:t>
+      </w:r>
+      <w:r>
+        <w:rPr>
+          <w:rFonts w:ascii="Times New Roman" w:hAnsi="Times New Roman" w:eastAsia="Times New Roman" w:cs="Times New Roman"/>
+        </w:rPr>
+        <w:t xml:space="preserve"> </w:t>
+      </w:r>
+      <w:r>
+        <w:rPr>
+          <w:rFonts w:hint="eastAsia" w:ascii="Times New Roman" w:hAnsi="Times New Roman" w:eastAsia="Times New Roman" w:cs="Times New Roman"/>
+        </w:rPr>
+        <w:t>____，</w:t>
+      </w:r>
+      <w:r>
+        <w:rPr>
+          <w:rFonts w:hint="eastAsia" w:ascii="Times New Roman" w:hAnsi="Times New Roman" w:eastAsia="FangSong" w:cs="Times New Roman"/>
+        </w:rPr>
+        <w:t>做出这一判断的依据是</w:t>
+      </w:r>
+      <w:r>
+        <w:rPr>
+          <w:rFonts w:ascii="Times New Roman" w:hAnsi="Times New Roman" w:eastAsia="Times New Roman" w:cs="Times New Roman"/>
+        </w:rPr>
+        <w:t xml:space="preserve"> ____。</w:t>
+      </w:r>
+    </w:p>
+    <w:p>
+      <w:pPr>
+        <w:spacing w:before="160" w:after="80"/>
+      </w:pPr>
+      <w:r>
+        <w:pict>
+          <v:rect style="width:0;height:1.5pt" o:hralign="center" o:hrstd="t" o:hr="t"/>
+        </w:pict>
+      </w:r>
+    </w:p>
+    <w:bookmarkEnd w:id="36"/>
+    <w:bookmarkStart w:id="37" w:name="太阳碳氮循环聚变"/>
+    <w:p>
+      <w:pPr>
+        <w:pStyle w:val="Heading2"/>
+        <w:spacing w:before="280" w:after="120"/>
+      </w:pPr>
+      <w:r>
+        <w:rPr>
+          <w:rFonts w:ascii="Times New Roman" w:hAnsi="Times New Roman" w:eastAsia="Times New Roman" w:cs="Times New Roman"/>
+        </w:rPr>
+        <w:t xml:space="preserve">6.22 </w:t>
+      </w:r>
+      <w:r>
+        <w:rPr>
+          <w:rFonts w:hint="eastAsia" w:ascii="Times New Roman" w:hAnsi="Times New Roman" w:eastAsia="SimHei" w:cs="Times New Roman"/>
+        </w:rPr>
+        <w:t xml:space="preserve">太阳碳氮循环聚变</w:t>
+      </w:r>
+    </w:p>
+    <w:p>
+      <w:pPr>
+        <w:pStyle w:val="FirstParagraph"/>
+      </w:pPr>
+      <w:r>
+        <w:rPr>
+          <w:rFonts w:hint="eastAsia" w:ascii="Times New Roman" w:hAnsi="Times New Roman" w:eastAsia="FangSong" w:cs="Times New Roman"/>
+        </w:rPr>
+        <w:t>世界各国科学家</w:t>
+      </w:r>
+      <w:r>
+        <w:rPr>
+          <w:rFonts w:hint="eastAsia" w:ascii="Times New Roman" w:hAnsi="Times New Roman" w:eastAsia="Times New Roman" w:cs="Times New Roman"/>
+        </w:rPr>
+        <w:t>，</w:t>
+      </w:r>
+      <w:r>
+        <w:rPr>
+          <w:rFonts w:hint="eastAsia" w:ascii="Times New Roman" w:hAnsi="Times New Roman" w:eastAsia="FangSong" w:cs="Times New Roman"/>
+        </w:rPr>
+        <w:t>从关注人类生存质量角度出发</w:t>
+      </w:r>
+      <w:r>
+        <w:rPr>
+          <w:rFonts w:hint="eastAsia" w:ascii="Times New Roman" w:hAnsi="Times New Roman" w:eastAsia="Times New Roman" w:cs="Times New Roman"/>
+        </w:rPr>
+        <w:t>，</w:t>
+      </w:r>
+      <w:r>
+        <w:rPr>
+          <w:rFonts w:hint="eastAsia" w:ascii="Times New Roman" w:hAnsi="Times New Roman" w:eastAsia="FangSong" w:cs="Times New Roman"/>
+        </w:rPr>
+        <w:t>将保护地球自然生态环境研究作为重大任务之一</w:t>
+      </w:r>
+      <w:r>
+        <w:rPr>
+          <w:rFonts w:hint="eastAsia" w:ascii="Times New Roman" w:hAnsi="Times New Roman" w:eastAsia="Times New Roman" w:cs="Times New Roman"/>
+        </w:rPr>
+        <w:t>。</w:t>
+      </w:r>
+      <w:r>
+        <w:rPr>
+          <w:rFonts w:hint="eastAsia" w:ascii="Times New Roman" w:hAnsi="Times New Roman" w:eastAsia="FangSong" w:cs="Times New Roman"/>
+        </w:rPr>
+        <w:t>并对与之相关的宇宙空间的复杂体系如太阳系进行了初步研究</w:t>
+      </w:r>
+      <w:r>
+        <w:rPr>
+          <w:rFonts w:hint="eastAsia" w:ascii="Times New Roman" w:hAnsi="Times New Roman" w:eastAsia="Times New Roman" w:cs="Times New Roman"/>
+        </w:rPr>
+        <w:t>。</w:t>
+      </w:r>
+      <w:r>
+        <w:rPr>
+          <w:rFonts w:hint="eastAsia" w:ascii="Times New Roman" w:hAnsi="Times New Roman" w:eastAsia="FangSong" w:cs="Times New Roman"/>
+        </w:rPr>
+        <w:t>结果发现太阳是一个巨大能源</w:t>
+      </w:r>
+      <w:r>
+        <w:rPr>
+          <w:rFonts w:hint="eastAsia" w:ascii="Times New Roman" w:hAnsi="Times New Roman" w:eastAsia="Times New Roman" w:cs="Times New Roman"/>
+        </w:rPr>
+        <w:t>。</w:t>
+      </w:r>
+      <w:r>
+        <w:rPr>
+          <w:rFonts w:hint="eastAsia" w:ascii="Times New Roman" w:hAnsi="Times New Roman" w:eastAsia="FangSong" w:cs="Times New Roman"/>
+        </w:rPr>
+        <w:t>它时刻都在向太空发射大量能量</w:t>
+      </w:r>
+      <w:r>
+        <w:rPr>
+          <w:rFonts w:hint="eastAsia" w:ascii="Times New Roman" w:hAnsi="Times New Roman" w:eastAsia="Times New Roman" w:cs="Times New Roman"/>
+        </w:rPr>
+        <w:t>，</w:t>
+      </w:r>
+      <w:r>
+        <w:rPr>
+          <w:rFonts w:hint="eastAsia" w:ascii="Times New Roman" w:hAnsi="Times New Roman" w:eastAsia="FangSong" w:cs="Times New Roman"/>
+        </w:rPr>
+        <w:t>其能量来源就是太阳时刻不停地进行着的链式聚变反应</w:t>
+      </w:r>
+      <w:r>
+        <w:rPr>
+          <w:rFonts w:hint="eastAsia" w:ascii="Times New Roman" w:hAnsi="Times New Roman" w:eastAsia="Times New Roman" w:cs="Times New Roman"/>
+        </w:rPr>
+        <w:t>。</w:t>
+      </w:r>
+      <w:r>
+        <w:rPr>
+          <w:rFonts w:hint="eastAsia" w:ascii="Times New Roman" w:hAnsi="Times New Roman" w:eastAsia="FangSong" w:cs="Times New Roman"/>
+        </w:rPr>
+        <w:t>在那里</w:t>
+      </w:r>
+      <w:r>
+        <w:rPr>
+          <w:rFonts w:hint="eastAsia" w:ascii="Times New Roman" w:hAnsi="Times New Roman" w:eastAsia="Times New Roman" w:cs="Times New Roman"/>
+        </w:rPr>
+        <w:t>，</w:t>
+      </w:r>
+      <w:r>
+        <w:rPr>
+          <w:rFonts w:hint="eastAsia" w:ascii="Times New Roman" w:hAnsi="Times New Roman" w:eastAsia="FangSong" w:cs="Times New Roman"/>
+        </w:rPr>
+        <w:t>氢原子核在极高温度下发生聚变反应</w:t>
+      </w:r>
+      <w:r>
+        <w:rPr>
+          <w:rFonts w:hint="eastAsia" w:ascii="Times New Roman" w:hAnsi="Times New Roman" w:eastAsia="Times New Roman" w:cs="Times New Roman"/>
+        </w:rPr>
+        <w:t>。</w:t>
+      </w:r>
+      <w:r>
+        <w:rPr>
+          <w:rFonts w:hint="eastAsia" w:ascii="Times New Roman" w:hAnsi="Times New Roman" w:eastAsia="FangSong" w:cs="Times New Roman"/>
+        </w:rPr>
+        <w:t>这种反应放出的能量</w:t>
+      </w:r>
+      <w:r>
+        <w:rPr>
+          <w:rFonts w:hint="eastAsia" w:ascii="Times New Roman" w:hAnsi="Times New Roman" w:eastAsia="Times New Roman" w:cs="Times New Roman"/>
+        </w:rPr>
+        <w:t>，</w:t>
+      </w:r>
+      <w:r>
+        <w:rPr>
+          <w:rFonts w:hint="eastAsia" w:ascii="Times New Roman" w:hAnsi="Times New Roman" w:eastAsia="FangSong" w:cs="Times New Roman"/>
+        </w:rPr>
+        <w:t>一方面用以维持反应必需的高温</w:t>
+      </w:r>
+      <w:r>
+        <w:rPr>
+          <w:rFonts w:hint="eastAsia" w:ascii="Times New Roman" w:hAnsi="Times New Roman" w:eastAsia="Times New Roman" w:cs="Times New Roman"/>
+        </w:rPr>
+        <w:t>，</w:t>
+      </w:r>
+      <w:r>
+        <w:rPr>
+          <w:rFonts w:hint="eastAsia" w:ascii="Times New Roman" w:hAnsi="Times New Roman" w:eastAsia="FangSong" w:cs="Times New Roman"/>
+        </w:rPr>
+        <w:t>另一方面则向太空辐射出能量</w:t>
+      </w:r>
+      <w:r>
+        <w:rPr>
+          <w:rFonts w:hint="eastAsia" w:ascii="Times New Roman" w:hAnsi="Times New Roman" w:eastAsia="Times New Roman" w:cs="Times New Roman"/>
+        </w:rPr>
+        <w:t>。</w:t>
+      </w:r>
+      <w:r>
+        <w:rPr>
+          <w:rFonts w:hint="eastAsia" w:ascii="Times New Roman" w:hAnsi="Times New Roman" w:eastAsia="FangSong" w:cs="Times New Roman"/>
+        </w:rPr>
+        <w:t>其中一种重要的聚变过程是碳</w:t>
+      </w:r>
+      <w:r>
+        <w:rPr>
+          <w:rFonts w:hint="eastAsia" w:ascii="Times New Roman" w:hAnsi="Times New Roman" w:eastAsia="Times New Roman" w:cs="Times New Roman"/>
+        </w:rPr>
+        <w:t>—</w:t>
+      </w:r>
+      <w:r>
+        <w:rPr>
+          <w:rFonts w:hint="eastAsia" w:ascii="Times New Roman" w:hAnsi="Times New Roman" w:eastAsia="FangSong" w:cs="Times New Roman"/>
+        </w:rPr>
+        <w:t>氮循环</w:t>
+      </w:r>
+      <w:r>
+        <w:rPr>
+          <w:rFonts w:hint="eastAsia" w:ascii="Times New Roman" w:hAnsi="Times New Roman" w:eastAsia="Times New Roman" w:cs="Times New Roman"/>
+        </w:rPr>
+        <w:t>。</w:t>
+      </w:r>
+      <w:r>
+        <w:rPr>
+          <w:rFonts w:hint="eastAsia" w:ascii="Times New Roman" w:hAnsi="Times New Roman" w:eastAsia="FangSong" w:cs="Times New Roman"/>
+        </w:rPr>
+        <w:t>这一循环是由一系列由碳</w:t>
+      </w:r>
+      <w:r>
+        <w:rPr>
+          <w:rFonts w:hint="eastAsia" w:ascii="Times New Roman" w:hAnsi="Times New Roman" w:eastAsia="Times New Roman" w:cs="Times New Roman"/>
+        </w:rPr>
+        <w:t>—</w:t>
+      </w:r>
+      <w:r>
+        <w:rPr>
+          <w:rFonts w:hint="eastAsia" w:ascii="Times New Roman" w:hAnsi="Times New Roman" w:eastAsia="FangSong" w:cs="Times New Roman"/>
+        </w:rPr>
+        <w:t>氮作媒介的反应组成的</w:t>
+      </w:r>
+      <w:r>
+        <w:rPr>
+          <w:rFonts w:hint="eastAsia" w:ascii="Times New Roman" w:hAnsi="Times New Roman" w:eastAsia="Times New Roman" w:cs="Times New Roman"/>
+        </w:rPr>
+        <w:t>，</w:t>
+      </w:r>
+      <w:r>
+        <w:rPr>
+          <w:rFonts w:hint="eastAsia" w:ascii="Times New Roman" w:hAnsi="Times New Roman" w:eastAsia="FangSong" w:cs="Times New Roman"/>
+        </w:rPr>
+        <w:t>并按下列步骤进行</w:t>
+      </w:r>
+      <w:r>
+        <w:rPr>
+          <w:rFonts w:hint="eastAsia" w:ascii="Times New Roman" w:hAnsi="Times New Roman" w:eastAsia="Times New Roman" w:cs="Times New Roman"/>
+        </w:rPr>
+        <w:t>：</w:t>
+      </w:r>
+    </w:p>
+    <w:p>
+      <w:pPr>
+        <w:pStyle w:val="BodyText"/>
+      </w:pPr>
+      <w:r>
+        <w:rPr>
+          <w:rFonts w:hint="eastAsia" w:ascii="Times New Roman" w:hAnsi="Times New Roman" w:eastAsia="FangSong" w:cs="Times New Roman"/>
+        </w:rPr>
+        <w:t>上述过程</w:t>
+      </w:r>
+      <w:r>
+        <w:rPr>
+          <w:rFonts w:hint="eastAsia" w:ascii="Times New Roman" w:hAnsi="Times New Roman" w:eastAsia="Times New Roman" w:cs="Times New Roman"/>
+        </w:rPr>
+        <w:t>，</w:t>
+      </w:r>
+      <w:r>
+        <w:rPr>
+          <w:rFonts w:hint="eastAsia" w:ascii="Times New Roman" w:hAnsi="Times New Roman" w:eastAsia="FangSong" w:cs="Times New Roman"/>
+        </w:rPr>
+        <w:t>放出的净能量为</w:t>
+      </w:r>
+      <w:r>
+        <w:rPr>
+          <w:rFonts w:ascii="Times New Roman" w:hAnsi="Times New Roman" w:eastAsia="Times New Roman" w:cs="Times New Roman"/>
+        </w:rPr>
+        <w:t xml:space="preserve"> 25.7 </w:t>
+      </w:r>
+      <w:r>
+        <w:rPr>
+          <w:rFonts w:hint="eastAsia" w:ascii="Times New Roman" w:hAnsi="Times New Roman" w:eastAsia="Times New Roman" w:cs="Times New Roman"/>
+        </w:rPr>
+        <w:t>MeV。</w:t>
+      </w:r>
+      <w:r>
+        <w:rPr>
+          <w:rFonts w:hint="eastAsia" w:ascii="Times New Roman" w:hAnsi="Times New Roman" w:eastAsia="FangSong" w:cs="Times New Roman"/>
+        </w:rPr>
+        <w:t>每消耗</w:t>
+      </w:r>
+      <w:r>
+        <w:rPr>
+          <w:rFonts w:ascii="Times New Roman" w:hAnsi="Times New Roman" w:eastAsia="Times New Roman" w:cs="Times New Roman"/>
+        </w:rPr>
+        <w:t xml:space="preserve"> </w:t>
+      </w:r>
+      <m:oMath>
+        <m:oMathPr>
+          <m:ctrlPr>
+            <w:rPr>
+              <w:sz w:val="28"/>
+              <w:szCs w:val="28"/>
+            </w:rPr>
+          </m:ctrlPr>
+        </m:oMathPr>
+        <m:r>
+          <m:t>1</m:t>
+        </m:r>
+        <m:r>
+          <m:t> </m:t>
+        </m:r>
+        <m:r>
+          <m:rPr>
+            <m:sty m:val="p"/>
+          </m:rPr>
+          <m:t>k</m:t>
+        </m:r>
+        <m:r>
+          <m:rPr>
+            <m:sty m:val="p"/>
+          </m:rPr>
+          <m:t>g</m:t>
+        </m:r>
+        <m:r>
+          <m:t> </m:t>
+        </m:r>
+        <m:sSubSup>
+          <m:e>
+            <m:r>
+              <m:t>​</m:t>
+            </m:r>
+          </m:e>
+          <m:sub>
+            <m:r>
+              <m:t>1</m:t>
+            </m:r>
+          </m:sub>
+          <m:sup>
+            <m:r>
+              <m:t>1</m:t>
+            </m:r>
+          </m:sup>
+        </m:sSubSup>
+        <m:r>
+          <m:rPr>
+            <m:sty m:val="p"/>
+          </m:rPr>
+          <m:t>H</m:t>
+        </m:r>
+      </m:oMath>
+      <w:r>
+        <w:rPr>
+          <w:rFonts w:ascii="Times New Roman" w:hAnsi="Times New Roman" w:eastAsia="Times New Roman" w:cs="Times New Roman"/>
+        </w:rPr>
+        <w:t xml:space="preserve"> </w:t>
+      </w:r>
+      <w:r>
+        <w:rPr>
+          <w:rFonts w:hint="eastAsia" w:ascii="Times New Roman" w:hAnsi="Times New Roman" w:eastAsia="FangSong" w:cs="Times New Roman"/>
+        </w:rPr>
+        <w:t xml:space="preserve">约产生</w:t>
+      </w:r>
+      <w:r>
+        <w:rPr>
+          <w:rFonts w:ascii="Times New Roman" w:hAnsi="Times New Roman" w:eastAsia="Times New Roman" w:cs="Times New Roman"/>
+        </w:rPr>
+        <w:t xml:space="preserve"> </w:t>
+      </w:r>
+      <m:oMath>
+        <m:oMathPr>
+          <m:ctrlPr>
+            <w:rPr>
+              <w:sz w:val="28"/>
+              <w:szCs w:val="28"/>
+            </w:rPr>
+          </m:ctrlPr>
+        </m:oMathPr>
         <m:r>
           <m:t>6.2</m:t>
         </m:r>
@@ -5732,8 +6710,8 @@
         </w:pict>
       </w:r>
     </w:p>
-    <w:bookmarkEnd w:id="33"/>
-    <w:bookmarkStart w:id="34" w:name="相变"/>
+    <w:bookmarkEnd w:id="37"/>
+    <w:bookmarkStart w:id="38" w:name="相变"/>
     <w:p>
       <w:pPr>
         <w:pStyle w:val="Heading2"/>
@@ -5743,7 +6721,7 @@
         <w:rPr>
           <w:rFonts w:ascii="Times New Roman" w:hAnsi="Times New Roman" w:eastAsia="Times New Roman" w:cs="Times New Roman"/>
         </w:rPr>
-        <w:t xml:space="preserve">6.22 </w:t>
+        <w:t xml:space="preserve">6.23 </w:t>
       </w:r>
       <w:r>
         <w:rPr>
@@ -6022,8 +7000,8 @@
         </w:pict>
       </w:r>
     </w:p>
-    <w:bookmarkEnd w:id="34"/>
-    <w:bookmarkStart w:id="35" w:name="相对原子质量基准"/>
+    <w:bookmarkEnd w:id="38"/>
+    <w:bookmarkStart w:id="39" w:name="相对原子质量基准"/>
     <w:p>
       <w:pPr>
         <w:pStyle w:val="Heading2"/>
@@ -6033,7 +7011,7 @@
         <w:rPr>
           <w:rFonts w:ascii="Times New Roman" w:hAnsi="Times New Roman" w:eastAsia="Times New Roman" w:cs="Times New Roman"/>
         </w:rPr>
-        <w:t xml:space="preserve">6.23 </w:t>
+        <w:t xml:space="preserve">6.24 </w:t>
       </w:r>
       <w:r>
         <w:rPr>
@@ -6252,8 +7230,8 @@
         </w:pict>
       </w:r>
     </w:p>
-    <w:bookmarkEnd w:id="35"/>
-    <w:bookmarkStart w:id="36" w:name="过氧乙酸消毒液配制"/>
+    <w:bookmarkEnd w:id="39"/>
+    <w:bookmarkStart w:id="40" w:name="过氧乙酸消毒液配制"/>
     <w:p>
       <w:pPr>
         <w:pStyle w:val="Heading2"/>
@@ -6263,7 +7241,7 @@
         <w:rPr>
           <w:rFonts w:ascii="Times New Roman" w:hAnsi="Times New Roman" w:eastAsia="Times New Roman" w:cs="Times New Roman"/>
         </w:rPr>
-        <w:t xml:space="preserve">6.24 </w:t>
+        <w:t xml:space="preserve">6.25 </w:t>
       </w:r>
       <w:r>
         <w:rPr>
@@ -6727,8 +7705,8 @@
         </w:pict>
       </w:r>
     </w:p>
-    <w:bookmarkEnd w:id="36"/>
-    <w:bookmarkStart w:id="37" w:name="氯化氢与氯气混合气"/>
+    <w:bookmarkEnd w:id="40"/>
+    <w:bookmarkStart w:id="41" w:name="氯化氢与氯气混合气"/>
     <w:p>
       <w:pPr>
         <w:pStyle w:val="Heading2"/>
@@ -6738,7 +7716,7 @@
         <w:rPr>
           <w:rFonts w:ascii="Times New Roman" w:hAnsi="Times New Roman" w:eastAsia="Times New Roman" w:cs="Times New Roman"/>
         </w:rPr>
-        <w:t xml:space="preserve">6.25 </w:t>
+        <w:t xml:space="preserve">6.26 </w:t>
       </w:r>
       <w:r>
         <w:rPr>
@@ -6954,8 +7932,8 @@
         </w:pict>
       </w:r>
     </w:p>
-    <w:bookmarkEnd w:id="37"/>
-    <w:bookmarkStart w:id="38" w:name="气体分压计算第33届初赛"/>
+    <w:bookmarkEnd w:id="41"/>
+    <w:bookmarkStart w:id="42" w:name="气体分压计算第33届初赛"/>
     <w:p>
       <w:pPr>
         <w:pStyle w:val="Heading2"/>
@@ -6965,7 +7943,7 @@
         <w:rPr>
           <w:rFonts w:ascii="Times New Roman" w:hAnsi="Times New Roman" w:eastAsia="Times New Roman" w:cs="Times New Roman"/>
         </w:rPr>
-        <w:t xml:space="preserve">6.26 </w:t>
+        <w:t xml:space="preserve">6.27 </w:t>
       </w:r>
       <w:r>
         <w:rPr>
@@ -8988,8 +9966,8 @@
         </w:pict>
       </w:r>
     </w:p>
-    <w:bookmarkEnd w:id="38"/>
-    <w:bookmarkStart w:id="39" w:name="摩尔质量"/>
+    <w:bookmarkEnd w:id="42"/>
+    <w:bookmarkStart w:id="43" w:name="摩尔质量"/>
     <w:p>
       <w:pPr>
         <w:pStyle w:val="Heading2"/>
@@ -8999,7 +9977,7 @@
         <w:rPr>
           <w:rFonts w:ascii="Times New Roman" w:hAnsi="Times New Roman" w:eastAsia="Times New Roman" w:cs="Times New Roman"/>
         </w:rPr>
-        <w:t xml:space="preserve">6.27 </w:t>
+        <w:t xml:space="preserve">6.28 </w:t>
       </w:r>
       <w:r>
         <w:rPr>
@@ -9226,8 +10204,8 @@
         </w:pict>
       </w:r>
     </w:p>
-    <w:bookmarkEnd w:id="39"/>
-    <w:bookmarkStart w:id="40" w:name="竞赛提升"/>
+    <w:bookmarkEnd w:id="43"/>
+    <w:bookmarkStart w:id="44" w:name="竞赛提升"/>
     <w:p>
       <w:pPr>
         <w:pStyle w:val="Heading2"/>
@@ -9240,8 +10218,8 @@
         <w:t xml:space="preserve">竞赛提升</w:t>
       </w:r>
     </w:p>
-    <w:bookmarkEnd w:id="40"/>
-    <w:bookmarkStart w:id="41" w:name="沉淀质量数据分析"/>
+    <w:bookmarkEnd w:id="44"/>
+    <w:bookmarkStart w:id="45" w:name="沉淀质量数据分析"/>
     <w:p>
       <w:pPr>
         <w:pStyle w:val="Heading2"/>
@@ -9251,7 +10229,7 @@
         <w:rPr>
           <w:rFonts w:ascii="Times New Roman" w:hAnsi="Times New Roman" w:eastAsia="Times New Roman" w:cs="Times New Roman"/>
         </w:rPr>
-        <w:t xml:space="preserve">6.28 </w:t>
+        <w:t xml:space="preserve">6.29 </w:t>
       </w:r>
       <w:r>
         <w:rPr>
@@ -10280,8 +11258,8 @@
         </w:pict>
       </w:r>
     </w:p>
-    <w:bookmarkEnd w:id="41"/>
-    <w:bookmarkStart w:id="42" w:name="极限密度法测分子量"/>
+    <w:bookmarkEnd w:id="45"/>
+    <w:bookmarkStart w:id="46" w:name="fes组成确定"/>
     <w:p>
       <w:pPr>
         <w:pStyle w:val="Heading2"/>
@@ -10291,7 +11269,2434 @@
         <w:rPr>
           <w:rFonts w:ascii="Times New Roman" w:hAnsi="Times New Roman" w:eastAsia="Times New Roman" w:cs="Times New Roman"/>
         </w:rPr>
-        <w:t xml:space="preserve">6.29 </w:t>
+        <w:t xml:space="preserve">6.30 </w:t>
+      </w:r>
+      <w:r>
+        <w:rPr>
+          <w:rFonts w:hint="eastAsia" w:ascii="Times New Roman" w:hAnsi="Times New Roman" w:eastAsia="Times New Roman" w:cs="Times New Roman"/>
+        </w:rPr>
+        <w:t>FeS</w:t>
+      </w:r>
+      <w:r>
+        <w:rPr>
+          <w:rFonts w:hint="eastAsia" w:ascii="Times New Roman" w:hAnsi="Times New Roman" w:eastAsia="SimHei" w:cs="Times New Roman"/>
+        </w:rPr>
+        <w:t>组成确定</w:t>
+      </w:r>
+    </w:p>
+    <w:p>
+      <w:pPr>
+        <w:pStyle w:val="FirstParagraph"/>
+      </w:pPr>
+      <w:r>
+        <w:rPr>
+          <w:rFonts w:hint="eastAsia" w:ascii="Times New Roman" w:hAnsi="Times New Roman" w:eastAsia="FangSong" w:cs="Times New Roman"/>
+        </w:rPr>
+        <w:t xml:space="preserve">在稀硫酸溶液里加入</w:t>
+      </w:r>
+      <w:r>
+        <w:rPr>
+          <w:rFonts w:ascii="Times New Roman" w:hAnsi="Times New Roman" w:eastAsia="Times New Roman" w:cs="Times New Roman"/>
+        </w:rPr>
+        <w:t xml:space="preserve"> 1.000 g </w:t>
+      </w:r>
+      <w:r>
+        <w:rPr>
+          <w:rFonts w:hint="eastAsia" w:ascii="Times New Roman" w:hAnsi="Times New Roman" w:eastAsia="FangSong" w:cs="Times New Roman"/>
+        </w:rPr>
+        <w:t xml:space="preserve">物质</w:t>
+      </w:r>
+      <w:r>
+        <w:rPr>
+          <w:rFonts w:ascii="Times New Roman" w:hAnsi="Times New Roman" w:eastAsia="Times New Roman" w:cs="Times New Roman"/>
+        </w:rPr>
+        <w:t xml:space="preserve"> A </w:t>
+      </w:r>
+      <w:r>
+        <w:rPr>
+          <w:rFonts w:hint="eastAsia" w:ascii="Times New Roman" w:hAnsi="Times New Roman" w:eastAsia="FangSong" w:cs="Times New Roman"/>
+        </w:rPr>
+        <w:t>充分反应后</w:t>
+      </w:r>
+      <w:r>
+        <w:rPr>
+          <w:rFonts w:hint="eastAsia" w:ascii="Times New Roman" w:hAnsi="Times New Roman" w:eastAsia="Times New Roman" w:cs="Times New Roman"/>
+        </w:rPr>
+        <w:t>，</w:t>
+      </w:r>
+      <w:r>
+        <w:rPr>
+          <w:rFonts w:hint="eastAsia" w:ascii="Times New Roman" w:hAnsi="Times New Roman" w:eastAsia="FangSong" w:cs="Times New Roman"/>
+        </w:rPr>
+        <w:t>生成一种浅绿色的物质</w:t>
+      </w:r>
+      <w:r>
+        <w:rPr>
+          <w:rFonts w:ascii="Times New Roman" w:hAnsi="Times New Roman" w:eastAsia="Times New Roman" w:cs="Times New Roman"/>
+        </w:rPr>
+        <w:t xml:space="preserve"> B </w:t>
+      </w:r>
+      <w:r>
+        <w:rPr>
+          <w:rFonts w:hint="eastAsia" w:ascii="Times New Roman" w:hAnsi="Times New Roman" w:eastAsia="FangSong" w:cs="Times New Roman"/>
+        </w:rPr>
+        <w:t xml:space="preserve">的溶液和无色气体</w:t>
+      </w:r>
+      <w:r>
+        <w:rPr>
+          <w:rFonts w:ascii="Times New Roman" w:hAnsi="Times New Roman" w:eastAsia="Times New Roman" w:cs="Times New Roman"/>
+        </w:rPr>
+        <w:t xml:space="preserve"> </w:t>
+      </w:r>
+      <w:r>
+        <w:rPr>
+          <w:rFonts w:hint="eastAsia" w:ascii="Times New Roman" w:hAnsi="Times New Roman" w:eastAsia="Times New Roman" w:cs="Times New Roman"/>
+        </w:rPr>
+        <w:t>C，</w:t>
+      </w:r>
+      <w:r>
+        <w:rPr>
+          <w:rFonts w:hint="eastAsia" w:ascii="Times New Roman" w:hAnsi="Times New Roman" w:eastAsia="FangSong" w:cs="Times New Roman"/>
+        </w:rPr>
+        <w:t>在</w:t>
+      </w:r>
+      <w:r>
+        <w:rPr>
+          <w:rFonts w:ascii="Times New Roman" w:hAnsi="Times New Roman" w:eastAsia="Times New Roman" w:cs="Times New Roman"/>
+        </w:rPr>
+        <w:t xml:space="preserve"> B、C </w:t>
+      </w:r>
+      <w:r>
+        <w:rPr>
+          <w:rFonts w:hint="eastAsia" w:ascii="Times New Roman" w:hAnsi="Times New Roman" w:eastAsia="FangSong" w:cs="Times New Roman"/>
+        </w:rPr>
+        <w:t>中含有同种元素</w:t>
+      </w:r>
+      <w:r>
+        <w:rPr>
+          <w:rFonts w:hint="eastAsia" w:ascii="Times New Roman" w:hAnsi="Times New Roman" w:eastAsia="Times New Roman" w:cs="Times New Roman"/>
+        </w:rPr>
+        <w:t>。</w:t>
+      </w:r>
+      <w:r>
+        <w:rPr>
+          <w:rFonts w:hint="eastAsia" w:ascii="Times New Roman" w:hAnsi="Times New Roman" w:eastAsia="FangSong" w:cs="Times New Roman"/>
+        </w:rPr>
+        <w:t>已知</w:t>
+      </w:r>
+      <w:r>
+        <w:rPr>
+          <w:rFonts w:ascii="Times New Roman" w:hAnsi="Times New Roman" w:eastAsia="Times New Roman" w:cs="Times New Roman"/>
+        </w:rPr>
+        <w:t xml:space="preserve"> 0.386 g </w:t>
+      </w:r>
+      <w:r>
+        <w:rPr>
+          <w:rFonts w:hint="eastAsia" w:ascii="Times New Roman" w:hAnsi="Times New Roman" w:eastAsia="FangSong" w:cs="Times New Roman"/>
+        </w:rPr>
+        <w:t xml:space="preserve">气体</w:t>
+      </w:r>
+      <w:r>
+        <w:rPr>
+          <w:rFonts w:ascii="Times New Roman" w:hAnsi="Times New Roman" w:eastAsia="Times New Roman" w:cs="Times New Roman"/>
+        </w:rPr>
+        <w:t xml:space="preserve"> C </w:t>
+      </w:r>
+      <w:r>
+        <w:rPr>
+          <w:rFonts w:hint="eastAsia" w:ascii="Times New Roman" w:hAnsi="Times New Roman" w:eastAsia="FangSong" w:cs="Times New Roman"/>
+        </w:rPr>
+        <w:t xml:space="preserve">在</w:t>
+      </w:r>
+      <w:r>
+        <w:rPr>
+          <w:rFonts w:ascii="Times New Roman" w:hAnsi="Times New Roman" w:eastAsia="Times New Roman" w:cs="Times New Roman"/>
+        </w:rPr>
+        <w:t xml:space="preserve"> </w:t>
+      </w:r>
+      <m:oMath>
+        <m:oMathPr>
+          <m:ctrlPr>
+            <w:rPr>
+              <w:sz w:val="28"/>
+              <w:szCs w:val="28"/>
+            </w:rPr>
+          </m:ctrlPr>
+        </m:oMathPr>
+        <m:r>
+          <m:t>1.01</m:t>
+        </m:r>
+        <m:r>
+          <m:rPr>
+            <m:sty m:val="p"/>
+          </m:rPr>
+          <m:t>×</m:t>
+        </m:r>
+        <m:sSup>
+          <m:e>
+            <m:r>
+              <m:t>10</m:t>
+            </m:r>
+          </m:e>
+          <m:sup>
+            <m:r>
+              <m:t>5</m:t>
+            </m:r>
+          </m:sup>
+        </m:sSup>
+      </m:oMath>
+      <w:r>
+        <w:rPr>
+          <w:rFonts w:ascii="Times New Roman" w:hAnsi="Times New Roman" w:eastAsia="Times New Roman" w:cs="Times New Roman"/>
+        </w:rPr>
+        <w:t xml:space="preserve"> </w:t>
+      </w:r>
+      <w:r>
+        <w:rPr>
+          <w:rFonts w:ascii="Times New Roman" w:hAnsi="Times New Roman" w:eastAsia="Times New Roman" w:cs="Times New Roman"/>
+        </w:rPr>
+        <w:t xml:space="preserve">Pa、27℃ </w:t>
+      </w:r>
+      <w:r>
+        <w:rPr>
+          <w:rFonts w:hint="eastAsia" w:ascii="Times New Roman" w:hAnsi="Times New Roman" w:eastAsia="FangSong" w:cs="Times New Roman"/>
+        </w:rPr>
+        <w:t xml:space="preserve">时占有体积</w:t>
+      </w:r>
+      <w:r>
+        <w:rPr>
+          <w:rFonts w:ascii="Times New Roman" w:hAnsi="Times New Roman" w:eastAsia="Times New Roman" w:cs="Times New Roman"/>
+        </w:rPr>
+        <w:t xml:space="preserve"> 0.28 </w:t>
+      </w:r>
+      <w:r>
+        <w:rPr>
+          <w:rFonts w:hint="eastAsia" w:ascii="Times New Roman" w:hAnsi="Times New Roman" w:eastAsia="Times New Roman" w:cs="Times New Roman"/>
+        </w:rPr>
+        <w:t>L。</w:t>
+      </w:r>
+      <w:r>
+        <w:rPr>
+          <w:rFonts w:hint="eastAsia" w:ascii="Times New Roman" w:hAnsi="Times New Roman" w:eastAsia="FangSong" w:cs="Times New Roman"/>
+        </w:rPr>
+        <w:t>把物质</w:t>
+      </w:r>
+      <w:r>
+        <w:rPr>
+          <w:rFonts w:ascii="Times New Roman" w:hAnsi="Times New Roman" w:eastAsia="Times New Roman" w:cs="Times New Roman"/>
+        </w:rPr>
+        <w:t xml:space="preserve"> B </w:t>
+      </w:r>
+      <w:r>
+        <w:rPr>
+          <w:rFonts w:hint="eastAsia" w:ascii="Times New Roman" w:hAnsi="Times New Roman" w:eastAsia="FangSong" w:cs="Times New Roman"/>
+        </w:rPr>
+        <w:t xml:space="preserve">的溶液定容</w:t>
+      </w:r>
+      <w:r>
+        <w:rPr>
+          <w:rFonts w:ascii="Times New Roman" w:hAnsi="Times New Roman" w:eastAsia="Times New Roman" w:cs="Times New Roman"/>
+        </w:rPr>
+        <w:t xml:space="preserve"> 100 </w:t>
+      </w:r>
+      <w:r>
+        <w:rPr>
+          <w:rFonts w:hint="eastAsia" w:ascii="Times New Roman" w:hAnsi="Times New Roman" w:eastAsia="Times New Roman" w:cs="Times New Roman"/>
+        </w:rPr>
+        <w:t>mL，</w:t>
+      </w:r>
+      <w:r>
+        <w:rPr>
+          <w:rFonts w:hint="eastAsia" w:ascii="Times New Roman" w:hAnsi="Times New Roman" w:eastAsia="FangSong" w:cs="Times New Roman"/>
+        </w:rPr>
+        <w:t>进行下列实验</w:t>
+      </w:r>
+      <w:r>
+        <w:rPr>
+          <w:rFonts w:hint="eastAsia" w:ascii="Times New Roman" w:hAnsi="Times New Roman" w:eastAsia="Times New Roman" w:cs="Times New Roman"/>
+        </w:rPr>
+        <w:t>：</w:t>
+      </w:r>
+    </w:p>
+    <w:p>
+      <w:pPr>
+        <w:pStyle w:val="BodyText"/>
+      </w:pPr>
+      <w:r>
+        <w:rPr>
+          <w:rFonts w:ascii="Times New Roman" w:hAnsi="Times New Roman" w:eastAsia="Times New Roman" w:cs="Times New Roman"/>
+        </w:rPr>
+        <w:t xml:space="preserve">① </w:t>
+      </w:r>
+      <w:r>
+        <w:rPr>
+          <w:rFonts w:hint="eastAsia" w:ascii="Times New Roman" w:hAnsi="Times New Roman" w:eastAsia="FangSong" w:cs="Times New Roman"/>
+        </w:rPr>
+        <w:t xml:space="preserve">取定容后溶液</w:t>
+      </w:r>
+      <w:r>
+        <w:rPr>
+          <w:rFonts w:ascii="Times New Roman" w:hAnsi="Times New Roman" w:eastAsia="Times New Roman" w:cs="Times New Roman"/>
+        </w:rPr>
+        <w:t xml:space="preserve"> 50 </w:t>
+      </w:r>
+      <w:r>
+        <w:rPr>
+          <w:rFonts w:hint="eastAsia" w:ascii="Times New Roman" w:hAnsi="Times New Roman" w:eastAsia="Times New Roman" w:cs="Times New Roman"/>
+        </w:rPr>
+        <w:t>mL，</w:t>
+      </w:r>
+      <w:r>
+        <w:rPr>
+          <w:rFonts w:hint="eastAsia" w:ascii="Times New Roman" w:hAnsi="Times New Roman" w:eastAsia="FangSong" w:cs="Times New Roman"/>
+        </w:rPr>
+        <w:t>蒸发结晶可析出</w:t>
+      </w:r>
+      <w:r>
+        <w:rPr>
+          <w:rFonts w:ascii="Times New Roman" w:hAnsi="Times New Roman" w:eastAsia="Times New Roman" w:cs="Times New Roman"/>
+        </w:rPr>
+        <w:t xml:space="preserve"> 1.582 g </w:t>
+      </w:r>
+      <w:r>
+        <w:rPr>
+          <w:rFonts w:hint="eastAsia" w:ascii="Times New Roman" w:hAnsi="Times New Roman" w:eastAsia="FangSong" w:cs="Times New Roman"/>
+        </w:rPr>
+        <w:t xml:space="preserve">浅绿色含水晶体</w:t>
+      </w:r>
+      <w:r>
+        <w:rPr>
+          <w:rFonts w:ascii="Times New Roman" w:hAnsi="Times New Roman" w:eastAsia="Times New Roman" w:cs="Times New Roman"/>
+        </w:rPr>
+        <w:t xml:space="preserve"> </w:t>
+      </w:r>
+      <w:r>
+        <w:rPr>
+          <w:rFonts w:hint="eastAsia" w:ascii="Times New Roman" w:hAnsi="Times New Roman" w:eastAsia="Times New Roman" w:cs="Times New Roman"/>
+        </w:rPr>
+        <w:t>D，</w:t>
+      </w:r>
+      <w:r>
+        <w:rPr>
+          <w:rFonts w:hint="eastAsia" w:ascii="Times New Roman" w:hAnsi="Times New Roman" w:eastAsia="FangSong" w:cs="Times New Roman"/>
+        </w:rPr>
+        <w:t>取</w:t>
+      </w:r>
+      <w:r>
+        <w:rPr>
+          <w:rFonts w:ascii="Times New Roman" w:hAnsi="Times New Roman" w:eastAsia="Times New Roman" w:cs="Times New Roman"/>
+        </w:rPr>
+        <w:t xml:space="preserve"> D </w:t>
+      </w:r>
+      <w:r>
+        <w:rPr>
+          <w:rFonts w:hint="eastAsia" w:ascii="Times New Roman" w:hAnsi="Times New Roman" w:eastAsia="FangSong" w:cs="Times New Roman"/>
+        </w:rPr>
+        <w:t>少许溶于水</w:t>
+      </w:r>
+      <w:r>
+        <w:rPr>
+          <w:rFonts w:hint="eastAsia" w:ascii="Times New Roman" w:hAnsi="Times New Roman" w:eastAsia="Times New Roman" w:cs="Times New Roman"/>
+        </w:rPr>
+        <w:t>，</w:t>
+      </w:r>
+      <w:r>
+        <w:rPr>
+          <w:rFonts w:hint="eastAsia" w:ascii="Times New Roman" w:hAnsi="Times New Roman" w:eastAsia="FangSong" w:cs="Times New Roman"/>
+        </w:rPr>
+        <w:t>加入双氧水后</w:t>
+      </w:r>
+      <w:r>
+        <w:rPr>
+          <w:rFonts w:hint="eastAsia" w:ascii="Times New Roman" w:hAnsi="Times New Roman" w:eastAsia="Times New Roman" w:cs="Times New Roman"/>
+        </w:rPr>
+        <w:t>，</w:t>
+      </w:r>
+      <w:r>
+        <w:rPr>
+          <w:rFonts w:hint="eastAsia" w:ascii="Times New Roman" w:hAnsi="Times New Roman" w:eastAsia="FangSong" w:cs="Times New Roman"/>
+        </w:rPr>
+        <w:t>溶液由浅绿色变为棕黄色</w:t>
+      </w:r>
+      <w:r>
+        <w:rPr>
+          <w:rFonts w:hint="eastAsia" w:ascii="Times New Roman" w:hAnsi="Times New Roman" w:eastAsia="Times New Roman" w:cs="Times New Roman"/>
+        </w:rPr>
+        <w:t>，</w:t>
+      </w:r>
+      <w:r>
+        <w:rPr>
+          <w:rFonts w:hint="eastAsia" w:ascii="Times New Roman" w:hAnsi="Times New Roman" w:eastAsia="FangSong" w:cs="Times New Roman"/>
+        </w:rPr>
+        <w:t>再加入几滴</w:t>
+      </w:r>
+      <w:r>
+        <w:rPr>
+          <w:rFonts w:ascii="Times New Roman" w:hAnsi="Times New Roman" w:eastAsia="Times New Roman" w:cs="Times New Roman"/>
+        </w:rPr>
+        <w:t xml:space="preserve"> KSCN </w:t>
+      </w:r>
+      <w:r>
+        <w:rPr>
+          <w:rFonts w:hint="eastAsia" w:ascii="Times New Roman" w:hAnsi="Times New Roman" w:eastAsia="FangSong" w:cs="Times New Roman"/>
+        </w:rPr>
+        <w:t>溶液</w:t>
+      </w:r>
+      <w:r>
+        <w:rPr>
+          <w:rFonts w:hint="eastAsia" w:ascii="Times New Roman" w:hAnsi="Times New Roman" w:eastAsia="Times New Roman" w:cs="Times New Roman"/>
+        </w:rPr>
+        <w:t>，</w:t>
+      </w:r>
+      <w:r>
+        <w:rPr>
+          <w:rFonts w:hint="eastAsia" w:ascii="Times New Roman" w:hAnsi="Times New Roman" w:eastAsia="FangSong" w:cs="Times New Roman"/>
+        </w:rPr>
+        <w:t>又变为血红色溶液</w:t>
+      </w:r>
+      <w:r>
+        <w:rPr>
+          <w:rFonts w:hint="eastAsia" w:ascii="Times New Roman" w:hAnsi="Times New Roman" w:eastAsia="Times New Roman" w:cs="Times New Roman"/>
+        </w:rPr>
+        <w:t>。</w:t>
+      </w:r>
+    </w:p>
+    <w:p>
+      <w:pPr>
+        <w:pStyle w:val="BodyText"/>
+      </w:pPr>
+      <w:r>
+        <w:rPr>
+          <w:rFonts w:ascii="Times New Roman" w:hAnsi="Times New Roman" w:eastAsia="Times New Roman" w:cs="Times New Roman"/>
+        </w:rPr>
+        <w:t xml:space="preserve">② </w:t>
+      </w:r>
+      <w:r>
+        <w:rPr>
+          <w:rFonts w:hint="eastAsia" w:ascii="Times New Roman" w:hAnsi="Times New Roman" w:eastAsia="FangSong" w:cs="Times New Roman"/>
+        </w:rPr>
+        <w:t xml:space="preserve">另取</w:t>
+      </w:r>
+      <w:r>
+        <w:rPr>
+          <w:rFonts w:ascii="Times New Roman" w:hAnsi="Times New Roman" w:eastAsia="Times New Roman" w:cs="Times New Roman"/>
+        </w:rPr>
+        <w:t xml:space="preserve"> 50 mL </w:t>
+      </w:r>
+      <w:r>
+        <w:rPr>
+          <w:rFonts w:hint="eastAsia" w:ascii="Times New Roman" w:hAnsi="Times New Roman" w:eastAsia="FangSong" w:cs="Times New Roman"/>
+        </w:rPr>
+        <w:t>溶液</w:t>
+      </w:r>
+      <w:r>
+        <w:rPr>
+          <w:rFonts w:hint="eastAsia" w:ascii="Times New Roman" w:hAnsi="Times New Roman" w:eastAsia="Times New Roman" w:cs="Times New Roman"/>
+        </w:rPr>
+        <w:t>，</w:t>
+      </w:r>
+      <w:r>
+        <w:rPr>
+          <w:rFonts w:hint="eastAsia" w:ascii="Times New Roman" w:hAnsi="Times New Roman" w:eastAsia="FangSong" w:cs="Times New Roman"/>
+        </w:rPr>
+        <w:t>用</w:t>
+      </w:r>
+      <w:r>
+        <w:rPr>
+          <w:rFonts w:ascii="Times New Roman" w:hAnsi="Times New Roman" w:eastAsia="Times New Roman" w:cs="Times New Roman"/>
+        </w:rPr>
+        <w:t xml:space="preserve"> </w:t>
+      </w:r>
+      <m:oMath>
+        <m:oMathPr>
+          <m:ctrlPr>
+            <w:rPr>
+              <w:sz w:val="28"/>
+              <w:szCs w:val="28"/>
+            </w:rPr>
+          </m:ctrlPr>
+        </m:oMathPr>
+        <m:r>
+          <m:t>0.05</m:t>
+        </m:r>
+        <m:r>
+          <m:t> </m:t>
+        </m:r>
+        <m:r>
+          <m:rPr>
+            <m:sty m:val="p"/>
+          </m:rPr>
+          <m:t>m</m:t>
+        </m:r>
+        <m:r>
+          <m:rPr>
+            <m:sty m:val="p"/>
+          </m:rPr>
+          <m:t>o</m:t>
+        </m:r>
+        <m:r>
+          <m:rPr>
+            <m:sty m:val="p"/>
+          </m:rPr>
+          <m:t>l</m:t>
+        </m:r>
+        <m:r>
+          <m:rPr>
+            <m:sty m:val="p"/>
+          </m:rPr>
+          <m:t>⋅</m:t>
+        </m:r>
+        <m:sSup>
+          <m:e>
+            <m:r>
+              <m:rPr>
+                <m:sty m:val="p"/>
+              </m:rPr>
+              <m:t>L</m:t>
+            </m:r>
+          </m:e>
+          <m:sup>
+            <m:r>
+              <m:rPr>
+                <m:sty m:val="p"/>
+              </m:rPr>
+              <m:t>−</m:t>
+            </m:r>
+            <m:r>
+              <m:rPr>
+                <m:sty m:val="p"/>
+              </m:rPr>
+              <m:t>1</m:t>
+            </m:r>
+          </m:sup>
+        </m:sSup>
+      </m:oMath>
+      <w:r>
+        <w:rPr>
+          <w:rFonts w:ascii="Times New Roman" w:hAnsi="Times New Roman" w:eastAsia="Times New Roman" w:cs="Times New Roman"/>
+        </w:rPr>
+        <w:t xml:space="preserve"> </w:t>
+      </w:r>
+      <w:r>
+        <w:rPr>
+          <w:rFonts w:hint="eastAsia" w:ascii="Times New Roman" w:hAnsi="Times New Roman" w:eastAsia="FangSong" w:cs="Times New Roman"/>
+        </w:rPr>
+        <w:t xml:space="preserve">的</w:t>
+      </w:r>
+      <w:r>
+        <w:rPr>
+          <w:rFonts w:ascii="Times New Roman" w:hAnsi="Times New Roman" w:eastAsia="Times New Roman" w:cs="Times New Roman"/>
+        </w:rPr>
+        <w:t xml:space="preserve"> </w:t>
+      </w:r>
+      <m:oMath>
+        <m:r>
+          <m:rPr>
+            <m:sty m:val="p"/>
+          </m:rPr>
+          <m:t>K</m:t>
+        </m:r>
+        <m:r>
+          <m:rPr>
+            <m:sty m:val="p"/>
+          </m:rPr>
+          <m:t>M</m:t>
+        </m:r>
+        <m:r>
+          <m:rPr>
+            <m:sty m:val="p"/>
+          </m:rPr>
+          <m:t>n</m:t>
+        </m:r>
+        <m:sSub>
+          <m:e>
+            <m:r>
+              <m:rPr>
+                <m:sty m:val="p"/>
+              </m:rPr>
+              <m:t>O</m:t>
+            </m:r>
+          </m:e>
+          <m:sub>
+            <m:r>
+              <m:rPr>
+                <m:sty m:val="p"/>
+              </m:rPr>
+              <m:t>4</m:t>
+            </m:r>
+          </m:sub>
+        </m:sSub>
+      </m:oMath>
+      <w:r>
+        <w:rPr>
+          <w:rFonts w:ascii="Times New Roman" w:hAnsi="Times New Roman" w:eastAsia="Times New Roman" w:cs="Times New Roman"/>
+        </w:rPr>
+        <w:t xml:space="preserve"> </w:t>
+      </w:r>
+      <w:r>
+        <w:rPr>
+          <w:rFonts w:hint="eastAsia" w:ascii="Times New Roman" w:hAnsi="Times New Roman" w:eastAsia="FangSong" w:cs="Times New Roman"/>
+        </w:rPr>
+        <w:t>溶液滴定</w:t>
+      </w:r>
+      <w:r>
+        <w:rPr>
+          <w:rFonts w:hint="eastAsia" w:ascii="Times New Roman" w:hAnsi="Times New Roman" w:eastAsia="Times New Roman" w:cs="Times New Roman"/>
+        </w:rPr>
+        <w:t>，</w:t>
+      </w:r>
+      <w:r>
+        <w:rPr>
+          <w:rFonts w:hint="eastAsia" w:ascii="Times New Roman" w:hAnsi="Times New Roman" w:eastAsia="FangSong" w:cs="Times New Roman"/>
+        </w:rPr>
+        <w:t>耗用</w:t>
+      </w:r>
+      <w:r>
+        <w:rPr>
+          <w:rFonts w:ascii="Times New Roman" w:hAnsi="Times New Roman" w:eastAsia="Times New Roman" w:cs="Times New Roman"/>
+        </w:rPr>
+        <w:t xml:space="preserve"> 22.75 mL </w:t>
+      </w:r>
+      <w:r>
+        <w:rPr>
+          <w:rFonts w:hint="eastAsia" w:ascii="Times New Roman" w:hAnsi="Times New Roman" w:eastAsia="FangSong" w:cs="Times New Roman"/>
+        </w:rPr>
+        <w:t>时恰好到达滴定终点</w:t>
+      </w:r>
+      <w:r>
+        <w:rPr>
+          <w:rFonts w:hint="eastAsia" w:ascii="Times New Roman" w:hAnsi="Times New Roman" w:eastAsia="Times New Roman" w:cs="Times New Roman"/>
+        </w:rPr>
+        <w:t>。</w:t>
+      </w:r>
+    </w:p>
+    <w:p>
+      <w:pPr>
+        <w:pStyle w:val="BodyText"/>
+      </w:pPr>
+      <w:r>
+        <w:rPr>
+          <w:rFonts w:hint="eastAsia" w:ascii="Times New Roman" w:hAnsi="Times New Roman" w:eastAsia="FangSong" w:cs="Times New Roman"/>
+        </w:rPr>
+        <w:t xml:space="preserve">通过计算确定物质</w:t>
+      </w:r>
+      <w:r>
+        <w:rPr>
+          <w:rFonts w:ascii="Times New Roman" w:hAnsi="Times New Roman" w:eastAsia="Times New Roman" w:cs="Times New Roman"/>
+        </w:rPr>
+        <w:t xml:space="preserve"> A </w:t>
+      </w:r>
+      <w:r>
+        <w:rPr>
+          <w:rFonts w:hint="eastAsia" w:ascii="Times New Roman" w:hAnsi="Times New Roman" w:eastAsia="FangSong" w:cs="Times New Roman"/>
+        </w:rPr>
+        <w:t>的化学式</w:t>
+      </w:r>
+      <w:r>
+        <w:rPr>
+          <w:rFonts w:hint="eastAsia" w:ascii="Times New Roman" w:hAnsi="Times New Roman" w:eastAsia="Times New Roman" w:cs="Times New Roman"/>
+        </w:rPr>
+        <w:t>，</w:t>
+      </w:r>
+      <w:r>
+        <w:rPr>
+          <w:rFonts w:hint="eastAsia" w:ascii="Times New Roman" w:hAnsi="Times New Roman" w:eastAsia="FangSong" w:cs="Times New Roman"/>
+        </w:rPr>
+        <w:t>并用所给出的实验数据加以论证</w:t>
+      </w:r>
+      <w:r>
+        <w:rPr>
+          <w:rFonts w:hint="eastAsia" w:ascii="Times New Roman" w:hAnsi="Times New Roman" w:eastAsia="Times New Roman" w:cs="Times New Roman"/>
+        </w:rPr>
+        <w:t>。</w:t>
+      </w:r>
+    </w:p>
+    <w:p>
+      <w:pPr>
+        <w:spacing w:before="160" w:after="80"/>
+      </w:pPr>
+      <w:r>
+        <w:pict>
+          <v:rect style="width:0;height:1.5pt" o:hralign="center" o:hrstd="t" o:hr="t"/>
+        </w:pict>
+      </w:r>
+    </w:p>
+    <w:bookmarkEnd w:id="46"/>
+    <w:bookmarkStart w:id="47" w:name="夫赖堡矿石定元素"/>
+    <w:p>
+      <w:pPr>
+        <w:pStyle w:val="Heading2"/>
+        <w:spacing w:before="280" w:after="120"/>
+      </w:pPr>
+      <w:r>
+        <w:rPr>
+          <w:rFonts w:ascii="Times New Roman" w:hAnsi="Times New Roman" w:eastAsia="Times New Roman" w:cs="Times New Roman"/>
+        </w:rPr>
+        <w:t xml:space="preserve">6.31 </w:t>
+      </w:r>
+      <w:r>
+        <w:rPr>
+          <w:rFonts w:hint="eastAsia" w:ascii="Times New Roman" w:hAnsi="Times New Roman" w:eastAsia="SimHei" w:cs="Times New Roman"/>
+        </w:rPr>
+        <w:t xml:space="preserve">夫赖堡矿石定元素</w:t>
+      </w:r>
+    </w:p>
+    <w:p>
+      <w:pPr>
+        <w:pStyle w:val="FirstParagraph"/>
+      </w:pPr>
+      <w:r>
+        <w:rPr>
+          <w:rFonts w:hint="eastAsia" w:ascii="Times New Roman" w:hAnsi="Times New Roman" w:eastAsia="Times New Roman" w:cs="Times New Roman"/>
+        </w:rPr>
+        <w:t>1885</w:t>
+      </w:r>
+      <w:r>
+        <w:rPr>
+          <w:rFonts w:hint="eastAsia" w:ascii="Times New Roman" w:hAnsi="Times New Roman" w:eastAsia="FangSong" w:cs="Times New Roman"/>
+        </w:rPr>
+        <w:t>年</w:t>
+      </w:r>
+      <w:r>
+        <w:rPr>
+          <w:rFonts w:hint="eastAsia" w:ascii="Times New Roman" w:hAnsi="Times New Roman" w:eastAsia="Times New Roman" w:cs="Times New Roman"/>
+        </w:rPr>
+        <w:t>，</w:t>
+      </w:r>
+      <w:r>
+        <w:rPr>
+          <w:rFonts w:hint="eastAsia" w:ascii="Times New Roman" w:hAnsi="Times New Roman" w:eastAsia="FangSong" w:cs="Times New Roman"/>
+        </w:rPr>
+        <w:t>德国夫赖堡</w:t>
+      </w:r>
+      <w:r>
+        <w:rPr>
+          <w:rFonts w:hint="eastAsia" w:ascii="Times New Roman" w:hAnsi="Times New Roman" w:eastAsia="Times New Roman" w:cs="Times New Roman"/>
+        </w:rPr>
+        <w:t>(Frieberg)</w:t>
+      </w:r>
+      <w:r>
+        <w:rPr>
+          <w:rFonts w:hint="eastAsia" w:ascii="Times New Roman" w:hAnsi="Times New Roman" w:eastAsia="FangSong" w:cs="Times New Roman"/>
+        </w:rPr>
+        <w:t>矿业学院的一位教授在分析夫赖堡附近发现的一种新矿石</w:t>
+      </w:r>
+      <w:r>
+        <w:rPr>
+          <w:rFonts w:hint="eastAsia" w:ascii="Times New Roman" w:hAnsi="Times New Roman" w:eastAsia="Times New Roman" w:cs="Times New Roman"/>
+        </w:rPr>
+        <w:t>(</w:t>
+      </w:r>
+      <w:r>
+        <w:rPr>
+          <w:rFonts w:hint="eastAsia" w:ascii="Times New Roman" w:hAnsi="Times New Roman" w:eastAsia="FangSong" w:cs="Times New Roman"/>
+        </w:rPr>
+        <w:t>以</w:t>
+      </w:r>
+      <w:r>
+        <w:rPr>
+          <w:rFonts w:hint="eastAsia" w:ascii="Times New Roman" w:hAnsi="Times New Roman" w:eastAsia="Times New Roman" w:cs="Times New Roman"/>
+        </w:rPr>
+        <w:t>X</w:t>
+      </w:r>
+      <w:r>
+        <w:rPr>
+          <w:rFonts w:hint="eastAsia" w:ascii="Times New Roman" w:hAnsi="Times New Roman" w:eastAsia="FangSong" w:cs="Times New Roman"/>
+        </w:rPr>
+        <w:t>表示</w:t>
+      </w:r>
+      <w:r>
+        <w:rPr>
+          <w:rFonts w:hint="eastAsia" w:ascii="Times New Roman" w:hAnsi="Times New Roman" w:eastAsia="Times New Roman" w:cs="Times New Roman"/>
+        </w:rPr>
+        <w:t>，X</w:t>
+      </w:r>
+      <w:r>
+        <w:rPr>
+          <w:rFonts w:hint="eastAsia" w:ascii="Times New Roman" w:hAnsi="Times New Roman" w:eastAsia="FangSong" w:cs="Times New Roman"/>
+        </w:rPr>
+        <w:t>为整比化合物</w:t>
+      </w:r>
+      <w:r>
+        <w:rPr>
+          <w:rFonts w:hint="eastAsia" w:ascii="Times New Roman" w:hAnsi="Times New Roman" w:eastAsia="Times New Roman" w:cs="Times New Roman"/>
+        </w:rPr>
+        <w:t>)</w:t>
+      </w:r>
+      <w:r>
+        <w:rPr>
+          <w:rFonts w:hint="eastAsia" w:ascii="Times New Roman" w:hAnsi="Times New Roman" w:eastAsia="FangSong" w:cs="Times New Roman"/>
+        </w:rPr>
+        <w:t>的时候</w:t>
+      </w:r>
+      <w:r>
+        <w:rPr>
+          <w:rFonts w:hint="eastAsia" w:ascii="Times New Roman" w:hAnsi="Times New Roman" w:eastAsia="Times New Roman" w:cs="Times New Roman"/>
+        </w:rPr>
+        <w:t>，</w:t>
+      </w:r>
+      <w:r>
+        <w:rPr>
+          <w:rFonts w:hint="eastAsia" w:ascii="Times New Roman" w:hAnsi="Times New Roman" w:eastAsia="FangSong" w:cs="Times New Roman"/>
+        </w:rPr>
+        <w:t>发现其中有一种当时未知的新元素</w:t>
+      </w:r>
+      <w:r>
+        <w:rPr>
+          <w:rFonts w:hint="eastAsia" w:ascii="Times New Roman" w:hAnsi="Times New Roman" w:eastAsia="Times New Roman" w:cs="Times New Roman"/>
+        </w:rPr>
+        <w:t>(</w:t>
+      </w:r>
+      <w:r>
+        <w:rPr>
+          <w:rFonts w:hint="eastAsia" w:ascii="Times New Roman" w:hAnsi="Times New Roman" w:eastAsia="FangSong" w:cs="Times New Roman"/>
+        </w:rPr>
+        <w:t>以</w:t>
+      </w:r>
+      <w:r>
+        <w:rPr>
+          <w:rFonts w:hint="eastAsia" w:ascii="Times New Roman" w:hAnsi="Times New Roman" w:eastAsia="Times New Roman" w:cs="Times New Roman"/>
+        </w:rPr>
+        <w:t>Y</w:t>
+      </w:r>
+      <w:r>
+        <w:rPr>
+          <w:rFonts w:hint="eastAsia" w:ascii="Times New Roman" w:hAnsi="Times New Roman" w:eastAsia="FangSong" w:cs="Times New Roman"/>
+        </w:rPr>
+        <w:t>表示</w:t>
+      </w:r>
+      <w:r>
+        <w:rPr>
+          <w:rFonts w:hint="eastAsia" w:ascii="Times New Roman" w:hAnsi="Times New Roman" w:eastAsia="Times New Roman" w:cs="Times New Roman"/>
+        </w:rPr>
+        <w:t>，</w:t>
+      </w:r>
+      <w:r>
+        <w:rPr>
+          <w:rFonts w:hint="eastAsia" w:ascii="Times New Roman" w:hAnsi="Times New Roman" w:eastAsia="FangSong" w:cs="Times New Roman"/>
+        </w:rPr>
+        <w:t>在</w:t>
+      </w:r>
+      <w:r>
+        <w:rPr>
+          <w:rFonts w:hint="eastAsia" w:ascii="Times New Roman" w:hAnsi="Times New Roman" w:eastAsia="Times New Roman" w:cs="Times New Roman"/>
+        </w:rPr>
+        <w:t>X</w:t>
+      </w:r>
+      <w:r>
+        <w:rPr>
+          <w:rFonts w:hint="eastAsia" w:ascii="Times New Roman" w:hAnsi="Times New Roman" w:eastAsia="FangSong" w:cs="Times New Roman"/>
+        </w:rPr>
+        <w:t>中</w:t>
+      </w:r>
+      <w:r>
+        <w:rPr>
+          <w:rFonts w:hint="eastAsia" w:ascii="Times New Roman" w:hAnsi="Times New Roman" w:eastAsia="Times New Roman" w:cs="Times New Roman"/>
+        </w:rPr>
+        <w:t>Y</w:t>
+      </w:r>
+      <w:r>
+        <w:rPr>
+          <w:rFonts w:hint="eastAsia" w:ascii="Times New Roman" w:hAnsi="Times New Roman" w:eastAsia="FangSong" w:cs="Times New Roman"/>
+        </w:rPr>
+        <w:t>的化合价为</w:t>
+      </w:r>
+      <w:r>
+        <w:rPr>
+          <w:rFonts w:hint="eastAsia" w:ascii="Times New Roman" w:hAnsi="Times New Roman" w:eastAsia="Times New Roman" w:cs="Times New Roman"/>
+        </w:rPr>
+        <w:t>+4)，</w:t>
+      </w:r>
+      <w:r>
+        <w:rPr>
+          <w:rFonts w:hint="eastAsia" w:ascii="Times New Roman" w:hAnsi="Times New Roman" w:eastAsia="FangSong" w:cs="Times New Roman"/>
+        </w:rPr>
+        <w:t>并通过实验验证了自己的推断</w:t>
+      </w:r>
+      <w:r>
+        <w:rPr>
+          <w:rFonts w:hint="eastAsia" w:ascii="Times New Roman" w:hAnsi="Times New Roman" w:eastAsia="Times New Roman" w:cs="Times New Roman"/>
+        </w:rPr>
+        <w:t>。</w:t>
+      </w:r>
+      <w:r>
+        <w:rPr>
+          <w:rFonts w:hint="eastAsia" w:ascii="Times New Roman" w:hAnsi="Times New Roman" w:eastAsia="FangSong" w:cs="Times New Roman"/>
+        </w:rPr>
+        <w:t>经分析</w:t>
+      </w:r>
+      <w:r>
+        <w:rPr>
+          <w:rFonts w:hint="eastAsia" w:ascii="Times New Roman" w:hAnsi="Times New Roman" w:eastAsia="Times New Roman" w:cs="Times New Roman"/>
+        </w:rPr>
+        <w:t>，X</w:t>
+      </w:r>
+      <w:r>
+        <w:rPr>
+          <w:rFonts w:hint="eastAsia" w:ascii="Times New Roman" w:hAnsi="Times New Roman" w:eastAsia="FangSong" w:cs="Times New Roman"/>
+        </w:rPr>
+        <w:t>中含有银元素</w:t>
+      </w:r>
+      <w:r>
+        <w:rPr>
+          <w:rFonts w:hint="eastAsia" w:ascii="Times New Roman" w:hAnsi="Times New Roman" w:eastAsia="Times New Roman" w:cs="Times New Roman"/>
+        </w:rPr>
+        <w:t>(</w:t>
+      </w:r>
+      <w:r>
+        <w:rPr>
+          <w:rFonts w:hint="eastAsia" w:ascii="Times New Roman" w:hAnsi="Times New Roman" w:eastAsia="FangSong" w:cs="Times New Roman"/>
+        </w:rPr>
+        <w:t>化合价为</w:t>
+      </w:r>
+      <w:r>
+        <w:rPr>
+          <w:rFonts w:hint="eastAsia" w:ascii="Times New Roman" w:hAnsi="Times New Roman" w:eastAsia="Times New Roman" w:cs="Times New Roman"/>
+        </w:rPr>
+        <w:t>+1)</w:t>
+      </w:r>
+      <w:r>
+        <w:rPr>
+          <w:rFonts w:hint="eastAsia" w:ascii="Times New Roman" w:hAnsi="Times New Roman" w:eastAsia="FangSong" w:cs="Times New Roman"/>
+        </w:rPr>
+        <w:t>和硫元素</w:t>
+      </w:r>
+      <w:r>
+        <w:rPr>
+          <w:rFonts w:hint="eastAsia" w:ascii="Times New Roman" w:hAnsi="Times New Roman" w:eastAsia="Times New Roman" w:cs="Times New Roman"/>
+        </w:rPr>
+        <w:t>(</w:t>
+      </w:r>
+      <w:r>
+        <w:rPr>
+          <w:rFonts w:hint="eastAsia" w:ascii="Times New Roman" w:hAnsi="Times New Roman" w:eastAsia="FangSong" w:cs="Times New Roman"/>
+        </w:rPr>
+        <w:t>化合价为</w:t>
+      </w:r>
+      <w:r>
+        <w:rPr>
+          <w:rFonts w:hint="eastAsia" w:ascii="Times New Roman" w:hAnsi="Times New Roman" w:eastAsia="Times New Roman" w:cs="Times New Roman"/>
+        </w:rPr>
+        <w:t>-2)，</w:t>
+      </w:r>
+      <w:r>
+        <w:rPr>
+          <w:rFonts w:hint="eastAsia" w:ascii="Times New Roman" w:hAnsi="Times New Roman" w:eastAsia="FangSong" w:cs="Times New Roman"/>
+        </w:rPr>
+        <w:t>其中</w:t>
+      </w:r>
+      <w:r>
+        <w:rPr>
+          <w:rFonts w:hint="eastAsia" w:ascii="Times New Roman" w:hAnsi="Times New Roman" w:eastAsia="Times New Roman" w:cs="Times New Roman"/>
+        </w:rPr>
+        <w:t>Ag</w:t>
+      </w:r>
+      <w:r>
+        <w:rPr>
+          <w:rFonts w:hint="eastAsia" w:ascii="Times New Roman" w:hAnsi="Times New Roman" w:eastAsia="FangSong" w:cs="Times New Roman"/>
+        </w:rPr>
+        <w:t>的质量分数为</w:t>
+      </w:r>
+      <w:r>
+        <w:rPr>
+          <w:rFonts w:hint="eastAsia" w:ascii="Times New Roman" w:hAnsi="Times New Roman" w:eastAsia="Times New Roman" w:cs="Times New Roman"/>
+        </w:rPr>
+        <w:t>76.53%。</w:t>
+      </w:r>
+      <w:r>
+        <w:rPr>
+          <w:rFonts w:hint="eastAsia" w:ascii="Times New Roman" w:hAnsi="Times New Roman" w:eastAsia="FangSong" w:cs="Times New Roman"/>
+        </w:rPr>
+        <w:t>在氢气流中加热</w:t>
+      </w:r>
+      <w:r>
+        <w:rPr>
+          <w:rFonts w:hint="eastAsia" w:ascii="Times New Roman" w:hAnsi="Times New Roman" w:eastAsia="Times New Roman" w:cs="Times New Roman"/>
+        </w:rPr>
+        <w:t>X，</w:t>
+      </w:r>
+      <w:r>
+        <w:rPr>
+          <w:rFonts w:hint="eastAsia" w:ascii="Times New Roman" w:hAnsi="Times New Roman" w:eastAsia="FangSong" w:cs="Times New Roman"/>
+        </w:rPr>
+        <w:t>可得到</w:t>
+      </w:r>
+      <w:r>
+        <w:rPr>
+          <w:rFonts w:ascii="Times New Roman" w:hAnsi="Times New Roman" w:eastAsia="Times New Roman" w:cs="Times New Roman"/>
+        </w:rPr>
+        <w:t xml:space="preserve"> </w:t>
+      </w:r>
+      <m:oMath>
+        <m:r>
+          <m:rPr>
+            <m:sty m:val="p"/>
+          </m:rPr>
+          <m:t>A</m:t>
+        </m:r>
+        <m:sSub>
+          <m:e>
+            <m:r>
+              <m:rPr>
+                <m:sty m:val="p"/>
+              </m:rPr>
+              <m:t>g</m:t>
+            </m:r>
+          </m:e>
+          <m:sub>
+            <m:r>
+              <m:rPr>
+                <m:sty m:val="p"/>
+              </m:rPr>
+              <m:t>2</m:t>
+            </m:r>
+          </m:sub>
+        </m:sSub>
+        <m:r>
+          <m:rPr>
+            <m:sty m:val="p"/>
+          </m:rPr>
+          <m:t>S</m:t>
+        </m:r>
+      </m:oMath>
+      <w:r>
+        <w:rPr>
+          <w:rFonts w:ascii="Times New Roman" w:hAnsi="Times New Roman" w:eastAsia="Times New Roman" w:cs="Times New Roman"/>
+        </w:rPr>
+        <w:t xml:space="preserve">、</w:t>
+      </w:r>
+      <m:oMath>
+        <m:sSub>
+          <m:e>
+            <m:r>
+              <m:rPr>
+                <m:sty m:val="p"/>
+              </m:rPr>
+              <m:t>H</m:t>
+            </m:r>
+          </m:e>
+          <m:sub>
+            <m:r>
+              <m:rPr>
+                <m:sty m:val="p"/>
+              </m:rPr>
+              <m:t>2</m:t>
+            </m:r>
+          </m:sub>
+        </m:sSub>
+        <m:r>
+          <m:rPr>
+            <m:sty m:val="p"/>
+          </m:rPr>
+          <m:t>S</m:t>
+        </m:r>
+      </m:oMath>
+      <w:r>
+        <w:rPr>
+          <w:rFonts w:ascii="Times New Roman" w:hAnsi="Times New Roman" w:eastAsia="Times New Roman" w:cs="Times New Roman"/>
+        </w:rPr>
+        <w:t xml:space="preserve"> </w:t>
+      </w:r>
+      <w:r>
+        <w:rPr>
+          <w:rFonts w:hint="eastAsia" w:ascii="Times New Roman" w:hAnsi="Times New Roman" w:eastAsia="FangSong" w:cs="Times New Roman"/>
+        </w:rPr>
+        <w:t xml:space="preserve">和</w:t>
+      </w:r>
+      <w:r>
+        <w:rPr>
+          <w:rFonts w:ascii="Times New Roman" w:hAnsi="Times New Roman" w:eastAsia="Times New Roman" w:cs="Times New Roman"/>
+        </w:rPr>
+        <w:t xml:space="preserve"> Y </w:t>
+      </w:r>
+      <w:r>
+        <w:rPr>
+          <w:rFonts w:hint="eastAsia" w:ascii="Times New Roman" w:hAnsi="Times New Roman" w:eastAsia="FangSong" w:cs="Times New Roman"/>
+        </w:rPr>
+        <w:t>的低价硫化物</w:t>
+      </w:r>
+      <w:r>
+        <w:rPr>
+          <w:rFonts w:hint="eastAsia" w:ascii="Times New Roman" w:hAnsi="Times New Roman" w:eastAsia="Times New Roman" w:cs="Times New Roman"/>
+        </w:rPr>
+        <w:t>(Y</w:t>
+      </w:r>
+      <w:r>
+        <w:rPr>
+          <w:rFonts w:hint="eastAsia" w:ascii="Times New Roman" w:hAnsi="Times New Roman" w:eastAsia="FangSong" w:cs="Times New Roman"/>
+        </w:rPr>
+        <w:t>的化合价为</w:t>
+      </w:r>
+      <w:r>
+        <w:rPr>
+          <w:rFonts w:hint="eastAsia" w:ascii="Times New Roman" w:hAnsi="Times New Roman" w:eastAsia="Times New Roman" w:cs="Times New Roman"/>
+        </w:rPr>
+        <w:t>+2)。</w:t>
+      </w:r>
+      <w:r>
+        <w:rPr>
+          <w:rFonts w:hint="eastAsia" w:ascii="Times New Roman" w:hAnsi="Times New Roman" w:eastAsia="FangSong" w:cs="Times New Roman"/>
+        </w:rPr>
+        <w:t>如果在</w:t>
+      </w:r>
+      <w:r>
+        <w:rPr>
+          <w:rFonts w:hint="eastAsia" w:ascii="Times New Roman" w:hAnsi="Times New Roman" w:eastAsia="Times New Roman" w:cs="Times New Roman"/>
+        </w:rPr>
+        <w:t>200℃</w:t>
+      </w:r>
+      <w:r>
+        <w:rPr>
+          <w:rFonts w:hint="eastAsia" w:ascii="Times New Roman" w:hAnsi="Times New Roman" w:eastAsia="FangSong" w:cs="Times New Roman"/>
+        </w:rPr>
+        <w:t>和</w:t>
+      </w:r>
+      <w:r>
+        <w:rPr>
+          <w:rFonts w:hint="eastAsia" w:ascii="Times New Roman" w:hAnsi="Times New Roman" w:eastAsia="Times New Roman" w:cs="Times New Roman"/>
+        </w:rPr>
+        <w:t>100kPa</w:t>
+      </w:r>
+      <w:r>
+        <w:rPr>
+          <w:rFonts w:hint="eastAsia" w:ascii="Times New Roman" w:hAnsi="Times New Roman" w:eastAsia="FangSong" w:cs="Times New Roman"/>
+        </w:rPr>
+        <w:t>条件下完全转化</w:t>
+      </w:r>
+      <w:r>
+        <w:rPr>
+          <w:rFonts w:hint="eastAsia" w:ascii="Times New Roman" w:hAnsi="Times New Roman" w:eastAsia="Times New Roman" w:cs="Times New Roman"/>
+        </w:rPr>
+        <w:t>16.0</w:t>
+      </w:r>
+      <w:r>
+        <w:rPr>
+          <w:rFonts w:ascii="Times New Roman" w:hAnsi="Times New Roman" w:eastAsia="Times New Roman" w:cs="Times New Roman"/>
+        </w:rPr>
+        <w:t xml:space="preserve"> g </w:t>
+      </w:r>
+      <w:r>
+        <w:rPr>
+          <w:rFonts w:hint="eastAsia" w:ascii="Times New Roman" w:hAnsi="Times New Roman" w:eastAsia="FangSong" w:cs="Times New Roman"/>
+        </w:rPr>
+        <w:t xml:space="preserve">的</w:t>
+      </w:r>
+      <w:r>
+        <w:rPr>
+          <w:rFonts w:ascii="Times New Roman" w:hAnsi="Times New Roman" w:eastAsia="Times New Roman" w:cs="Times New Roman"/>
+        </w:rPr>
+        <w:t xml:space="preserve"> X </w:t>
+      </w:r>
+      <w:r>
+        <w:rPr>
+          <w:rFonts w:hint="eastAsia" w:ascii="Times New Roman" w:hAnsi="Times New Roman" w:eastAsia="FangSong" w:cs="Times New Roman"/>
+        </w:rPr>
+        <w:t xml:space="preserve">需要</w:t>
+      </w:r>
+      <w:r>
+        <w:rPr>
+          <w:rFonts w:ascii="Times New Roman" w:hAnsi="Times New Roman" w:eastAsia="Times New Roman" w:cs="Times New Roman"/>
+        </w:rPr>
+        <w:t xml:space="preserve"> 0.557 L </w:t>
+      </w:r>
+      <w:r>
+        <w:rPr>
+          <w:rFonts w:hint="eastAsia" w:ascii="Times New Roman" w:hAnsi="Times New Roman" w:eastAsia="FangSong" w:cs="Times New Roman"/>
+        </w:rPr>
+        <w:t>的氢气</w:t>
+      </w:r>
+      <w:r>
+        <w:rPr>
+          <w:rFonts w:hint="eastAsia" w:ascii="Times New Roman" w:hAnsi="Times New Roman" w:eastAsia="Times New Roman" w:cs="Times New Roman"/>
+        </w:rPr>
+        <w:t>。</w:t>
+      </w:r>
+      <w:r>
+        <w:rPr>
+          <w:rFonts w:hint="eastAsia" w:ascii="Times New Roman" w:hAnsi="Times New Roman" w:eastAsia="FangSong" w:cs="Times New Roman"/>
+        </w:rPr>
+        <w:t>根据上面的描述</w:t>
+      </w:r>
+      <w:r>
+        <w:rPr>
+          <w:rFonts w:hint="eastAsia" w:ascii="Times New Roman" w:hAnsi="Times New Roman" w:eastAsia="Times New Roman" w:cs="Times New Roman"/>
+        </w:rPr>
+        <w:t>：</w:t>
+      </w:r>
+    </w:p>
+    <w:p>
+      <w:pPr>
+        <w:pStyle w:val="BodyText"/>
+      </w:pPr>
+      <w:r>
+        <w:rPr>
+          <w:rFonts w:ascii="Times New Roman" w:hAnsi="Times New Roman" w:eastAsia="Times New Roman" w:cs="Times New Roman"/>
+        </w:rPr>
+        <w:t xml:space="preserve">4-1 </w:t>
+      </w:r>
+      <w:r>
+        <w:rPr>
+          <w:rFonts w:hint="eastAsia" w:ascii="Times New Roman" w:hAnsi="Times New Roman" w:eastAsia="FangSong" w:cs="Times New Roman"/>
+        </w:rPr>
+        <w:t xml:space="preserve">计算</w:t>
+      </w:r>
+      <w:r>
+        <w:rPr>
+          <w:rFonts w:ascii="Times New Roman" w:hAnsi="Times New Roman" w:eastAsia="Times New Roman" w:cs="Times New Roman"/>
+        </w:rPr>
+        <w:t xml:space="preserve"> Y </w:t>
+      </w:r>
+      <w:r>
+        <w:rPr>
+          <w:rFonts w:hint="eastAsia" w:ascii="Times New Roman" w:hAnsi="Times New Roman" w:eastAsia="FangSong" w:cs="Times New Roman"/>
+        </w:rPr>
+        <w:t xml:space="preserve">的摩尔质量并指出</w:t>
+      </w:r>
+      <w:r>
+        <w:rPr>
+          <w:rFonts w:ascii="Times New Roman" w:hAnsi="Times New Roman" w:eastAsia="Times New Roman" w:cs="Times New Roman"/>
+        </w:rPr>
+        <w:t xml:space="preserve"> Y </w:t>
+      </w:r>
+      <w:r>
+        <w:rPr>
+          <w:rFonts w:hint="eastAsia" w:ascii="Times New Roman" w:hAnsi="Times New Roman" w:eastAsia="FangSong" w:cs="Times New Roman"/>
+        </w:rPr>
+        <w:t>在元素周期表中的位置</w:t>
+      </w:r>
+      <w:r>
+        <w:rPr>
+          <w:rFonts w:hint="eastAsia" w:ascii="Times New Roman" w:hAnsi="Times New Roman" w:eastAsia="Times New Roman" w:cs="Times New Roman"/>
+        </w:rPr>
+        <w:t>。</w:t>
+      </w:r>
+    </w:p>
+    <w:p>
+      <w:pPr>
+        <w:pStyle w:val="BodyText"/>
+      </w:pPr>
+      <w:r>
+        <w:rPr>
+          <w:rFonts w:ascii="Times New Roman" w:hAnsi="Times New Roman" w:eastAsia="Times New Roman" w:cs="Times New Roman"/>
+        </w:rPr>
+        <w:t xml:space="preserve">4-2 </w:t>
+      </w:r>
+      <w:r>
+        <w:rPr>
+          <w:rFonts w:hint="eastAsia" w:ascii="Times New Roman" w:hAnsi="Times New Roman" w:eastAsia="FangSong" w:cs="Times New Roman"/>
+        </w:rPr>
+        <w:t xml:space="preserve">写出氢气和</w:t>
+      </w:r>
+      <w:r>
+        <w:rPr>
+          <w:rFonts w:ascii="Times New Roman" w:hAnsi="Times New Roman" w:eastAsia="Times New Roman" w:cs="Times New Roman"/>
+        </w:rPr>
+        <w:t xml:space="preserve"> X </w:t>
+      </w:r>
+      <w:r>
+        <w:rPr>
+          <w:rFonts w:hint="eastAsia" w:ascii="Times New Roman" w:hAnsi="Times New Roman" w:eastAsia="FangSong" w:cs="Times New Roman"/>
+        </w:rPr>
+        <w:t>反应的化学方程式</w:t>
+      </w:r>
+      <w:r>
+        <w:rPr>
+          <w:rFonts w:hint="eastAsia" w:ascii="Times New Roman" w:hAnsi="Times New Roman" w:eastAsia="Times New Roman" w:cs="Times New Roman"/>
+        </w:rPr>
+        <w:t>。</w:t>
+      </w:r>
+    </w:p>
+    <w:p>
+      <w:pPr>
+        <w:spacing w:before="160" w:after="80"/>
+      </w:pPr>
+      <w:r>
+        <w:pict>
+          <v:rect style="width:0;height:1.5pt" o:hralign="center" o:hrstd="t" o:hr="t"/>
+        </w:pict>
+      </w:r>
+    </w:p>
+    <w:bookmarkEnd w:id="47"/>
+    <w:bookmarkStart w:id="48" w:name="铁钴草酸盐"/>
+    <w:p>
+      <w:pPr>
+        <w:pStyle w:val="Heading2"/>
+        <w:spacing w:before="280" w:after="120"/>
+      </w:pPr>
+      <w:r>
+        <w:rPr>
+          <w:rFonts w:ascii="Times New Roman" w:hAnsi="Times New Roman" w:eastAsia="Times New Roman" w:cs="Times New Roman"/>
+        </w:rPr>
+        <w:t xml:space="preserve">6.32 </w:t>
+      </w:r>
+      <w:r>
+        <w:rPr>
+          <w:rFonts w:hint="eastAsia" w:ascii="Times New Roman" w:hAnsi="Times New Roman" w:eastAsia="SimHei" w:cs="Times New Roman"/>
+        </w:rPr>
+        <w:t xml:space="preserve">铁钴草酸盐</w:t>
+      </w:r>
+    </w:p>
+    <w:p>
+      <w:pPr>
+        <w:pStyle w:val="FirstParagraph"/>
+      </w:pPr>
+      <w:r>
+        <w:rPr>
+          <w:rFonts w:hint="eastAsia" w:ascii="Times New Roman" w:hAnsi="Times New Roman" w:eastAsia="FangSong" w:cs="Times New Roman"/>
+        </w:rPr>
+        <w:t xml:space="preserve">在</w:t>
+      </w:r>
+      <w:r>
+        <w:rPr>
+          <w:rFonts w:ascii="Times New Roman" w:hAnsi="Times New Roman" w:eastAsia="Times New Roman" w:cs="Times New Roman"/>
+        </w:rPr>
+        <w:t xml:space="preserve"> </w:t>
+      </w:r>
+      <m:oMath>
+        <m:sSub>
+          <m:e>
+            <m:r>
+              <m:t>N</m:t>
+            </m:r>
+          </m:e>
+          <m:sub>
+            <m:r>
+              <m:t>2</m:t>
+            </m:r>
+          </m:sub>
+        </m:sSub>
+      </m:oMath>
+      <w:r>
+        <w:rPr>
+          <w:rFonts w:ascii="Times New Roman" w:hAnsi="Times New Roman" w:eastAsia="Times New Roman" w:cs="Times New Roman"/>
+        </w:rPr>
+        <w:t xml:space="preserve"> </w:t>
+      </w:r>
+      <w:r>
+        <w:rPr>
+          <w:rFonts w:hint="eastAsia" w:ascii="Times New Roman" w:hAnsi="Times New Roman" w:eastAsia="FangSong" w:cs="Times New Roman"/>
+        </w:rPr>
+        <w:t>气氛下</w:t>
+      </w:r>
+      <w:r>
+        <w:rPr>
+          <w:rFonts w:hint="eastAsia" w:ascii="Times New Roman" w:hAnsi="Times New Roman" w:eastAsia="Times New Roman" w:cs="Times New Roman"/>
+        </w:rPr>
+        <w:t>，0.244</w:t>
+      </w:r>
+      <w:r>
+        <w:rPr>
+          <w:rFonts w:ascii="Times New Roman" w:hAnsi="Times New Roman" w:eastAsia="Times New Roman" w:cs="Times New Roman"/>
+        </w:rPr>
+        <w:t xml:space="preserve"> g </w:t>
+      </w:r>
+      <w:r>
+        <w:rPr>
+          <w:rFonts w:hint="eastAsia" w:ascii="Times New Roman" w:hAnsi="Times New Roman" w:eastAsia="FangSong" w:cs="Times New Roman"/>
+        </w:rPr>
+        <w:t xml:space="preserve">金属</w:t>
+      </w:r>
+      <w:r>
+        <w:rPr>
+          <w:rFonts w:ascii="Times New Roman" w:hAnsi="Times New Roman" w:eastAsia="Times New Roman" w:cs="Times New Roman"/>
+        </w:rPr>
+        <w:t xml:space="preserve"> A </w:t>
+      </w:r>
+      <w:r>
+        <w:rPr>
+          <w:rFonts w:hint="eastAsia" w:ascii="Times New Roman" w:hAnsi="Times New Roman" w:eastAsia="FangSong" w:cs="Times New Roman"/>
+        </w:rPr>
+        <w:t xml:space="preserve">恰被</w:t>
+      </w:r>
+      <w:r>
+        <w:rPr>
+          <w:rFonts w:ascii="Times New Roman" w:hAnsi="Times New Roman" w:eastAsia="Times New Roman" w:cs="Times New Roman"/>
+        </w:rPr>
+        <w:t xml:space="preserve"> 2.9 mL 10% </w:t>
+      </w:r>
+      <w:r>
+        <w:rPr>
+          <w:rFonts w:hint="eastAsia" w:ascii="Times New Roman" w:hAnsi="Times New Roman" w:eastAsia="Times New Roman" w:cs="Times New Roman"/>
+        </w:rPr>
+        <w:t xml:space="preserve">HCl（</w:t>
+      </w:r>
+      <m:oMath>
+        <m:oMathPr>
+          <m:ctrlPr>
+            <w:rPr>
+              <w:sz w:val="28"/>
+              <w:szCs w:val="28"/>
+            </w:rPr>
+          </m:ctrlPr>
+        </m:oMathPr>
+        <m:r>
+          <m:t>ρ</m:t>
+        </m:r>
+        <m:r>
+          <m:rPr>
+            <m:sty m:val="p"/>
+          </m:rPr>
+          <m:t>=</m:t>
+        </m:r>
+        <m:r>
+          <m:t>1.1</m:t>
+        </m:r>
+        <m:r>
+          <m:t> </m:t>
+        </m:r>
+        <m:r>
+          <m:rPr>
+            <m:sty m:val="p"/>
+          </m:rPr>
+          <m:t>g</m:t>
+        </m:r>
+        <m:r>
+          <m:rPr>
+            <m:sty m:val="p"/>
+          </m:rPr>
+          <m:t>⋅</m:t>
+        </m:r>
+        <m:r>
+          <m:rPr>
+            <m:sty m:val="p"/>
+          </m:rPr>
+          <m:t>m</m:t>
+        </m:r>
+        <m:sSup>
+          <m:e>
+            <m:r>
+              <m:rPr>
+                <m:sty m:val="p"/>
+              </m:rPr>
+              <m:t>L</m:t>
+            </m:r>
+          </m:e>
+          <m:sup>
+            <m:r>
+              <m:rPr>
+                <m:sty m:val="p"/>
+              </m:rPr>
+              <m:t>−</m:t>
+            </m:r>
+            <m:r>
+              <m:rPr>
+                <m:sty m:val="p"/>
+              </m:rPr>
+              <m:t>1</m:t>
+            </m:r>
+          </m:sup>
+        </m:sSup>
+      </m:oMath>
+      <w:r>
+        <w:rPr>
+          <w:rFonts w:hint="eastAsia" w:ascii="Times New Roman" w:hAnsi="Times New Roman" w:eastAsia="Times New Roman" w:cs="Times New Roman"/>
+        </w:rPr>
+        <w:t>）</w:t>
+      </w:r>
+      <w:r>
+        <w:rPr>
+          <w:rFonts w:hint="eastAsia" w:ascii="Times New Roman" w:hAnsi="Times New Roman" w:eastAsia="FangSong" w:cs="Times New Roman"/>
+        </w:rPr>
+        <w:t>溶解</w:t>
+      </w:r>
+      <w:r>
+        <w:rPr>
+          <w:rFonts w:hint="eastAsia" w:ascii="Times New Roman" w:hAnsi="Times New Roman" w:eastAsia="Times New Roman" w:cs="Times New Roman"/>
+        </w:rPr>
+        <w:t>，</w:t>
+      </w:r>
+      <w:r>
+        <w:rPr>
+          <w:rFonts w:hint="eastAsia" w:ascii="Times New Roman" w:hAnsi="Times New Roman" w:eastAsia="FangSong" w:cs="Times New Roman"/>
+        </w:rPr>
+        <w:t>形成含有盐</w:t>
+      </w:r>
+      <w:r>
+        <w:rPr>
+          <w:rFonts w:ascii="Times New Roman" w:hAnsi="Times New Roman" w:eastAsia="Times New Roman" w:cs="Times New Roman"/>
+        </w:rPr>
+        <w:t xml:space="preserve"> B </w:t>
+      </w:r>
+      <w:r>
+        <w:rPr>
+          <w:rFonts w:hint="eastAsia" w:ascii="Times New Roman" w:hAnsi="Times New Roman" w:eastAsia="FangSong" w:cs="Times New Roman"/>
+        </w:rPr>
+        <w:t>的浅蓝绿色溶液</w:t>
+      </w:r>
+      <w:r>
+        <w:rPr>
+          <w:rFonts w:hint="eastAsia" w:ascii="Times New Roman" w:hAnsi="Times New Roman" w:eastAsia="Times New Roman" w:cs="Times New Roman"/>
+        </w:rPr>
+        <w:t>。</w:t>
+      </w:r>
+      <w:r>
+        <w:rPr>
+          <w:rFonts w:hint="eastAsia" w:ascii="Times New Roman" w:hAnsi="Times New Roman" w:eastAsia="FangSong" w:cs="Times New Roman"/>
+        </w:rPr>
+        <w:t>该溶液和</w:t>
+      </w:r>
+      <w:r>
+        <w:rPr>
+          <w:rFonts w:ascii="Times New Roman" w:hAnsi="Times New Roman" w:eastAsia="Times New Roman" w:cs="Times New Roman"/>
+        </w:rPr>
+        <w:t xml:space="preserve"> 15 mL </w:t>
+      </w:r>
+      <w:r>
+        <w:rPr>
+          <w:rFonts w:hint="eastAsia" w:ascii="Times New Roman" w:hAnsi="Times New Roman" w:eastAsia="FangSong" w:cs="Times New Roman"/>
+        </w:rPr>
+        <w:t xml:space="preserve">含</w:t>
+      </w:r>
+      <w:r>
+        <w:rPr>
+          <w:rFonts w:ascii="Times New Roman" w:hAnsi="Times New Roman" w:eastAsia="Times New Roman" w:cs="Times New Roman"/>
+        </w:rPr>
+        <w:t xml:space="preserve"> 3.815 g</w:t>
+      </w:r>
+      <w:r>
+        <w:rPr>
+          <w:rFonts w:ascii="Times New Roman" w:hAnsi="Times New Roman" w:eastAsia="Times New Roman" w:cs="Times New Roman"/>
+        </w:rPr>
+        <w:t xml:space="preserve"> </w:t>
+      </w:r>
+      <m:oMath>
+        <m:oMathPr>
+          <m:ctrlPr>
+            <w:rPr>
+              <w:sz w:val="28"/>
+              <w:szCs w:val="28"/>
+            </w:rPr>
+          </m:ctrlPr>
+        </m:oMathPr>
+        <m:r>
+          <m:rPr>
+            <m:sty m:val="p"/>
+          </m:rPr>
+          <m:t>C</m:t>
+        </m:r>
+        <m:r>
+          <m:rPr>
+            <m:sty m:val="p"/>
+          </m:rPr>
+          <m:t>o</m:t>
+        </m:r>
+        <m:r>
+          <m:rPr>
+            <m:sty m:val="p"/>
+          </m:rPr>
+          <m:t>(</m:t>
+        </m:r>
+        <m:r>
+          <m:rPr>
+            <m:sty m:val="p"/>
+          </m:rPr>
+          <m:t>N</m:t>
+        </m:r>
+        <m:sSub>
+          <m:e>
+            <m:r>
+              <m:rPr>
+                <m:sty m:val="p"/>
+              </m:rPr>
+              <m:t>O</m:t>
+            </m:r>
+          </m:e>
+          <m:sub>
+            <m:r>
+              <m:rPr>
+                <m:sty m:val="p"/>
+              </m:rPr>
+              <m:t>3</m:t>
+            </m:r>
+          </m:sub>
+        </m:sSub>
+        <m:sSub>
+          <m:e>
+            <m:r>
+              <m:rPr>
+                <m:sty m:val="p"/>
+              </m:rPr>
+              <m:t>)</m:t>
+            </m:r>
+          </m:e>
+          <m:sub>
+            <m:r>
+              <m:rPr>
+                <m:sty m:val="p"/>
+              </m:rPr>
+              <m:t>2</m:t>
+            </m:r>
+          </m:sub>
+        </m:sSub>
+        <m:r>
+          <m:rPr>
+            <m:sty m:val="p"/>
+          </m:rPr>
+          <m:t>⋅</m:t>
+        </m:r>
+        <m:r>
+          <m:rPr>
+            <m:sty m:val="p"/>
+          </m:rPr>
+          <m:t>6</m:t>
+        </m:r>
+        <m:sSub>
+          <m:e>
+            <m:r>
+              <m:rPr>
+                <m:sty m:val="p"/>
+              </m:rPr>
+              <m:t>H</m:t>
+            </m:r>
+          </m:e>
+          <m:sub>
+            <m:r>
+              <m:rPr>
+                <m:sty m:val="p"/>
+              </m:rPr>
+              <m:t>2</m:t>
+            </m:r>
+          </m:sub>
+        </m:sSub>
+        <m:r>
+          <m:rPr>
+            <m:sty m:val="p"/>
+          </m:rPr>
+          <m:t>O</m:t>
+        </m:r>
+      </m:oMath>
+      <w:r>
+        <w:rPr>
+          <w:rFonts w:ascii="Times New Roman" w:hAnsi="Times New Roman" w:eastAsia="Times New Roman" w:cs="Times New Roman"/>
+        </w:rPr>
+        <w:t xml:space="preserve"> </w:t>
+      </w:r>
+      <w:r>
+        <w:rPr>
+          <w:rFonts w:hint="eastAsia" w:ascii="Times New Roman" w:hAnsi="Times New Roman" w:eastAsia="FangSong" w:cs="Times New Roman"/>
+        </w:rPr>
+        <w:t>的溶液混合</w:t>
+      </w:r>
+      <w:r>
+        <w:rPr>
+          <w:rFonts w:hint="eastAsia" w:ascii="Times New Roman" w:hAnsi="Times New Roman" w:eastAsia="Times New Roman" w:cs="Times New Roman"/>
+        </w:rPr>
+        <w:t>，</w:t>
+      </w:r>
+      <w:r>
+        <w:rPr>
+          <w:rFonts w:hint="eastAsia" w:ascii="Times New Roman" w:hAnsi="Times New Roman" w:eastAsia="FangSong" w:cs="Times New Roman"/>
+        </w:rPr>
+        <w:t>再加稍过量的</w:t>
+      </w:r>
+      <w:r>
+        <w:rPr>
+          <w:rFonts w:ascii="Times New Roman" w:hAnsi="Times New Roman" w:eastAsia="Times New Roman" w:cs="Times New Roman"/>
+        </w:rPr>
+        <w:t xml:space="preserve"> </w:t>
+      </w:r>
+      <m:oMath>
+        <m:oMathPr>
+          <m:ctrlPr>
+            <w:rPr>
+              <w:sz w:val="28"/>
+              <w:szCs w:val="28"/>
+            </w:rPr>
+          </m:ctrlPr>
+        </m:oMathPr>
+        <m:r>
+          <m:rPr>
+            <m:sty m:val="p"/>
+          </m:rPr>
+          <m:t>(</m:t>
+        </m:r>
+        <m:sSub>
+          <m:e>
+            <m:r>
+              <m:rPr>
+                <m:sty m:val="p"/>
+              </m:rPr>
+              <m:t>N</m:t>
+            </m:r>
+            <m:r>
+              <m:rPr>
+                <m:sty m:val="p"/>
+              </m:rPr>
+              <m:t>H</m:t>
+            </m:r>
+          </m:e>
+          <m:sub>
+            <m:r>
+              <m:t>4</m:t>
+            </m:r>
+          </m:sub>
+        </m:sSub>
+        <m:sSub>
+          <m:e>
+            <m:r>
+              <m:rPr>
+                <m:sty m:val="p"/>
+              </m:rPr>
+              <m:t>)</m:t>
+            </m:r>
+          </m:e>
+          <m:sub>
+            <m:r>
+              <m:t>2</m:t>
+            </m:r>
+          </m:sub>
+        </m:sSub>
+        <m:sSub>
+          <m:e>
+            <m:r>
+              <m:rPr>
+                <m:sty m:val="p"/>
+              </m:rPr>
+              <m:t>C</m:t>
+            </m:r>
+          </m:e>
+          <m:sub>
+            <m:r>
+              <m:t>2</m:t>
+            </m:r>
+          </m:sub>
+        </m:sSub>
+        <m:sSub>
+          <m:e>
+            <m:r>
+              <m:rPr>
+                <m:sty m:val="p"/>
+              </m:rPr>
+              <m:t>O</m:t>
+            </m:r>
+          </m:e>
+          <m:sub>
+            <m:r>
+              <m:t>4</m:t>
+            </m:r>
+          </m:sub>
+        </m:sSub>
+      </m:oMath>
+      <w:r>
+        <w:rPr>
+          <w:rFonts w:ascii="Times New Roman" w:hAnsi="Times New Roman" w:eastAsia="Times New Roman" w:cs="Times New Roman"/>
+        </w:rPr>
+        <w:t xml:space="preserve"> </w:t>
+      </w:r>
+      <w:r>
+        <w:rPr>
+          <w:rFonts w:hint="eastAsia" w:ascii="Times New Roman" w:hAnsi="Times New Roman" w:eastAsia="FangSong" w:cs="Times New Roman"/>
+        </w:rPr>
+        <w:t xml:space="preserve">即可得到</w:t>
+      </w:r>
+      <w:r>
+        <w:rPr>
+          <w:rFonts w:ascii="Times New Roman" w:hAnsi="Times New Roman" w:eastAsia="Times New Roman" w:cs="Times New Roman"/>
+        </w:rPr>
+        <w:t xml:space="preserve"> 3.186 g </w:t>
+      </w:r>
+      <w:r>
+        <w:rPr>
+          <w:rFonts w:hint="eastAsia" w:ascii="Times New Roman" w:hAnsi="Times New Roman" w:eastAsia="FangSong" w:cs="Times New Roman"/>
+        </w:rPr>
+        <w:t xml:space="preserve">橙黄色沉淀</w:t>
+      </w:r>
+      <w:r>
+        <w:rPr>
+          <w:rFonts w:ascii="Times New Roman" w:hAnsi="Times New Roman" w:eastAsia="Times New Roman" w:cs="Times New Roman"/>
+        </w:rPr>
+        <w:t xml:space="preserve"> </w:t>
+      </w:r>
+      <w:r>
+        <w:rPr>
+          <w:rFonts w:hint="eastAsia" w:ascii="Times New Roman" w:hAnsi="Times New Roman" w:eastAsia="Times New Roman" w:cs="Times New Roman"/>
+        </w:rPr>
+        <w:t>C。</w:t>
+      </w:r>
+      <w:r>
+        <w:rPr>
+          <w:rFonts w:hint="eastAsia" w:ascii="Times New Roman" w:hAnsi="Times New Roman" w:eastAsia="FangSong" w:cs="Times New Roman"/>
+        </w:rPr>
+        <w:t>化合物</w:t>
+      </w:r>
+      <w:r>
+        <w:rPr>
+          <w:rFonts w:ascii="Times New Roman" w:hAnsi="Times New Roman" w:eastAsia="Times New Roman" w:cs="Times New Roman"/>
+        </w:rPr>
+        <w:t xml:space="preserve"> C </w:t>
+      </w:r>
+      <w:r>
+        <w:rPr>
+          <w:rFonts w:hint="eastAsia" w:ascii="Times New Roman" w:hAnsi="Times New Roman" w:eastAsia="FangSong" w:cs="Times New Roman"/>
+        </w:rPr>
+        <w:t>在氧气气氛中的热重分析</w:t>
+      </w:r>
+      <w:r>
+        <w:rPr>
+          <w:rFonts w:hint="eastAsia" w:ascii="Times New Roman" w:hAnsi="Times New Roman" w:eastAsia="Times New Roman" w:cs="Times New Roman"/>
+        </w:rPr>
+        <w:t>（25℃</w:t>
+      </w:r>
+      <w:r>
+        <w:rPr>
+          <w:rFonts w:ascii="Times New Roman" w:hAnsi="Times New Roman" w:eastAsia="Times New Roman" w:cs="Times New Roman"/>
+        </w:rPr>
+        <w:t xml:space="preserve"> </w:t>
+      </w:r>
+      <w:r>
+        <w:rPr>
+          <w:rFonts w:hint="eastAsia" w:ascii="Times New Roman" w:hAnsi="Times New Roman" w:eastAsia="FangSong" w:cs="Times New Roman"/>
+        </w:rPr>
+        <w:t xml:space="preserve">到</w:t>
+      </w:r>
+      <w:r>
+        <w:rPr>
+          <w:rFonts w:ascii="Times New Roman" w:hAnsi="Times New Roman" w:eastAsia="Times New Roman" w:cs="Times New Roman"/>
+        </w:rPr>
+        <w:t xml:space="preserve"> </w:t>
+      </w:r>
+      <w:r>
+        <w:rPr>
+          <w:rFonts w:hint="eastAsia" w:ascii="Times New Roman" w:hAnsi="Times New Roman" w:eastAsia="Times New Roman" w:cs="Times New Roman"/>
+        </w:rPr>
+        <w:t>900℃）</w:t>
+      </w:r>
+      <w:r>
+        <w:rPr>
+          <w:rFonts w:hint="eastAsia" w:ascii="Times New Roman" w:hAnsi="Times New Roman" w:eastAsia="FangSong" w:cs="Times New Roman"/>
+        </w:rPr>
+        <w:t>表明</w:t>
+      </w:r>
+      <w:r>
+        <w:rPr>
+          <w:rFonts w:hint="eastAsia" w:ascii="Times New Roman" w:hAnsi="Times New Roman" w:eastAsia="Times New Roman" w:cs="Times New Roman"/>
+        </w:rPr>
+        <w:t>，</w:t>
+      </w:r>
+      <w:r>
+        <w:rPr>
+          <w:rFonts w:hint="eastAsia" w:ascii="Times New Roman" w:hAnsi="Times New Roman" w:eastAsia="FangSong" w:cs="Times New Roman"/>
+        </w:rPr>
+        <w:t>它受热失重分三个阶段</w:t>
+      </w:r>
+      <w:r>
+        <w:rPr>
+          <w:rFonts w:hint="eastAsia" w:ascii="Times New Roman" w:hAnsi="Times New Roman" w:eastAsia="Times New Roman" w:cs="Times New Roman"/>
+        </w:rPr>
+        <w:t>，</w:t>
+      </w:r>
+      <w:r>
+        <w:rPr>
+          <w:rFonts w:hint="eastAsia" w:ascii="Times New Roman" w:hAnsi="Times New Roman" w:eastAsia="FangSong" w:cs="Times New Roman"/>
+        </w:rPr>
+        <w:t>最后以</w:t>
+      </w:r>
+      <w:r>
+        <w:rPr>
+          <w:rFonts w:ascii="Times New Roman" w:hAnsi="Times New Roman" w:eastAsia="Times New Roman" w:cs="Times New Roman"/>
+        </w:rPr>
+        <w:t xml:space="preserve"> 57.3% </w:t>
+      </w:r>
+      <w:r>
+        <w:rPr>
+          <w:rFonts w:hint="eastAsia" w:ascii="Times New Roman" w:hAnsi="Times New Roman" w:eastAsia="FangSong" w:cs="Times New Roman"/>
+        </w:rPr>
+        <w:t xml:space="preserve">的总失重得到混合物</w:t>
+      </w:r>
+      <w:r>
+        <w:rPr>
+          <w:rFonts w:ascii="Times New Roman" w:hAnsi="Times New Roman" w:eastAsia="Times New Roman" w:cs="Times New Roman"/>
+        </w:rPr>
+        <w:t xml:space="preserve"> </w:t>
+      </w:r>
+      <w:r>
+        <w:rPr>
+          <w:rFonts w:hint="eastAsia" w:ascii="Times New Roman" w:hAnsi="Times New Roman" w:eastAsia="Times New Roman" w:cs="Times New Roman"/>
+        </w:rPr>
+        <w:t>G。</w:t>
+      </w:r>
+      <w:r>
+        <w:rPr>
+          <w:rFonts w:hint="eastAsia" w:ascii="Times New Roman" w:hAnsi="Times New Roman" w:eastAsia="FangSong" w:cs="Times New Roman"/>
+        </w:rPr>
+        <w:t>其中</w:t>
+      </w:r>
+      <w:r>
+        <w:rPr>
+          <w:rFonts w:hint="eastAsia" w:ascii="Times New Roman" w:hAnsi="Times New Roman" w:eastAsia="Times New Roman" w:cs="Times New Roman"/>
+        </w:rPr>
+        <w:t>，</w:t>
+      </w:r>
+      <w:r>
+        <w:rPr>
+          <w:rFonts w:hint="eastAsia" w:ascii="Times New Roman" w:hAnsi="Times New Roman" w:eastAsia="FangSong" w:cs="Times New Roman"/>
+        </w:rPr>
+        <w:t>有一个阶段发生了质量增加</w:t>
+      </w:r>
+      <w:r>
+        <w:rPr>
+          <w:rFonts w:hint="eastAsia" w:ascii="Times New Roman" w:hAnsi="Times New Roman" w:eastAsia="Times New Roman" w:cs="Times New Roman"/>
+        </w:rPr>
+        <w:t>，G</w:t>
+      </w:r>
+      <w:r>
+        <w:rPr>
+          <w:rFonts w:ascii="Times New Roman" w:hAnsi="Times New Roman" w:eastAsia="Times New Roman" w:cs="Times New Roman"/>
+        </w:rPr>
+        <w:t xml:space="preserve"> </w:t>
+      </w:r>
+      <w:r>
+        <w:rPr>
+          <w:rFonts w:hint="eastAsia" w:ascii="Times New Roman" w:hAnsi="Times New Roman" w:eastAsia="FangSong" w:cs="Times New Roman"/>
+        </w:rPr>
+        <w:t xml:space="preserve">中</w:t>
+      </w:r>
+      <w:r>
+        <w:rPr>
+          <w:rFonts w:ascii="Times New Roman" w:hAnsi="Times New Roman" w:eastAsia="Times New Roman" w:cs="Times New Roman"/>
+        </w:rPr>
+        <w:t xml:space="preserve"> A </w:t>
+      </w:r>
+      <w:r>
+        <w:rPr>
+          <w:rFonts w:hint="eastAsia" w:ascii="Times New Roman" w:hAnsi="Times New Roman" w:eastAsia="FangSong" w:cs="Times New Roman"/>
+        </w:rPr>
+        <w:t>的化合价只有一种</w:t>
+      </w:r>
+      <w:r>
+        <w:rPr>
+          <w:rFonts w:hint="eastAsia" w:ascii="Times New Roman" w:hAnsi="Times New Roman" w:eastAsia="Times New Roman" w:cs="Times New Roman"/>
+        </w:rPr>
+        <w:t>。</w:t>
+      </w:r>
+    </w:p>
+    <w:p>
+      <w:pPr>
+        <w:pStyle w:val="BodyText"/>
+      </w:pPr>
+      <w:r>
+        <w:rPr>
+          <w:rFonts w:ascii="Times New Roman" w:hAnsi="Times New Roman" w:eastAsia="Times New Roman" w:cs="Times New Roman"/>
+        </w:rPr>
+        <w:t xml:space="preserve">9-1 </w:t>
+      </w:r>
+      <w:r>
+        <w:rPr>
+          <w:rFonts w:hint="eastAsia" w:ascii="Times New Roman" w:hAnsi="Times New Roman" w:eastAsia="FangSong" w:cs="Times New Roman"/>
+        </w:rPr>
+        <w:t>通过计算和讨论</w:t>
+      </w:r>
+      <w:r>
+        <w:rPr>
+          <w:rFonts w:hint="eastAsia" w:ascii="Times New Roman" w:hAnsi="Times New Roman" w:eastAsia="Times New Roman" w:cs="Times New Roman"/>
+        </w:rPr>
+        <w:t>，</w:t>
+      </w:r>
+      <w:r>
+        <w:rPr>
+          <w:rFonts w:hint="eastAsia" w:ascii="Times New Roman" w:hAnsi="Times New Roman" w:eastAsia="FangSong" w:cs="Times New Roman"/>
+        </w:rPr>
+        <w:t>确定</w:t>
+      </w:r>
+      <w:r>
+        <w:rPr>
+          <w:rFonts w:ascii="Times New Roman" w:hAnsi="Times New Roman" w:eastAsia="Times New Roman" w:cs="Times New Roman"/>
+        </w:rPr>
+        <w:t xml:space="preserve"> A、B、C </w:t>
+      </w:r>
+      <w:r>
+        <w:rPr>
+          <w:rFonts w:hint="eastAsia" w:ascii="Times New Roman" w:hAnsi="Times New Roman" w:eastAsia="FangSong" w:cs="Times New Roman"/>
+        </w:rPr>
+        <w:t>的化学式</w:t>
+      </w:r>
+      <w:r>
+        <w:rPr>
+          <w:rFonts w:hint="eastAsia" w:ascii="Times New Roman" w:hAnsi="Times New Roman" w:eastAsia="Times New Roman" w:cs="Times New Roman"/>
+        </w:rPr>
+        <w:t>。</w:t>
+      </w:r>
+    </w:p>
+    <w:p>
+      <w:pPr>
+        <w:pStyle w:val="BodyText"/>
+      </w:pPr>
+      <w:r>
+        <w:rPr>
+          <w:rFonts w:ascii="Times New Roman" w:hAnsi="Times New Roman" w:eastAsia="Times New Roman" w:cs="Times New Roman"/>
+        </w:rPr>
+        <w:t xml:space="preserve">9-2 </w:t>
+      </w:r>
+      <w:r>
+        <w:rPr>
+          <w:rFonts w:hint="eastAsia" w:ascii="Times New Roman" w:hAnsi="Times New Roman" w:eastAsia="FangSong" w:cs="Times New Roman"/>
+        </w:rPr>
+        <w:t xml:space="preserve">求</w:t>
+      </w:r>
+      <w:r>
+        <w:rPr>
+          <w:rFonts w:ascii="Times New Roman" w:hAnsi="Times New Roman" w:eastAsia="Times New Roman" w:cs="Times New Roman"/>
+        </w:rPr>
+        <w:t xml:space="preserve"> G </w:t>
+      </w:r>
+      <w:r>
+        <w:rPr>
+          <w:rFonts w:hint="eastAsia" w:ascii="Times New Roman" w:hAnsi="Times New Roman" w:eastAsia="FangSong" w:cs="Times New Roman"/>
+        </w:rPr>
+        <w:t>的定量组成</w:t>
+      </w:r>
+      <w:r>
+        <w:rPr>
+          <w:rFonts w:hint="eastAsia" w:ascii="Times New Roman" w:hAnsi="Times New Roman" w:eastAsia="Times New Roman" w:cs="Times New Roman"/>
+        </w:rPr>
+        <w:t>，</w:t>
+      </w:r>
+      <w:r>
+        <w:rPr>
+          <w:rFonts w:hint="eastAsia" w:ascii="Times New Roman" w:hAnsi="Times New Roman" w:eastAsia="FangSong" w:cs="Times New Roman"/>
+        </w:rPr>
+        <w:t>用质量分数表示</w:t>
+      </w:r>
+      <w:r>
+        <w:rPr>
+          <w:rFonts w:hint="eastAsia" w:ascii="Times New Roman" w:hAnsi="Times New Roman" w:eastAsia="Times New Roman" w:cs="Times New Roman"/>
+        </w:rPr>
+        <w:t>。</w:t>
+      </w:r>
+    </w:p>
+    <w:p>
+      <w:pPr>
+        <w:spacing w:before="160" w:after="80"/>
+      </w:pPr>
+      <w:r>
+        <w:pict>
+          <v:rect style="width:0;height:1.5pt" o:hralign="center" o:hrstd="t" o:hr="t"/>
+        </w:pict>
+      </w:r>
+    </w:p>
+    <w:bookmarkEnd w:id="48"/>
+    <w:bookmarkStart w:id="49" w:name="呼吸测醉分析"/>
+    <w:p>
+      <w:pPr>
+        <w:pStyle w:val="Heading2"/>
+        <w:spacing w:before="280" w:after="120"/>
+      </w:pPr>
+      <w:r>
+        <w:rPr>
+          <w:rFonts w:ascii="Times New Roman" w:hAnsi="Times New Roman" w:eastAsia="Times New Roman" w:cs="Times New Roman"/>
+        </w:rPr>
+        <w:t xml:space="preserve">6.33 </w:t>
+      </w:r>
+      <w:r>
+        <w:rPr>
+          <w:rFonts w:hint="eastAsia" w:ascii="Times New Roman" w:hAnsi="Times New Roman" w:eastAsia="SimHei" w:cs="Times New Roman"/>
+        </w:rPr>
+        <w:t xml:space="preserve">呼吸测醉分析</w:t>
+      </w:r>
+    </w:p>
+    <w:p>
+      <w:pPr>
+        <w:pStyle w:val="FirstParagraph"/>
+      </w:pPr>
+      <w:r>
+        <w:rPr>
+          <w:rFonts w:hint="eastAsia" w:ascii="Times New Roman" w:hAnsi="Times New Roman" w:eastAsia="FangSong" w:cs="Times New Roman"/>
+        </w:rPr>
+        <w:t>交警为确定驾驶员是否醉酒后驾车</w:t>
+      </w:r>
+      <w:r>
+        <w:rPr>
+          <w:rFonts w:hint="eastAsia" w:ascii="Times New Roman" w:hAnsi="Times New Roman" w:eastAsia="Times New Roman" w:cs="Times New Roman"/>
+        </w:rPr>
+        <w:t>，</w:t>
+      </w:r>
+      <w:r>
+        <w:rPr>
+          <w:rFonts w:hint="eastAsia" w:ascii="Times New Roman" w:hAnsi="Times New Roman" w:eastAsia="FangSong" w:cs="Times New Roman"/>
+        </w:rPr>
+        <w:t>常采用呼吸测醉法分析</w:t>
+      </w:r>
+      <w:r>
+        <w:rPr>
+          <w:rFonts w:hint="eastAsia" w:ascii="Times New Roman" w:hAnsi="Times New Roman" w:eastAsia="Times New Roman" w:cs="Times New Roman"/>
+        </w:rPr>
+        <w:t>。</w:t>
+      </w:r>
+      <w:r>
+        <w:rPr>
+          <w:rFonts w:hint="eastAsia" w:ascii="Times New Roman" w:hAnsi="Times New Roman" w:eastAsia="FangSong" w:cs="Times New Roman"/>
+        </w:rPr>
+        <w:t>在</w:t>
+      </w:r>
+      <w:r>
+        <w:rPr>
+          <w:rFonts w:ascii="Times New Roman" w:hAnsi="Times New Roman" w:eastAsia="Times New Roman" w:cs="Times New Roman"/>
+        </w:rPr>
+        <w:t xml:space="preserve"> 310 K </w:t>
+      </w:r>
+      <w:r>
+        <w:rPr>
+          <w:rFonts w:hint="eastAsia" w:ascii="Times New Roman" w:hAnsi="Times New Roman" w:eastAsia="FangSong" w:cs="Times New Roman"/>
+        </w:rPr>
+        <w:t xml:space="preserve">时取</w:t>
+      </w:r>
+      <w:r>
+        <w:rPr>
+          <w:rFonts w:ascii="Times New Roman" w:hAnsi="Times New Roman" w:eastAsia="Times New Roman" w:cs="Times New Roman"/>
+        </w:rPr>
+        <w:t xml:space="preserve"> 50.0 mL </w:t>
+      </w:r>
+      <w:r>
+        <w:rPr>
+          <w:rFonts w:hint="eastAsia" w:ascii="Times New Roman" w:hAnsi="Times New Roman" w:eastAsia="FangSong" w:cs="Times New Roman"/>
+        </w:rPr>
+        <w:t>被检测人的呼吸样品鼓泡通过酸性重铬酸盐溶液</w:t>
+      </w:r>
+      <w:r>
+        <w:rPr>
+          <w:rFonts w:hint="eastAsia" w:ascii="Times New Roman" w:hAnsi="Times New Roman" w:eastAsia="Times New Roman" w:cs="Times New Roman"/>
+        </w:rPr>
+        <w:t>。</w:t>
+      </w:r>
+      <w:r>
+        <w:rPr>
+          <w:rFonts w:hint="eastAsia" w:ascii="Times New Roman" w:hAnsi="Times New Roman" w:eastAsia="FangSong" w:cs="Times New Roman"/>
+        </w:rPr>
+        <w:t>由于乙醇的还原作用产生了</w:t>
+      </w:r>
+      <w:r>
+        <w:rPr>
+          <w:rFonts w:ascii="Times New Roman" w:hAnsi="Times New Roman" w:eastAsia="Times New Roman" w:cs="Times New Roman"/>
+        </w:rPr>
+        <w:t xml:space="preserve"> </w:t>
+      </w:r>
+      <m:oMath>
+        <m:oMathPr>
+          <m:ctrlPr>
+            <w:rPr>
+              <w:sz w:val="28"/>
+              <w:szCs w:val="28"/>
+            </w:rPr>
+          </m:ctrlPr>
+        </m:oMathPr>
+        <m:r>
+          <m:t>3.30</m:t>
+        </m:r>
+        <m:r>
+          <m:rPr>
+            <m:sty m:val="p"/>
+          </m:rPr>
+          <m:t>×</m:t>
+        </m:r>
+        <m:sSup>
+          <m:e>
+            <m:r>
+              <m:t>10</m:t>
+            </m:r>
+          </m:e>
+          <m:sup>
+            <m:r>
+              <m:rPr>
+                <m:sty m:val="p"/>
+              </m:rPr>
+              <m:t>−</m:t>
+            </m:r>
+            <m:r>
+              <m:t>5</m:t>
+            </m:r>
+          </m:sup>
+        </m:sSup>
+      </m:oMath>
+      <w:r>
+        <w:rPr>
+          <w:rFonts w:ascii="Times New Roman" w:hAnsi="Times New Roman" w:eastAsia="Times New Roman" w:cs="Times New Roman"/>
+        </w:rPr>
+        <w:t xml:space="preserve"> </w:t>
+      </w:r>
+      <w:r>
+        <w:rPr>
+          <w:rFonts w:ascii="Times New Roman" w:hAnsi="Times New Roman" w:eastAsia="Times New Roman" w:cs="Times New Roman"/>
+        </w:rPr>
+        <w:t xml:space="preserve">mol </w:t>
+      </w:r>
+      <w:r>
+        <w:rPr>
+          <w:rFonts w:hint="eastAsia" w:ascii="Times New Roman" w:hAnsi="Times New Roman" w:eastAsia="Times New Roman" w:cs="Times New Roman"/>
+        </w:rPr>
+        <w:t>Cr(III)，</w:t>
+      </w:r>
+      <w:r>
+        <w:rPr>
+          <w:rFonts w:hint="eastAsia" w:ascii="Times New Roman" w:hAnsi="Times New Roman" w:eastAsia="FangSong" w:cs="Times New Roman"/>
+        </w:rPr>
+        <w:t>重铬酸盐的消耗可用分光光度法测定</w:t>
+      </w:r>
+      <w:r>
+        <w:rPr>
+          <w:rFonts w:hint="eastAsia" w:ascii="Times New Roman" w:hAnsi="Times New Roman" w:eastAsia="Times New Roman" w:cs="Times New Roman"/>
+        </w:rPr>
+        <w:t>。</w:t>
+      </w:r>
+      <w:r>
+        <w:rPr>
+          <w:rFonts w:hint="eastAsia" w:ascii="Times New Roman" w:hAnsi="Times New Roman" w:eastAsia="FangSong" w:cs="Times New Roman"/>
+        </w:rPr>
+        <w:t>法律上规定人体血液中乙醇含量不能超过</w:t>
+      </w:r>
+      <w:r>
+        <w:rPr>
+          <w:rFonts w:ascii="Times New Roman" w:hAnsi="Times New Roman" w:eastAsia="Times New Roman" w:cs="Times New Roman"/>
+        </w:rPr>
+        <w:t xml:space="preserve"> </w:t>
+      </w:r>
+      <w:r>
+        <w:rPr>
+          <w:rFonts w:hint="eastAsia" w:ascii="Times New Roman" w:hAnsi="Times New Roman" w:eastAsia="Times New Roman" w:cs="Times New Roman"/>
+        </w:rPr>
+        <w:t>0.05%（</w:t>
+      </w:r>
+      <w:r>
+        <w:rPr>
+          <w:rFonts w:hint="eastAsia" w:ascii="Times New Roman" w:hAnsi="Times New Roman" w:eastAsia="FangSong" w:cs="Times New Roman"/>
+        </w:rPr>
+        <w:t>质量分数</w:t>
+      </w:r>
+      <w:r>
+        <w:rPr>
+          <w:rFonts w:hint="eastAsia" w:ascii="Times New Roman" w:hAnsi="Times New Roman" w:eastAsia="Times New Roman" w:cs="Times New Roman"/>
+        </w:rPr>
+        <w:t>），</w:t>
+      </w:r>
+      <w:r>
+        <w:rPr>
+          <w:rFonts w:hint="eastAsia" w:ascii="Times New Roman" w:hAnsi="Times New Roman" w:eastAsia="FangSong" w:cs="Times New Roman"/>
+        </w:rPr>
+        <w:t>否则就是醉酒</w:t>
+      </w:r>
+      <w:r>
+        <w:rPr>
+          <w:rFonts w:hint="eastAsia" w:ascii="Times New Roman" w:hAnsi="Times New Roman" w:eastAsia="Times New Roman" w:cs="Times New Roman"/>
+        </w:rPr>
+        <w:t>。</w:t>
+      </w:r>
+      <w:r>
+        <w:rPr>
+          <w:rFonts w:hint="eastAsia" w:ascii="Times New Roman" w:hAnsi="Times New Roman" w:eastAsia="FangSong" w:cs="Times New Roman"/>
+        </w:rPr>
+        <w:t>试回答</w:t>
+      </w:r>
+      <w:r>
+        <w:rPr>
+          <w:rFonts w:hint="eastAsia" w:ascii="Times New Roman" w:hAnsi="Times New Roman" w:eastAsia="Times New Roman" w:cs="Times New Roman"/>
+        </w:rPr>
+        <w:t>：</w:t>
+      </w:r>
+    </w:p>
+    <w:p>
+      <w:pPr>
+        <w:pStyle w:val="BodyText"/>
+      </w:pPr>
+      <w:r>
+        <w:rPr>
+          <w:rFonts w:ascii="Times New Roman" w:hAnsi="Times New Roman" w:eastAsia="Times New Roman" w:cs="Times New Roman"/>
+        </w:rPr>
+        <w:t xml:space="preserve">5-1 </w:t>
+      </w:r>
+      <w:r>
+        <w:rPr>
+          <w:rFonts w:hint="eastAsia" w:ascii="Times New Roman" w:hAnsi="Times New Roman" w:eastAsia="FangSong" w:cs="Times New Roman"/>
+        </w:rPr>
+        <w:t xml:space="preserve">写出检测醉酒的离子方程式</w:t>
+      </w:r>
+      <w:r>
+        <w:rPr>
+          <w:rFonts w:ascii="Times New Roman" w:hAnsi="Times New Roman" w:eastAsia="Times New Roman" w:cs="Times New Roman"/>
+        </w:rPr>
+        <w:t xml:space="preserve"> ____。</w:t>
+      </w:r>
+    </w:p>
+    <w:p>
+      <w:pPr>
+        <w:pStyle w:val="BodyText"/>
+      </w:pPr>
+      <w:r>
+        <w:rPr>
+          <w:rFonts w:ascii="Times New Roman" w:hAnsi="Times New Roman" w:eastAsia="Times New Roman" w:cs="Times New Roman"/>
+        </w:rPr>
+        <w:t xml:space="preserve">5-2 </w:t>
+      </w:r>
+      <w:r>
+        <w:rPr>
+          <w:rFonts w:hint="eastAsia" w:ascii="Times New Roman" w:hAnsi="Times New Roman" w:eastAsia="FangSong" w:cs="Times New Roman"/>
+        </w:rPr>
+        <w:t xml:space="preserve">若某驾驶人在</w:t>
+      </w:r>
+      <w:r>
+        <w:rPr>
+          <w:rFonts w:ascii="Times New Roman" w:hAnsi="Times New Roman" w:eastAsia="Times New Roman" w:cs="Times New Roman"/>
+        </w:rPr>
+        <w:t xml:space="preserve"> </w:t>
+      </w:r>
+      <m:oMath>
+        <m:r>
+          <m:t>310</m:t>
+        </m:r>
+        <m:r>
+          <m:t> </m:t>
+        </m:r>
+        <m:r>
+          <m:rPr>
+            <m:sty m:val="p"/>
+          </m:rPr>
+          <m:t>K</m:t>
+        </m:r>
+      </m:oMath>
+      <w:r>
+        <w:rPr>
+          <w:rFonts w:ascii="Times New Roman" w:hAnsi="Times New Roman" w:eastAsia="Times New Roman" w:cs="Times New Roman"/>
+        </w:rPr>
+        <w:t xml:space="preserve"> </w:t>
+      </w:r>
+      <w:r>
+        <w:rPr>
+          <w:rFonts w:hint="eastAsia" w:ascii="Times New Roman" w:hAnsi="Times New Roman" w:eastAsia="FangSong" w:cs="Times New Roman"/>
+        </w:rPr>
+        <w:t>时</w:t>
+      </w:r>
+      <w:r>
+        <w:rPr>
+          <w:rFonts w:hint="eastAsia" w:ascii="Times New Roman" w:hAnsi="Times New Roman" w:eastAsia="Times New Roman" w:cs="Times New Roman"/>
+        </w:rPr>
+        <w:t>，</w:t>
+      </w:r>
+      <w:r>
+        <w:rPr>
+          <w:rFonts w:hint="eastAsia" w:ascii="Times New Roman" w:hAnsi="Times New Roman" w:eastAsia="FangSong" w:cs="Times New Roman"/>
+        </w:rPr>
+        <w:t>含有</w:t>
+      </w:r>
+      <w:r>
+        <w:rPr>
+          <w:rFonts w:ascii="Times New Roman" w:hAnsi="Times New Roman" w:eastAsia="Times New Roman" w:cs="Times New Roman"/>
+        </w:rPr>
+        <w:t xml:space="preserve"> </w:t>
+      </w:r>
+      <m:oMath>
+        <m:r>
+          <m:t>0.45</m:t>
+        </m:r>
+        <m:r>
+          <m:rPr>
+            <m:sty m:val="p"/>
+          </m:rPr>
+          <m:t>%</m:t>
+        </m:r>
+      </m:oMath>
+      <w:r>
+        <w:rPr>
+          <w:rFonts w:ascii="Times New Roman" w:hAnsi="Times New Roman" w:eastAsia="Times New Roman" w:cs="Times New Roman"/>
+        </w:rPr>
+        <w:t xml:space="preserve"> </w:t>
+      </w:r>
+      <w:r>
+        <w:rPr>
+          <w:rFonts w:hint="eastAsia" w:ascii="Times New Roman" w:hAnsi="Times New Roman" w:eastAsia="FangSong" w:cs="Times New Roman"/>
+        </w:rPr>
+        <w:t xml:space="preserve">乙醇的血液上面乙醇的分压为</w:t>
+      </w:r>
+      <w:r>
+        <w:rPr>
+          <w:rFonts w:ascii="Times New Roman" w:hAnsi="Times New Roman" w:eastAsia="Times New Roman" w:cs="Times New Roman"/>
+        </w:rPr>
+        <w:t xml:space="preserve"> </w:t>
+      </w:r>
+      <m:oMath>
+        <m:oMathPr>
+          <m:ctrlPr>
+            <w:rPr>
+              <w:sz w:val="28"/>
+              <w:szCs w:val="28"/>
+            </w:rPr>
+          </m:ctrlPr>
+        </m:oMathPr>
+        <m:r>
+          <m:t>1.00</m:t>
+        </m:r>
+        <m:r>
+          <m:rPr>
+            <m:sty m:val="p"/>
+          </m:rPr>
+          <m:t>×</m:t>
+        </m:r>
+        <m:sSup>
+          <m:e>
+            <m:r>
+              <m:t>10</m:t>
+            </m:r>
+          </m:e>
+          <m:sup>
+            <m:r>
+              <m:t>4</m:t>
+            </m:r>
+          </m:sup>
+        </m:sSup>
+        <m:r>
+          <m:t> </m:t>
+        </m:r>
+        <m:r>
+          <m:rPr>
+            <m:sty m:val="p"/>
+          </m:rPr>
+          <m:t>P</m:t>
+        </m:r>
+        <m:r>
+          <m:rPr>
+            <m:sty m:val="p"/>
+          </m:rPr>
+          <m:t>a</m:t>
+        </m:r>
+      </m:oMath>
+      <w:r>
+        <w:rPr>
+          <w:rFonts w:hint="eastAsia" w:ascii="Times New Roman" w:hAnsi="Times New Roman" w:eastAsia="Times New Roman" w:cs="Times New Roman"/>
+        </w:rPr>
+        <w:t>。</w:t>
+      </w:r>
+      <w:r>
+        <w:rPr>
+          <w:rFonts w:hint="eastAsia" w:ascii="Times New Roman" w:hAnsi="Times New Roman" w:eastAsia="FangSong" w:cs="Times New Roman"/>
+        </w:rPr>
+        <w:t>请通过计算确定此人是否为法定的酒醉</w:t>
+      </w:r>
+      <w:r>
+        <w:rPr>
+          <w:rFonts w:hint="eastAsia" w:ascii="Times New Roman" w:hAnsi="Times New Roman" w:eastAsia="Times New Roman" w:cs="Times New Roman"/>
+        </w:rPr>
+        <w:t>。</w:t>
+      </w:r>
+    </w:p>
+    <w:p>
+      <w:pPr>
+        <w:spacing w:before="160" w:after="80"/>
+      </w:pPr>
+      <w:r>
+        <w:pict>
+          <v:rect style="width:0;height:1.5pt" o:hralign="center" o:hrstd="t" o:hr="t"/>
+        </w:pict>
+      </w:r>
+    </w:p>
+    <w:bookmarkEnd w:id="49"/>
+    <w:bookmarkStart w:id="50" w:name="极限密度法测分子量"/>
+    <w:p>
+      <w:pPr>
+        <w:pStyle w:val="Heading2"/>
+        <w:spacing w:before="280" w:after="120"/>
+      </w:pPr>
+      <w:r>
+        <w:rPr>
+          <w:rFonts w:ascii="Times New Roman" w:hAnsi="Times New Roman" w:eastAsia="Times New Roman" w:cs="Times New Roman"/>
+        </w:rPr>
+        <w:t xml:space="preserve">6.34 </w:t>
       </w:r>
       <w:r>
         <w:rPr>
@@ -10800,8 +14205,8 @@
         </w:pict>
       </w:r>
     </w:p>
-    <w:bookmarkEnd w:id="42"/>
-    <w:bookmarkStart w:id="43" w:name="三氯化铝气态分子式与解离平衡"/>
+    <w:bookmarkEnd w:id="50"/>
+    <w:bookmarkStart w:id="51" w:name="三氯化铝气态分子式与解离平衡"/>
     <w:p>
       <w:pPr>
         <w:pStyle w:val="Heading2"/>
@@ -10811,7 +14216,7 @@
         <w:rPr>
           <w:rFonts w:ascii="Times New Roman" w:hAnsi="Times New Roman" w:eastAsia="Times New Roman" w:cs="Times New Roman"/>
         </w:rPr>
-        <w:t xml:space="preserve">6.30 </w:t>
+        <w:t xml:space="preserve">6.35 </w:t>
       </w:r>
       <w:r>
         <w:rPr>
@@ -11296,8 +14701,8 @@
         </w:pict>
       </w:r>
     </w:p>
-    <w:bookmarkEnd w:id="43"/>
-    <w:bookmarkStart w:id="44" w:name="nh4假想元素与u235裂变"/>
+    <w:bookmarkEnd w:id="51"/>
+    <w:bookmarkStart w:id="52" w:name="nh4假想元素与u235裂变"/>
     <w:p>
       <w:pPr>
         <w:pStyle w:val="Heading2"/>
@@ -11307,7 +14712,7 @@
         <w:rPr>
           <w:rFonts w:ascii="Times New Roman" w:hAnsi="Times New Roman" w:eastAsia="Times New Roman" w:cs="Times New Roman"/>
         </w:rPr>
-        <w:t xml:space="preserve">6.31 </w:t>
+        <w:t xml:space="preserve">6.36 </w:t>
       </w:r>
       <w:r>
         <w:rPr>
@@ -12072,8 +15477,8 @@
         </w:pict>
       </w:r>
     </w:p>
-    <w:bookmarkEnd w:id="44"/>
-    <w:bookmarkStart w:id="45" w:name="依数性hac缔合与kb"/>
+    <w:bookmarkEnd w:id="52"/>
+    <w:bookmarkStart w:id="53" w:name="依数性hac缔合与kb"/>
     <w:p>
       <w:pPr>
         <w:pStyle w:val="Heading2"/>
@@ -12083,7 +15488,7 @@
         <w:rPr>
           <w:rFonts w:ascii="Times New Roman" w:hAnsi="Times New Roman" w:eastAsia="Times New Roman" w:cs="Times New Roman"/>
         </w:rPr>
-        <w:t xml:space="preserve">6.32 </w:t>
+        <w:t xml:space="preserve">6.37 </w:t>
       </w:r>
       <w:r>
         <w:rPr>
@@ -12521,8 +15926,8 @@
         </w:pict>
       </w:r>
     </w:p>
-    <w:bookmarkEnd w:id="45"/>
-    <w:bookmarkStart w:id="46" w:name="基础"/>
+    <w:bookmarkEnd w:id="53"/>
+    <w:bookmarkStart w:id="54" w:name="基础"/>
     <w:p>
       <w:pPr>
         <w:pStyle w:val="Heading2"/>
@@ -12532,7 +15937,7 @@
         <w:rPr>
           <w:rFonts w:ascii="Times New Roman" w:hAnsi="Times New Roman" w:eastAsia="Times New Roman" w:cs="Times New Roman"/>
         </w:rPr>
-        <w:t xml:space="preserve">6.33 </w:t>
+        <w:t xml:space="preserve">6.38 </w:t>
       </w:r>
       <w:r>
         <w:rPr>
@@ -13158,8 +16563,8 @@
         </w:pict>
       </w:r>
     </w:p>
-    <w:bookmarkEnd w:id="46"/>
-    <w:bookmarkStart w:id="47" w:name="盖斯定律"/>
+    <w:bookmarkEnd w:id="54"/>
+    <w:bookmarkStart w:id="55" w:name="盖斯定律"/>
     <w:p>
       <w:pPr>
         <w:pStyle w:val="Heading2"/>
@@ -13169,7 +16574,7 @@
         <w:rPr>
           <w:rFonts w:ascii="Times New Roman" w:hAnsi="Times New Roman" w:eastAsia="Times New Roman" w:cs="Times New Roman"/>
         </w:rPr>
-        <w:t xml:space="preserve">6.34 </w:t>
+        <w:t xml:space="preserve">6.39 </w:t>
       </w:r>
       <w:r>
         <w:rPr>
@@ -13656,8 +17061,8 @@
         </w:pict>
       </w:r>
     </w:p>
-    <w:bookmarkEnd w:id="47"/>
-    <w:bookmarkStart w:id="48" w:name="水垢组成分析"/>
+    <w:bookmarkEnd w:id="55"/>
+    <w:bookmarkStart w:id="56" w:name="水垢组成分析"/>
     <w:p>
       <w:pPr>
         <w:pStyle w:val="Heading2"/>
@@ -13667,7 +17072,7 @@
         <w:rPr>
           <w:rFonts w:ascii="Times New Roman" w:hAnsi="Times New Roman" w:eastAsia="Times New Roman" w:cs="Times New Roman"/>
         </w:rPr>
-        <w:t xml:space="preserve">6.35 </w:t>
+        <w:t xml:space="preserve">6.40 </w:t>
       </w:r>
       <w:r>
         <w:rPr>
@@ -14319,8 +17724,8 @@
         </w:pict>
       </w:r>
     </w:p>
-    <w:bookmarkEnd w:id="48"/>
-    <w:bookmarkStart w:id="49" w:name="三甲胺分子量外推"/>
+    <w:bookmarkEnd w:id="56"/>
+    <w:bookmarkStart w:id="57" w:name="三甲胺分子量外推"/>
     <w:p>
       <w:pPr>
         <w:pStyle w:val="Heading2"/>
@@ -14330,7 +17735,7 @@
         <w:rPr>
           <w:rFonts w:ascii="Times New Roman" w:hAnsi="Times New Roman" w:eastAsia="Times New Roman" w:cs="Times New Roman"/>
         </w:rPr>
-        <w:t xml:space="preserve">6.36 </w:t>
+        <w:t xml:space="preserve">6.41 </w:t>
       </w:r>
       <w:r>
         <w:rPr>
@@ -14616,8 +18021,8 @@
         </w:pict>
       </w:r>
     </w:p>
-    <w:bookmarkEnd w:id="49"/>
-    <w:bookmarkStart w:id="50" w:name="f元素二元化合物试算"/>
+    <w:bookmarkEnd w:id="57"/>
+    <w:bookmarkStart w:id="58" w:name="f元素二元化合物试算"/>
     <w:p>
       <w:pPr>
         <w:pStyle w:val="Heading2"/>
@@ -14627,7 +18032,7 @@
         <w:rPr>
           <w:rFonts w:ascii="Times New Roman" w:hAnsi="Times New Roman" w:eastAsia="Times New Roman" w:cs="Times New Roman"/>
         </w:rPr>
-        <w:t xml:space="preserve">6.37 </w:t>
+        <w:t xml:space="preserve">6.42 </w:t>
       </w:r>
       <w:r>
         <w:rPr>
@@ -14886,8 +18291,8 @@
         </w:pict>
       </w:r>
     </w:p>
-    <w:bookmarkEnd w:id="50"/>
-    <w:bookmarkStart w:id="51" w:name="油脂单分子层测na"/>
+    <w:bookmarkEnd w:id="58"/>
+    <w:bookmarkStart w:id="59" w:name="油脂单分子层测na"/>
     <w:p>
       <w:pPr>
         <w:pStyle w:val="Heading2"/>
@@ -14897,7 +18302,7 @@
         <w:rPr>
           <w:rFonts w:ascii="Times New Roman" w:hAnsi="Times New Roman" w:eastAsia="Times New Roman" w:cs="Times New Roman"/>
         </w:rPr>
-        <w:t xml:space="preserve">6.38 </w:t>
+        <w:t xml:space="preserve">6.43 </w:t>
       </w:r>
       <w:r>
         <w:rPr>
@@ -15503,8 +18908,8 @@
         </w:pict>
       </w:r>
     </w:p>
-    <w:bookmarkEnd w:id="51"/>
-    <w:bookmarkStart w:id="52" w:name="nxhy燃烧推算"/>
+    <w:bookmarkEnd w:id="59"/>
+    <w:bookmarkStart w:id="60" w:name="nxhy燃烧推算"/>
     <w:p>
       <w:pPr>
         <w:pStyle w:val="Heading2"/>
@@ -15514,7 +18919,7 @@
         <w:rPr>
           <w:rFonts w:ascii="Times New Roman" w:hAnsi="Times New Roman" w:eastAsia="Times New Roman" w:cs="Times New Roman"/>
         </w:rPr>
-        <w:t xml:space="preserve">6.39 </w:t>
+        <w:t xml:space="preserve">6.44 </w:t>
       </w:r>
       <w:r>
         <w:rPr>
@@ -15974,8 +19379,8 @@
         </w:pict>
       </w:r>
     </w:p>
-    <w:bookmarkEnd w:id="52"/>
-    <w:bookmarkStart w:id="53" w:name="氯酸钾二氧化锰反应"/>
+    <w:bookmarkEnd w:id="60"/>
+    <w:bookmarkStart w:id="61" w:name="氯酸钾二氧化锰反应"/>
     <w:p>
       <w:pPr>
         <w:pStyle w:val="Heading2"/>
@@ -15985,7 +19390,7 @@
         <w:rPr>
           <w:rFonts w:ascii="Times New Roman" w:hAnsi="Times New Roman" w:eastAsia="Times New Roman" w:cs="Times New Roman"/>
         </w:rPr>
-        <w:t xml:space="preserve">6.40 </w:t>
+        <w:t xml:space="preserve">6.45 </w:t>
       </w:r>
       <w:r>
         <w:rPr>
@@ -16192,8 +19597,8 @@
         </w:pict>
       </w:r>
     </w:p>
-    <w:bookmarkEnd w:id="53"/>
-    <w:bookmarkStart w:id="57" w:name="气体温度计测室温"/>
+    <w:bookmarkEnd w:id="61"/>
+    <w:bookmarkStart w:id="65" w:name="气体温度计测室温"/>
     <w:p>
       <w:pPr>
         <w:pStyle w:val="Heading2"/>
@@ -16203,7 +19608,7 @@
         <w:rPr>
           <w:rFonts w:ascii="Times New Roman" w:hAnsi="Times New Roman" w:eastAsia="Times New Roman" w:cs="Times New Roman"/>
         </w:rPr>
-        <w:t xml:space="preserve">6.41 </w:t>
+        <w:t xml:space="preserve">6.46 </w:t>
       </w:r>
       <w:r>
         <w:rPr>
@@ -16492,18 +19897,18 @@
           <wp:inline>
             <wp:extent cx="2336800" cy="4419600"/>
             <wp:effectExtent b="0" l="0" r="0" t="0"/>
-            <wp:docPr descr="" title="" id="55" name="Picture"/>
+            <wp:docPr descr="" title="" id="63" name="Picture"/>
             <a:graphic>
               <a:graphicData uri="http://schemas.openxmlformats.org/drawingml/2006/picture">
                 <pic:pic>
                   <pic:nvPicPr>
-                    <pic:cNvPr descr="f79f6d9aa6fd646b53cc9c46a8c0b02cdac9df25ed16be9d86d61ca8293e417d.jpg" id="56" name="Picture"/>
+                    <pic:cNvPr descr="f79f6d9aa6fd646b53cc9c46a8c0b02cdac9df25ed16be9d86d61ca8293e417d.jpg" id="64" name="Picture"/>
                     <pic:cNvPicPr>
                       <a:picLocks noChangeArrowheads="1" noChangeAspect="1"/>
                     </pic:cNvPicPr>
                   </pic:nvPicPr>
                   <pic:blipFill>
-                    <a:blip r:embed="rId54"/>
+                    <a:blip r:embed="rId62"/>
                     <a:stretch>
                       <a:fillRect/>
                     </a:stretch>
@@ -16738,8 +20143,8 @@
         </w:pict>
       </w:r>
     </w:p>
-    <w:bookmarkEnd w:id="57"/>
-    <w:bookmarkStart w:id="58" w:name="氯化铝蒸气分子式"/>
+    <w:bookmarkEnd w:id="65"/>
+    <w:bookmarkStart w:id="66" w:name="氯化铝蒸气分子式"/>
     <w:p>
       <w:pPr>
         <w:pStyle w:val="Heading2"/>
@@ -16749,7 +20154,7 @@
         <w:rPr>
           <w:rFonts w:ascii="Times New Roman" w:hAnsi="Times New Roman" w:eastAsia="Times New Roman" w:cs="Times New Roman"/>
         </w:rPr>
-        <w:t xml:space="preserve">6.42 </w:t>
+        <w:t xml:space="preserve">6.47 </w:t>
       </w:r>
       <w:r>
         <w:rPr>
@@ -16900,8 +20305,8 @@
         </w:pict>
       </w:r>
     </w:p>
-    <w:bookmarkEnd w:id="58"/>
-    <w:bookmarkStart w:id="59" w:name="蒸气密度测摩尔质量"/>
+    <w:bookmarkEnd w:id="66"/>
+    <w:bookmarkStart w:id="67" w:name="蒸气密度测摩尔质量"/>
     <w:p>
       <w:pPr>
         <w:pStyle w:val="Heading2"/>
@@ -16911,7 +20316,7 @@
         <w:rPr>
           <w:rFonts w:ascii="Times New Roman" w:hAnsi="Times New Roman" w:eastAsia="Times New Roman" w:cs="Times New Roman"/>
         </w:rPr>
-        <w:t xml:space="preserve">6.43 </w:t>
+        <w:t xml:space="preserve">6.48 </w:t>
       </w:r>
       <w:r>
         <w:rPr>
@@ -17473,8 +20878,8 @@
         </w:pict>
       </w:r>
     </w:p>
-    <w:bookmarkEnd w:id="59"/>
-    <w:bookmarkStart w:id="60" w:name="hf缔合与溶液浓度比"/>
+    <w:bookmarkEnd w:id="67"/>
+    <w:bookmarkStart w:id="68" w:name="hf缔合与溶液浓度比"/>
     <w:p>
       <w:pPr>
         <w:pStyle w:val="Heading2"/>
@@ -17484,7 +20889,7 @@
         <w:rPr>
           <w:rFonts w:ascii="Times New Roman" w:hAnsi="Times New Roman" w:eastAsia="Times New Roman" w:cs="Times New Roman"/>
         </w:rPr>
-        <w:t xml:space="preserve">6.44 </w:t>
+        <w:t xml:space="preserve">6.49 </w:t>
       </w:r>
       <w:r>
         <w:rPr>
@@ -17840,8 +21245,8 @@
         </w:pict>
       </w:r>
     </w:p>
-    <w:bookmarkEnd w:id="60"/>
-    <w:bookmarkStart w:id="64" w:name="ccl4蒸气密度法测m"/>
+    <w:bookmarkEnd w:id="68"/>
+    <w:bookmarkStart w:id="72" w:name="ccl4蒸气密度法测m"/>
     <w:p>
       <w:pPr>
         <w:pStyle w:val="Heading2"/>
@@ -17851,7 +21256,7 @@
         <w:rPr>
           <w:rFonts w:ascii="Times New Roman" w:hAnsi="Times New Roman" w:eastAsia="Times New Roman" w:cs="Times New Roman"/>
         </w:rPr>
-        <w:t xml:space="preserve">6.45 </w:t>
+        <w:t xml:space="preserve">6.50 </w:t>
       </w:r>
       <w:r>
         <w:rPr>
@@ -18406,18 +21811,18 @@
           <wp:inline>
             <wp:extent cx="3240000" cy="4082600"/>
             <wp:effectExtent b="0" l="0" r="0" t="0"/>
-            <wp:docPr descr="" title="" id="62" name="Picture"/>
+            <wp:docPr descr="" title="" id="70" name="Picture"/>
             <a:graphic>
               <a:graphicData uri="http://schemas.openxmlformats.org/drawingml/2006/picture">
                 <pic:pic>
                   <pic:nvPicPr>
-                    <pic:cNvPr descr="f8dd3e02c9723b6336277d64dfa6d403d9557a7e80f1ec410790b0572db34786.jpg" id="63" name="Picture"/>
+                    <pic:cNvPr descr="f8dd3e02c9723b6336277d64dfa6d403d9557a7e80f1ec410790b0572db34786.jpg" id="71" name="Picture"/>
                     <pic:cNvPicPr>
                       <a:picLocks noChangeArrowheads="1" noChangeAspect="1"/>
                     </pic:cNvPicPr>
                   </pic:nvPicPr>
                   <pic:blipFill>
-                    <a:blip r:embed="rId61"/>
+                    <a:blip r:embed="rId69"/>
                     <a:stretch>
                       <a:fillRect/>
                     </a:stretch>
@@ -18687,8 +22092,8 @@
         </w:pict>
       </w:r>
     </w:p>
-    <w:bookmarkEnd w:id="64"/>
-    <w:bookmarkStart w:id="65" w:name="brclx卤素互化物"/>
+    <w:bookmarkEnd w:id="72"/>
+    <w:bookmarkStart w:id="73" w:name="brclx卤素互化物"/>
     <w:p>
       <w:pPr>
         <w:pStyle w:val="Heading2"/>
@@ -18698,7 +22103,7 @@
         <w:rPr>
           <w:rFonts w:ascii="Times New Roman" w:hAnsi="Times New Roman" w:eastAsia="Times New Roman" w:cs="Times New Roman"/>
         </w:rPr>
-        <w:t xml:space="preserve">6.46 </w:t>
+        <w:t xml:space="preserve">6.51 </w:t>
       </w:r>
       <w:r>
         <w:rPr>
@@ -19047,8 +22452,8 @@
         </w:pict>
       </w:r>
     </w:p>
-    <w:bookmarkEnd w:id="65"/>
-    <w:bookmarkStart w:id="66" w:name="喷泉实验定量条件"/>
+    <w:bookmarkEnd w:id="73"/>
+    <w:bookmarkStart w:id="74" w:name="喷泉实验定量条件"/>
     <w:p>
       <w:pPr>
         <w:pStyle w:val="Heading2"/>
@@ -19058,7 +22463,7 @@
         <w:rPr>
           <w:rFonts w:ascii="Times New Roman" w:hAnsi="Times New Roman" w:eastAsia="Times New Roman" w:cs="Times New Roman"/>
         </w:rPr>
-        <w:t xml:space="preserve">6.47 </w:t>
+        <w:t xml:space="preserve">6.52 </w:t>
       </w:r>
       <w:r>
         <w:rPr>
@@ -19303,8 +22708,8 @@
         </w:pict>
       </w:r>
     </w:p>
-    <w:bookmarkEnd w:id="66"/>
-    <w:bookmarkStart w:id="67" w:name="理想气体-1"/>
+    <w:bookmarkEnd w:id="74"/>
+    <w:bookmarkStart w:id="75" w:name="理想气体-1"/>
     <w:p>
       <w:pPr>
         <w:pStyle w:val="Heading2"/>
@@ -19314,7 +22719,7 @@
         <w:rPr>
           <w:rFonts w:ascii="Times New Roman" w:hAnsi="Times New Roman" w:eastAsia="Times New Roman" w:cs="Times New Roman"/>
         </w:rPr>
-        <w:t xml:space="preserve">6.48 </w:t>
+        <w:t xml:space="preserve">6.53 </w:t>
       </w:r>
       <w:r>
         <w:rPr>
@@ -20844,8 +24249,8 @@
         </w:pict>
       </w:r>
     </w:p>
-    <w:bookmarkEnd w:id="67"/>
-    <w:bookmarkStart w:id="71" w:name="氢氧燃料电池吸附过程与航天应"/>
+    <w:bookmarkEnd w:id="75"/>
+    <w:bookmarkStart w:id="79" w:name="氢氧燃料电池吸附过程与航天应"/>
     <w:p>
       <w:pPr>
         <w:pStyle w:val="Heading2"/>
@@ -20855,7 +24260,7 @@
         <w:rPr>
           <w:rFonts w:ascii="Times New Roman" w:hAnsi="Times New Roman" w:eastAsia="Times New Roman" w:cs="Times New Roman"/>
         </w:rPr>
-        <w:t xml:space="preserve">6.49 </w:t>
+        <w:t xml:space="preserve">6.54 </w:t>
       </w:r>
       <w:r>
         <w:rPr>
@@ -21339,18 +24744,18 @@
           <wp:inline>
             <wp:extent cx="3240000" cy="3450887"/>
             <wp:effectExtent b="0" l="0" r="0" t="0"/>
-            <wp:docPr descr="" title="" id="69" name="Picture"/>
+            <wp:docPr descr="" title="" id="77" name="Picture"/>
             <a:graphic>
               <a:graphicData uri="http://schemas.openxmlformats.org/drawingml/2006/picture">
                 <pic:pic>
                   <pic:nvPicPr>
-                    <pic:cNvPr descr="9e6b039f4c35f821bd695cc3fc363e5eebf130400ab0c33a536aef4de2465c55.jpg" id="70" name="Picture"/>
+                    <pic:cNvPr descr="9e6b039f4c35f821bd695cc3fc363e5eebf130400ab0c33a536aef4de2465c55.jpg" id="78" name="Picture"/>
                     <pic:cNvPicPr>
                       <a:picLocks noChangeArrowheads="1" noChangeAspect="1"/>
                     </pic:cNvPicPr>
                   </pic:nvPicPr>
                   <pic:blipFill>
-                    <a:blip r:embed="rId68"/>
+                    <a:blip r:embed="rId76"/>
                     <a:stretch>
                       <a:fillRect/>
                     </a:stretch>
@@ -21533,8 +24938,8 @@
         </w:pict>
       </w:r>
     </w:p>
-    <w:bookmarkEnd w:id="71"/>
-    <w:bookmarkStart w:id="72" w:name="固态氧晶型稳定性"/>
+    <w:bookmarkEnd w:id="79"/>
+    <w:bookmarkStart w:id="80" w:name="固态氧晶型稳定性"/>
     <w:p>
       <w:pPr>
         <w:pStyle w:val="Heading2"/>
@@ -21544,7 +24949,7 @@
         <w:rPr>
           <w:rFonts w:ascii="Times New Roman" w:hAnsi="Times New Roman" w:eastAsia="Times New Roman" w:cs="Times New Roman"/>
         </w:rPr>
-        <w:t xml:space="preserve">6.50 </w:t>
+        <w:t xml:space="preserve">6.55 </w:t>
       </w:r>
       <w:r>
         <w:rPr>
@@ -22102,8 +25507,8 @@
         </w:pict>
       </w:r>
     </w:p>
-    <w:bookmarkEnd w:id="72"/>
-    <w:bookmarkStart w:id="73" w:name="langmuir吸附与多相催化"/>
+    <w:bookmarkEnd w:id="80"/>
+    <w:bookmarkStart w:id="81" w:name="langmuir吸附与多相催化"/>
     <w:p>
       <w:pPr>
         <w:pStyle w:val="Heading2"/>
@@ -22113,7 +25518,7 @@
         <w:rPr>
           <w:rFonts w:ascii="Times New Roman" w:hAnsi="Times New Roman" w:eastAsia="Times New Roman" w:cs="Times New Roman"/>
         </w:rPr>
-        <w:t xml:space="preserve">6.51 </w:t>
+        <w:t xml:space="preserve">6.56 </w:t>
       </w:r>
       <w:r>
         <w:rPr>
@@ -22847,8 +26252,8 @@
         </w:pict>
       </w:r>
     </w:p>
-    <w:bookmarkEnd w:id="73"/>
-    <w:bookmarkStart w:id="74" w:name="镁碳化物与复杂盐推断"/>
+    <w:bookmarkEnd w:id="81"/>
+    <w:bookmarkStart w:id="82" w:name="镁碳化物与复杂盐推断"/>
     <w:p>
       <w:pPr>
         <w:pStyle w:val="Heading2"/>
@@ -22858,7 +26263,7 @@
         <w:rPr>
           <w:rFonts w:ascii="Times New Roman" w:hAnsi="Times New Roman" w:eastAsia="Times New Roman" w:cs="Times New Roman"/>
         </w:rPr>
-        <w:t xml:space="preserve">6.52 </w:t>
+        <w:t xml:space="preserve">6.57 </w:t>
       </w:r>
       <w:r>
         <w:rPr>
@@ -23564,8 +26969,8 @@
         </w:pict>
       </w:r>
     </w:p>
-    <w:bookmarkEnd w:id="74"/>
-    <w:bookmarkStart w:id="75" w:name="x元素摩尔质量测定"/>
+    <w:bookmarkEnd w:id="82"/>
+    <w:bookmarkStart w:id="83" w:name="x元素摩尔质量测定"/>
     <w:p>
       <w:pPr>
         <w:pStyle w:val="Heading2"/>
@@ -23575,7 +26980,7 @@
         <w:rPr>
           <w:rFonts w:ascii="Times New Roman" w:hAnsi="Times New Roman" w:eastAsia="Times New Roman" w:cs="Times New Roman"/>
         </w:rPr>
-        <w:t xml:space="preserve">6.53 </w:t>
+        <w:t xml:space="preserve">6.58 </w:t>
       </w:r>
       <w:r>
         <w:rPr>
@@ -24317,8 +27722,8 @@
         </w:pict>
       </w:r>
     </w:p>
-    <w:bookmarkEnd w:id="75"/>
-    <w:bookmarkStart w:id="76" w:name="argyrodite矿石推断"/>
+    <w:bookmarkEnd w:id="83"/>
+    <w:bookmarkStart w:id="84" w:name="argyrodite矿石推断"/>
     <w:p>
       <w:pPr>
         <w:pStyle w:val="Heading2"/>
@@ -24328,7 +27733,7 @@
         <w:rPr>
           <w:rFonts w:ascii="Times New Roman" w:hAnsi="Times New Roman" w:eastAsia="Times New Roman" w:cs="Times New Roman"/>
         </w:rPr>
-        <w:t xml:space="preserve">6.54 </w:t>
+        <w:t xml:space="preserve">6.59 </w:t>
       </w:r>
       <w:r>
         <w:rPr>
@@ -24911,8 +28316,8 @@
         </w:pict>
       </w:r>
     </w:p>
-    <w:bookmarkEnd w:id="76"/>
-    <w:bookmarkStart w:id="77" w:name="baoh2与nahso4浓度推断"/>
+    <w:bookmarkEnd w:id="84"/>
+    <w:bookmarkStart w:id="85" w:name="baoh2与nahso4浓度推断"/>
     <w:p>
       <w:pPr>
         <w:pStyle w:val="Heading2"/>
@@ -24922,7 +28327,7 @@
         <w:rPr>
           <w:rFonts w:ascii="Times New Roman" w:hAnsi="Times New Roman" w:eastAsia="Times New Roman" w:cs="Times New Roman"/>
         </w:rPr>
-        <w:t xml:space="preserve">6.55 </w:t>
+        <w:t xml:space="preserve">6.60 </w:t>
       </w:r>
       <w:r>
         <w:rPr>
@@ -25445,8 +28850,8 @@
         </w:pict>
       </w:r>
     </w:p>
-    <w:bookmarkEnd w:id="77"/>
-    <w:bookmarkStart w:id="78" w:name="铀氯化物热分解推断"/>
+    <w:bookmarkEnd w:id="85"/>
+    <w:bookmarkStart w:id="86" w:name="铀氯化物热分解推断"/>
     <w:p>
       <w:pPr>
         <w:pStyle w:val="Heading2"/>
@@ -25456,7 +28861,7 @@
         <w:rPr>
           <w:rFonts w:ascii="Times New Roman" w:hAnsi="Times New Roman" w:eastAsia="Times New Roman" w:cs="Times New Roman"/>
         </w:rPr>
-        <w:t xml:space="preserve">6.56 </w:t>
+        <w:t xml:space="preserve">6.61 </w:t>
       </w:r>
       <w:r>
         <w:rPr>
@@ -25849,8 +29254,8 @@
         </w:pict>
       </w:r>
     </w:p>
-    <w:bookmarkEnd w:id="78"/>
-    <w:bookmarkEnd w:id="79"/>
+    <w:bookmarkEnd w:id="86"/>
+    <w:bookmarkEnd w:id="87"/>
     <w:sectPr>
       <w:footerReference w:type="default" r:id="rId9"/>
       <w:footnotePr>

--- a/00-首页/题组Word/习题书/第一篇-化学原理/6-化学基础与计量-学生版.docx
+++ b/00-首页/题组Word/习题书/第一篇-化学原理/6-化学基础与计量-学生版.docx
@@ -277,6 +277,21 @@
     </w:p>
     <w:p>
       <w:pPr>
+        <w:spacing w:before="0" w:after="0"/>
+      </w:pPr>
+    </w:p>
+    <w:p>
+      <w:pPr>
+        <w:spacing w:before="0" w:after="0"/>
+      </w:pPr>
+    </w:p>
+    <w:p>
+      <w:pPr>
+        <w:spacing w:before="0" w:after="0"/>
+      </w:pPr>
+    </w:p>
+    <w:p>
+      <w:pPr>
         <w:spacing w:before="160" w:after="80"/>
       </w:pPr>
       <w:r>
@@ -586,6 +601,31 @@
     </w:p>
     <w:p>
       <w:pPr>
+        <w:spacing w:before="0" w:after="0"/>
+      </w:pPr>
+    </w:p>
+    <w:p>
+      <w:pPr>
+        <w:spacing w:before="0" w:after="0"/>
+      </w:pPr>
+    </w:p>
+    <w:p>
+      <w:pPr>
+        <w:spacing w:before="0" w:after="0"/>
+      </w:pPr>
+    </w:p>
+    <w:p>
+      <w:pPr>
+        <w:spacing w:before="0" w:after="0"/>
+      </w:pPr>
+    </w:p>
+    <w:p>
+      <w:pPr>
+        <w:spacing w:before="0" w:after="0"/>
+      </w:pPr>
+    </w:p>
+    <w:p>
+      <w:pPr>
         <w:spacing w:before="160" w:after="80"/>
       </w:pPr>
       <w:r>
@@ -710,6 +750,21 @@
     </w:p>
     <w:p>
       <w:pPr>
+        <w:spacing w:before="0" w:after="0"/>
+      </w:pPr>
+    </w:p>
+    <w:p>
+      <w:pPr>
+        <w:spacing w:before="0" w:after="0"/>
+      </w:pPr>
+    </w:p>
+    <w:p>
+      <w:pPr>
+        <w:spacing w:before="0" w:after="0"/>
+      </w:pPr>
+    </w:p>
+    <w:p>
+      <w:pPr>
         <w:spacing w:before="160" w:after="80"/>
       </w:pPr>
       <w:r>
@@ -843,6 +898,21 @@
         </w:rPr>
         <w:t>?</w:t>
       </w:r>
+    </w:p>
+    <w:p>
+      <w:pPr>
+        <w:spacing w:before="0" w:after="0"/>
+      </w:pPr>
+    </w:p>
+    <w:p>
+      <w:pPr>
+        <w:spacing w:before="0" w:after="0"/>
+      </w:pPr>
+    </w:p>
+    <w:p>
+      <w:pPr>
+        <w:spacing w:before="0" w:after="0"/>
+      </w:pPr>
     </w:p>
     <w:p>
       <w:pPr>
@@ -1149,6 +1219,31 @@
     </w:tbl>
     <w:p>
       <w:pPr>
+        <w:spacing w:before="0" w:after="0"/>
+      </w:pPr>
+    </w:p>
+    <w:p>
+      <w:pPr>
+        <w:spacing w:before="0" w:after="0"/>
+      </w:pPr>
+    </w:p>
+    <w:p>
+      <w:pPr>
+        <w:spacing w:before="0" w:after="0"/>
+      </w:pPr>
+    </w:p>
+    <w:p>
+      <w:pPr>
+        <w:spacing w:before="0" w:after="0"/>
+      </w:pPr>
+    </w:p>
+    <w:p>
+      <w:pPr>
+        <w:spacing w:before="0" w:after="0"/>
+      </w:pPr>
+    </w:p>
+    <w:p>
+      <w:pPr>
         <w:spacing w:before="160" w:after="80"/>
       </w:pPr>
       <w:r>
@@ -1291,6 +1386,21 @@
     </w:p>
     <w:p>
       <w:pPr>
+        <w:spacing w:before="0" w:after="0"/>
+      </w:pPr>
+    </w:p>
+    <w:p>
+      <w:pPr>
+        <w:spacing w:before="0" w:after="0"/>
+      </w:pPr>
+    </w:p>
+    <w:p>
+      <w:pPr>
+        <w:spacing w:before="0" w:after="0"/>
+      </w:pPr>
+    </w:p>
+    <w:p>
+      <w:pPr>
         <w:spacing w:before="160" w:after="80"/>
       </w:pPr>
       <w:r>
@@ -1394,6 +1504,21 @@
         </w:rPr>
         <w:t>。</w:t>
       </w:r>
+    </w:p>
+    <w:p>
+      <w:pPr>
+        <w:spacing w:before="0" w:after="0"/>
+      </w:pPr>
+    </w:p>
+    <w:p>
+      <w:pPr>
+        <w:spacing w:before="0" w:after="0"/>
+      </w:pPr>
+    </w:p>
+    <w:p>
+      <w:pPr>
+        <w:spacing w:before="0" w:after="0"/>
+      </w:pPr>
     </w:p>
     <w:p>
       <w:pPr>
@@ -1585,6 +1710,21 @@
     </w:p>
     <w:p>
       <w:pPr>
+        <w:spacing w:before="0" w:after="0"/>
+      </w:pPr>
+    </w:p>
+    <w:p>
+      <w:pPr>
+        <w:spacing w:before="0" w:after="0"/>
+      </w:pPr>
+    </w:p>
+    <w:p>
+      <w:pPr>
+        <w:spacing w:before="0" w:after="0"/>
+      </w:pPr>
+    </w:p>
+    <w:p>
+      <w:pPr>
         <w:spacing w:before="160" w:after="80"/>
       </w:pPr>
       <w:r>
@@ -1926,6 +2066,31 @@
     </w:p>
     <w:p>
       <w:pPr>
+        <w:spacing w:before="0" w:after="0"/>
+      </w:pPr>
+    </w:p>
+    <w:p>
+      <w:pPr>
+        <w:spacing w:before="0" w:after="0"/>
+      </w:pPr>
+    </w:p>
+    <w:p>
+      <w:pPr>
+        <w:spacing w:before="0" w:after="0"/>
+      </w:pPr>
+    </w:p>
+    <w:p>
+      <w:pPr>
+        <w:spacing w:before="0" w:after="0"/>
+      </w:pPr>
+    </w:p>
+    <w:p>
+      <w:pPr>
+        <w:spacing w:before="0" w:after="0"/>
+      </w:pPr>
+    </w:p>
+    <w:p>
+      <w:pPr>
         <w:spacing w:before="160" w:after="80"/>
       </w:pPr>
       <w:r>
@@ -2212,6 +2377,31 @@
     </w:p>
     <w:p>
       <w:pPr>
+        <w:spacing w:before="0" w:after="0"/>
+      </w:pPr>
+    </w:p>
+    <w:p>
+      <w:pPr>
+        <w:spacing w:before="0" w:after="0"/>
+      </w:pPr>
+    </w:p>
+    <w:p>
+      <w:pPr>
+        <w:spacing w:before="0" w:after="0"/>
+      </w:pPr>
+    </w:p>
+    <w:p>
+      <w:pPr>
+        <w:spacing w:before="0" w:after="0"/>
+      </w:pPr>
+    </w:p>
+    <w:p>
+      <w:pPr>
+        <w:spacing w:before="0" w:after="0"/>
+      </w:pPr>
+    </w:p>
+    <w:p>
+      <w:pPr>
         <w:spacing w:before="160" w:after="80"/>
       </w:pPr>
       <w:r>
@@ -2441,6 +2631,31 @@
         </w:rPr>
         <w:t xml:space="preserve">kPa。）</w:t>
       </w:r>
+    </w:p>
+    <w:p>
+      <w:pPr>
+        <w:spacing w:before="0" w:after="0"/>
+      </w:pPr>
+    </w:p>
+    <w:p>
+      <w:pPr>
+        <w:spacing w:before="0" w:after="0"/>
+      </w:pPr>
+    </w:p>
+    <w:p>
+      <w:pPr>
+        <w:spacing w:before="0" w:after="0"/>
+      </w:pPr>
+    </w:p>
+    <w:p>
+      <w:pPr>
+        <w:spacing w:before="0" w:after="0"/>
+      </w:pPr>
+    </w:p>
+    <w:p>
+      <w:pPr>
+        <w:spacing w:before="0" w:after="0"/>
+      </w:pPr>
     </w:p>
     <w:p>
       <w:pPr>
@@ -2937,7 +3152,7 @@
         </w:rPr>
         <w:drawing>
           <wp:inline>
-            <wp:extent cx="3240000" cy="3152432"/>
+            <wp:extent cx="3226528" cy="3152432"/>
             <wp:effectExtent b="0" l="0" r="0" t="0"/>
             <wp:docPr descr="" title="" id="22" name="Picture"/>
             <a:graphic>
@@ -2958,7 +3173,7 @@
                   <pic:spPr bwMode="auto">
                     <a:xfrm>
                       <a:off x="0" y="0"/>
-                      <a:ext cx="3240000" cy="3152432"/>
+                      <a:ext cx="3226528" cy="3152432"/>
                     </a:xfrm>
                     <a:prstGeom prst="rect">
                       <a:avLst/>
@@ -2979,6 +3194,31 @@
     </w:p>
     <w:p>
       <w:pPr>
+        <w:spacing w:before="0" w:after="0"/>
+      </w:pPr>
+    </w:p>
+    <w:p>
+      <w:pPr>
+        <w:spacing w:before="0" w:after="0"/>
+      </w:pPr>
+    </w:p>
+    <w:p>
+      <w:pPr>
+        <w:spacing w:before="0" w:after="0"/>
+      </w:pPr>
+    </w:p>
+    <w:p>
+      <w:pPr>
+        <w:spacing w:before="0" w:after="0"/>
+      </w:pPr>
+    </w:p>
+    <w:p>
+      <w:pPr>
+        <w:spacing w:before="0" w:after="0"/>
+      </w:pPr>
+    </w:p>
+    <w:p>
+      <w:pPr>
         <w:spacing w:before="160" w:after="80"/>
       </w:pPr>
       <w:r>
@@ -3010,6 +3250,8 @@
     <w:p>
       <w:pPr>
         <w:pStyle w:val="FirstParagraph"/>
+        <w:ind w:left="480" w:hanging="480"/>
+        <w:spacing w:after="0"/>
       </w:pPr>
       <w:r>
         <w:rPr>
@@ -3035,6 +3277,13 @@
         </w:rPr>
         <w:t xml:space="preserve"> </w:t>
       </w:r>
+    </w:p>
+    <w:p>
+      <w:pPr>
+        <w:pStyle w:val="FirstParagraph"/>
+        <w:ind w:left="480" w:hanging="480"/>
+        <w:spacing w:before="0" w:after="0"/>
+      </w:pPr>
       <w:r>
         <w:rPr>
           <w:rFonts w:ascii="Times New Roman" w:hAnsi="Times New Roman" w:eastAsia="Times New Roman" w:cs="Times New Roman"/>
@@ -3067,11 +3316,44 @@
         </w:rPr>
         <w:t xml:space="preserve"> </w:t>
       </w:r>
-      <w:r>
-        <w:rPr>
-          <w:rFonts w:ascii="Times New Roman" w:hAnsi="Times New Roman" w:eastAsia="Times New Roman" w:cs="Times New Roman"/>
-        </w:rPr>
-        <w:t xml:space="preserve">B. CO C. HF D.</w:t>
+    </w:p>
+    <w:p>
+      <w:pPr>
+        <w:pStyle w:val="FirstParagraph"/>
+        <w:ind w:left="480" w:hanging="480"/>
+        <w:spacing w:before="0" w:after="0"/>
+      </w:pPr>
+      <w:r>
+        <w:rPr>
+          <w:rFonts w:ascii="Times New Roman" w:hAnsi="Times New Roman" w:eastAsia="Times New Roman" w:cs="Times New Roman"/>
+        </w:rPr>
+        <w:t xml:space="preserve">B. CO </w:t>
+      </w:r>
+    </w:p>
+    <w:p>
+      <w:pPr>
+        <w:pStyle w:val="FirstParagraph"/>
+        <w:ind w:left="480" w:hanging="480"/>
+        <w:spacing w:before="0" w:after="0"/>
+      </w:pPr>
+      <w:r>
+        <w:rPr>
+          <w:rFonts w:ascii="Times New Roman" w:hAnsi="Times New Roman" w:eastAsia="Times New Roman" w:cs="Times New Roman"/>
+        </w:rPr>
+        <w:t xml:space="preserve">C. HF </w:t>
+      </w:r>
+    </w:p>
+    <w:p>
+      <w:pPr>
+        <w:pStyle w:val="FirstParagraph"/>
+        <w:ind w:left="480" w:hanging="480"/>
+        <w:spacing w:before="0" w:after="180"/>
+      </w:pPr>
+      <w:r>
+        <w:rPr>
+          <w:rFonts w:ascii="Times New Roman" w:hAnsi="Times New Roman" w:eastAsia="Times New Roman" w:cs="Times New Roman"/>
+        </w:rPr>
+        <w:t xml:space="preserve">D.</w:t>
       </w:r>
       <w:r>
         <w:rPr>
@@ -3099,6 +3381,16 @@
     </w:p>
     <w:p>
       <w:pPr>
+        <w:spacing w:before="0" w:after="0"/>
+      </w:pPr>
+    </w:p>
+    <w:p>
+      <w:pPr>
+        <w:spacing w:before="0" w:after="0"/>
+      </w:pPr>
+    </w:p>
+    <w:p>
+      <w:pPr>
         <w:spacing w:before="160" w:after="80"/>
       </w:pPr>
       <w:r>
@@ -3130,6 +3422,8 @@
     <w:p>
       <w:pPr>
         <w:pStyle w:val="FirstParagraph"/>
+        <w:ind w:left="480" w:hanging="480"/>
+        <w:spacing w:after="0"/>
       </w:pPr>
       <w:r>
         <w:rPr>
@@ -3167,6 +3461,13 @@
         </w:rPr>
         <w:t xml:space="preserve"> </w:t>
       </w:r>
+    </w:p>
+    <w:p>
+      <w:pPr>
+        <w:pStyle w:val="FirstParagraph"/>
+        <w:ind w:left="480" w:hanging="480"/>
+        <w:spacing w:before="0" w:after="0"/>
+      </w:pPr>
       <w:r>
         <w:rPr>
           <w:rFonts w:ascii="Times New Roman" w:hAnsi="Times New Roman" w:eastAsia="Times New Roman" w:cs="Times New Roman"/>
@@ -3183,7 +3484,20 @@
         <w:rPr>
           <w:rFonts w:ascii="Times New Roman" w:hAnsi="Times New Roman" w:eastAsia="Times New Roman" w:cs="Times New Roman"/>
         </w:rPr>
-        <w:t xml:space="preserve"> B. </w:t>
+        <w:t xml:space="preserve"> </w:t>
+      </w:r>
+    </w:p>
+    <w:p>
+      <w:pPr>
+        <w:pStyle w:val="FirstParagraph"/>
+        <w:ind w:left="480" w:hanging="480"/>
+        <w:spacing w:before="0" w:after="0"/>
+      </w:pPr>
+      <w:r>
+        <w:rPr>
+          <w:rFonts w:ascii="Times New Roman" w:hAnsi="Times New Roman" w:eastAsia="Times New Roman" w:cs="Times New Roman"/>
+        </w:rPr>
+        <w:t xml:space="preserve">B. </w:t>
       </w:r>
       <w:r>
         <w:rPr>
@@ -3195,7 +3509,20 @@
         <w:rPr>
           <w:rFonts w:ascii="Times New Roman" w:hAnsi="Times New Roman" w:eastAsia="Times New Roman" w:cs="Times New Roman"/>
         </w:rPr>
-        <w:t xml:space="preserve"> C. </w:t>
+        <w:t xml:space="preserve"> </w:t>
+      </w:r>
+    </w:p>
+    <w:p>
+      <w:pPr>
+        <w:pStyle w:val="FirstParagraph"/>
+        <w:ind w:left="480" w:hanging="480"/>
+        <w:spacing w:before="0" w:after="0"/>
+      </w:pPr>
+      <w:r>
+        <w:rPr>
+          <w:rFonts w:ascii="Times New Roman" w:hAnsi="Times New Roman" w:eastAsia="Times New Roman" w:cs="Times New Roman"/>
+        </w:rPr>
+        <w:t xml:space="preserve">C. </w:t>
       </w:r>
       <w:r>
         <w:rPr>
@@ -3207,7 +3534,20 @@
         <w:rPr>
           <w:rFonts w:ascii="Times New Roman" w:hAnsi="Times New Roman" w:eastAsia="Times New Roman" w:cs="Times New Roman"/>
         </w:rPr>
-        <w:t xml:space="preserve"> D. </w:t>
+        <w:t xml:space="preserve"> </w:t>
+      </w:r>
+    </w:p>
+    <w:p>
+      <w:pPr>
+        <w:pStyle w:val="FirstParagraph"/>
+        <w:ind w:left="480" w:hanging="480"/>
+        <w:spacing w:before="0" w:after="180"/>
+      </w:pPr>
+      <w:r>
+        <w:rPr>
+          <w:rFonts w:ascii="Times New Roman" w:hAnsi="Times New Roman" w:eastAsia="Times New Roman" w:cs="Times New Roman"/>
+        </w:rPr>
+        <w:t xml:space="preserve">D. </w:t>
       </w:r>
       <w:r>
         <w:rPr>
@@ -3215,6 +3555,16 @@
         </w:rPr>
         <w:t xml:space="preserve">其硬度和熔点相近</w:t>
       </w:r>
+    </w:p>
+    <w:p>
+      <w:pPr>
+        <w:spacing w:before="0" w:after="0"/>
+      </w:pPr>
+    </w:p>
+    <w:p>
+      <w:pPr>
+        <w:spacing w:before="0" w:after="0"/>
+      </w:pPr>
     </w:p>
     <w:p>
       <w:pPr>
@@ -3470,6 +3820,8 @@
     <w:p>
       <w:pPr>
         <w:pStyle w:val="BodyText"/>
+        <w:ind w:left="480" w:hanging="480"/>
+        <w:spacing w:after="0"/>
       </w:pPr>
       <w:r>
         <w:rPr>
@@ -3565,12 +3917,13 @@
         </w:rPr>
         <w:t xml:space="preserve">的相对分子质量大得多</w:t>
       </w:r>
-      <w:r>
-        <w:rPr>
-          <w:rFonts w:ascii="Times New Roman" w:hAnsi="Times New Roman" w:eastAsia="Times New Roman" w:cs="Times New Roman"/>
-        </w:rPr>
-        <w:br/>
-      </w:r>
+    </w:p>
+    <w:p>
+      <w:pPr>
+        <w:pStyle w:val="BodyText"/>
+        <w:ind w:left="480" w:hanging="480"/>
+        <w:spacing w:before="0" w:after="0"/>
+      </w:pPr>
       <w:r>
         <w:rPr>
           <w:rFonts w:ascii="Times New Roman" w:hAnsi="Times New Roman" w:eastAsia="Times New Roman" w:cs="Times New Roman"/>
@@ -3671,12 +4024,13 @@
         </w:rPr>
         <w:t xml:space="preserve">形成分子内氢键</w:t>
       </w:r>
-      <w:r>
-        <w:rPr>
-          <w:rFonts w:ascii="Times New Roman" w:hAnsi="Times New Roman" w:eastAsia="Times New Roman" w:cs="Times New Roman"/>
-        </w:rPr>
-        <w:br/>
-      </w:r>
+    </w:p>
+    <w:p>
+      <w:pPr>
+        <w:pStyle w:val="BodyText"/>
+        <w:ind w:left="480" w:hanging="480"/>
+        <w:spacing w:before="0" w:after="0"/>
+      </w:pPr>
       <w:r>
         <w:rPr>
           <w:rFonts w:ascii="Times New Roman" w:hAnsi="Times New Roman" w:eastAsia="Times New Roman" w:cs="Times New Roman"/>
@@ -3777,12 +4131,13 @@
         </w:rPr>
         <w:t xml:space="preserve">形成分子间氢键</w:t>
       </w:r>
-      <w:r>
-        <w:rPr>
-          <w:rFonts w:ascii="Times New Roman" w:hAnsi="Times New Roman" w:eastAsia="Times New Roman" w:cs="Times New Roman"/>
-        </w:rPr>
-        <w:br/>
-      </w:r>
+    </w:p>
+    <w:p>
+      <w:pPr>
+        <w:pStyle w:val="BodyText"/>
+        <w:ind w:left="480" w:hanging="480"/>
+        <w:spacing w:before="0" w:after="180"/>
+      </w:pPr>
       <w:r>
         <w:rPr>
           <w:rFonts w:ascii="Times New Roman" w:hAnsi="Times New Roman" w:eastAsia="Times New Roman" w:cs="Times New Roman"/>
@@ -3952,6 +4307,16 @@
     </w:p>
     <w:p>
       <w:pPr>
+        <w:spacing w:before="0" w:after="0"/>
+      </w:pPr>
+    </w:p>
+    <w:p>
+      <w:pPr>
+        <w:spacing w:before="0" w:after="0"/>
+      </w:pPr>
+    </w:p>
+    <w:p>
+      <w:pPr>
         <w:spacing w:before="160" w:after="80"/>
       </w:pPr>
       <w:r>
@@ -3983,6 +4348,8 @@
     <w:p>
       <w:pPr>
         <w:pStyle w:val="FirstParagraph"/>
+        <w:ind w:left="480" w:hanging="480"/>
+        <w:spacing w:after="0"/>
       </w:pPr>
       <w:r>
         <w:rPr>
@@ -4259,12 +4626,68 @@
         </w:rPr>
         <w:t xml:space="preserve"> </w:t>
       </w:r>
-      <w:r>
-        <w:rPr>
-          <w:rFonts w:ascii="Times New Roman" w:hAnsi="Times New Roman" w:eastAsia="Times New Roman" w:cs="Times New Roman"/>
-        </w:rPr>
-        <w:t xml:space="preserve">A. ①②③④ B. ② C. ②③ D. ①②③</w:t>
-      </w:r>
+    </w:p>
+    <w:p>
+      <w:pPr>
+        <w:pStyle w:val="FirstParagraph"/>
+        <w:ind w:left="480" w:hanging="480"/>
+        <w:spacing w:before="0" w:after="0"/>
+      </w:pPr>
+      <w:r>
+        <w:rPr>
+          <w:rFonts w:ascii="Times New Roman" w:hAnsi="Times New Roman" w:eastAsia="Times New Roman" w:cs="Times New Roman"/>
+        </w:rPr>
+        <w:t xml:space="preserve">A. ①②③④ </w:t>
+      </w:r>
+    </w:p>
+    <w:p>
+      <w:pPr>
+        <w:pStyle w:val="FirstParagraph"/>
+        <w:ind w:left="480" w:hanging="480"/>
+        <w:spacing w:before="0" w:after="0"/>
+      </w:pPr>
+      <w:r>
+        <w:rPr>
+          <w:rFonts w:ascii="Times New Roman" w:hAnsi="Times New Roman" w:eastAsia="Times New Roman" w:cs="Times New Roman"/>
+        </w:rPr>
+        <w:t xml:space="preserve">B. ② </w:t>
+      </w:r>
+    </w:p>
+    <w:p>
+      <w:pPr>
+        <w:pStyle w:val="FirstParagraph"/>
+        <w:ind w:left="480" w:hanging="480"/>
+        <w:spacing w:before="0" w:after="0"/>
+      </w:pPr>
+      <w:r>
+        <w:rPr>
+          <w:rFonts w:ascii="Times New Roman" w:hAnsi="Times New Roman" w:eastAsia="Times New Roman" w:cs="Times New Roman"/>
+        </w:rPr>
+        <w:t xml:space="preserve">C. ②③ </w:t>
+      </w:r>
+    </w:p>
+    <w:p>
+      <w:pPr>
+        <w:pStyle w:val="FirstParagraph"/>
+        <w:ind w:left="480" w:hanging="480"/>
+        <w:spacing w:before="0" w:after="180"/>
+      </w:pPr>
+      <w:r>
+        <w:rPr>
+          <w:rFonts w:ascii="Times New Roman" w:hAnsi="Times New Roman" w:eastAsia="Times New Roman" w:cs="Times New Roman"/>
+        </w:rPr>
+        <w:t xml:space="preserve">D. ①②③</w:t>
+      </w:r>
+    </w:p>
+    <w:p>
+      <w:pPr>
+        <w:spacing w:before="0" w:after="0"/>
+      </w:pPr>
+    </w:p>
+    <w:p>
+      <w:pPr>
+        <w:spacing w:before="0" w:after="0"/>
+      </w:pPr>
     </w:p>
     <w:p>
       <w:pPr>
@@ -4299,6 +4722,8 @@
     <w:p>
       <w:pPr>
         <w:pStyle w:val="FirstParagraph"/>
+        <w:ind w:left="480" w:hanging="480"/>
+        <w:spacing w:after="0"/>
       </w:pPr>
       <w:r>
         <w:rPr>
@@ -4318,6 +4743,13 @@
         </w:rPr>
         <w:t xml:space="preserve"> </w:t>
       </w:r>
+    </w:p>
+    <w:p>
+      <w:pPr>
+        <w:pStyle w:val="FirstParagraph"/>
+        <w:ind w:left="480" w:hanging="480"/>
+        <w:spacing w:before="0" w:after="0"/>
+      </w:pPr>
       <w:r>
         <w:rPr>
           <w:rFonts w:hint="eastAsia" w:ascii="Times New Roman" w:hAnsi="Times New Roman" w:eastAsia="Times New Roman" w:cs="Times New Roman"/>
@@ -4330,12 +4762,13 @@
         </w:rPr>
         <w:t>色散力仅存在于非极性分子之间</w:t>
       </w:r>
-      <w:r>
-        <w:rPr>
-          <w:rFonts w:ascii="Times New Roman" w:hAnsi="Times New Roman" w:eastAsia="Times New Roman" w:cs="Times New Roman"/>
-        </w:rPr>
-        <w:br/>
-      </w:r>
+    </w:p>
+    <w:p>
+      <w:pPr>
+        <w:pStyle w:val="FirstParagraph"/>
+        <w:ind w:left="480" w:hanging="480"/>
+        <w:spacing w:before="0" w:after="0"/>
+      </w:pPr>
       <w:r>
         <w:rPr>
           <w:rFonts w:hint="eastAsia" w:ascii="Times New Roman" w:hAnsi="Times New Roman" w:eastAsia="Times New Roman" w:cs="Times New Roman"/>
@@ -4348,12 +4781,13 @@
         </w:rPr>
         <w:t>极性分子之间的作用力称为取向力</w:t>
       </w:r>
-      <w:r>
-        <w:rPr>
-          <w:rFonts w:ascii="Times New Roman" w:hAnsi="Times New Roman" w:eastAsia="Times New Roman" w:cs="Times New Roman"/>
-        </w:rPr>
-        <w:br/>
-      </w:r>
+    </w:p>
+    <w:p>
+      <w:pPr>
+        <w:pStyle w:val="FirstParagraph"/>
+        <w:ind w:left="480" w:hanging="480"/>
+        <w:spacing w:before="0" w:after="0"/>
+      </w:pPr>
       <w:r>
         <w:rPr>
           <w:rFonts w:hint="eastAsia" w:ascii="Times New Roman" w:hAnsi="Times New Roman" w:eastAsia="Times New Roman" w:cs="Times New Roman"/>
@@ -4366,12 +4800,13 @@
         </w:rPr>
         <w:t>诱导力仅存在于极性分子与非极性分子之间</w:t>
       </w:r>
-      <w:r>
-        <w:rPr>
-          <w:rFonts w:ascii="Times New Roman" w:hAnsi="Times New Roman" w:eastAsia="Times New Roman" w:cs="Times New Roman"/>
-        </w:rPr>
-        <w:br/>
-      </w:r>
+    </w:p>
+    <w:p>
+      <w:pPr>
+        <w:pStyle w:val="FirstParagraph"/>
+        <w:ind w:left="480" w:hanging="480"/>
+        <w:spacing w:before="0" w:after="180"/>
+      </w:pPr>
       <w:r>
         <w:rPr>
           <w:rFonts w:hint="eastAsia" w:ascii="Times New Roman" w:hAnsi="Times New Roman" w:eastAsia="Times New Roman" w:cs="Times New Roman"/>
@@ -4408,6 +4843,16 @@
         </w:rPr>
         <w:t>沸点也会高于相对分子质量大的物质</w:t>
       </w:r>
+    </w:p>
+    <w:p>
+      <w:pPr>
+        <w:spacing w:before="0" w:after="0"/>
+      </w:pPr>
+    </w:p>
+    <w:p>
+      <w:pPr>
+        <w:spacing w:before="0" w:after="0"/>
+      </w:pPr>
     </w:p>
     <w:p>
       <w:pPr>
@@ -4442,6 +4887,8 @@
     <w:p>
       <w:pPr>
         <w:pStyle w:val="FirstParagraph"/>
+        <w:ind w:left="480" w:hanging="480"/>
+        <w:spacing w:after="0"/>
       </w:pPr>
       <w:r>
         <w:rPr>
@@ -4479,11 +4926,31 @@
         </w:rPr>
         <w:t xml:space="preserve"> </w:t>
       </w:r>
-      <w:r>
-        <w:rPr>
-          <w:rFonts w:ascii="Times New Roman" w:hAnsi="Times New Roman" w:eastAsia="Times New Roman" w:cs="Times New Roman"/>
-        </w:rPr>
-        <w:t xml:space="preserve">A. K B.</w:t>
+    </w:p>
+    <w:p>
+      <w:pPr>
+        <w:pStyle w:val="FirstParagraph"/>
+        <w:ind w:left="480" w:hanging="480"/>
+        <w:spacing w:before="0" w:after="0"/>
+      </w:pPr>
+      <w:r>
+        <w:rPr>
+          <w:rFonts w:ascii="Times New Roman" w:hAnsi="Times New Roman" w:eastAsia="Times New Roman" w:cs="Times New Roman"/>
+        </w:rPr>
+        <w:t xml:space="preserve">A. K </w:t>
+      </w:r>
+    </w:p>
+    <w:p>
+      <w:pPr>
+        <w:pStyle w:val="FirstParagraph"/>
+        <w:ind w:left="480" w:hanging="480"/>
+        <w:spacing w:before="0" w:after="0"/>
+      </w:pPr>
+      <w:r>
+        <w:rPr>
+          <w:rFonts w:ascii="Times New Roman" w:hAnsi="Times New Roman" w:eastAsia="Times New Roman" w:cs="Times New Roman"/>
+        </w:rPr>
+        <w:t xml:space="preserve">B.</w:t>
       </w:r>
       <w:r>
         <w:rPr>
@@ -4514,11 +4981,31 @@
         </w:rPr>
         <w:t xml:space="preserve"> </w:t>
       </w:r>
-      <w:r>
-        <w:rPr>
-          <w:rFonts w:ascii="Times New Roman" w:hAnsi="Times New Roman" w:eastAsia="Times New Roman" w:cs="Times New Roman"/>
-        </w:rPr>
-        <w:t xml:space="preserve">C. SiC D.</w:t>
+    </w:p>
+    <w:p>
+      <w:pPr>
+        <w:pStyle w:val="FirstParagraph"/>
+        <w:ind w:left="480" w:hanging="480"/>
+        <w:spacing w:before="0" w:after="0"/>
+      </w:pPr>
+      <w:r>
+        <w:rPr>
+          <w:rFonts w:ascii="Times New Roman" w:hAnsi="Times New Roman" w:eastAsia="Times New Roman" w:cs="Times New Roman"/>
+        </w:rPr>
+        <w:t xml:space="preserve">C. SiC </w:t>
+      </w:r>
+    </w:p>
+    <w:p>
+      <w:pPr>
+        <w:pStyle w:val="FirstParagraph"/>
+        <w:ind w:left="480" w:hanging="480"/>
+        <w:spacing w:before="0" w:after="180"/>
+      </w:pPr>
+      <w:r>
+        <w:rPr>
+          <w:rFonts w:ascii="Times New Roman" w:hAnsi="Times New Roman" w:eastAsia="Times New Roman" w:cs="Times New Roman"/>
+        </w:rPr>
+        <w:t xml:space="preserve">D.</w:t>
       </w:r>
       <w:r>
         <w:rPr>
@@ -4546,6 +5033,16 @@
           </m:sub>
         </m:sSub>
       </m:oMath>
+    </w:p>
+    <w:p>
+      <w:pPr>
+        <w:spacing w:before="0" w:after="0"/>
+      </w:pPr>
+    </w:p>
+    <w:p>
+      <w:pPr>
+        <w:spacing w:before="0" w:after="0"/>
+      </w:pPr>
     </w:p>
     <w:p>
       <w:pPr>
@@ -4739,6 +5236,31 @@
     </w:p>
     <w:p>
       <w:pPr>
+        <w:spacing w:before="0" w:after="0"/>
+      </w:pPr>
+    </w:p>
+    <w:p>
+      <w:pPr>
+        <w:spacing w:before="0" w:after="0"/>
+      </w:pPr>
+    </w:p>
+    <w:p>
+      <w:pPr>
+        <w:spacing w:before="0" w:after="0"/>
+      </w:pPr>
+    </w:p>
+    <w:p>
+      <w:pPr>
+        <w:spacing w:before="0" w:after="0"/>
+      </w:pPr>
+    </w:p>
+    <w:p>
+      <w:pPr>
+        <w:spacing w:before="0" w:after="0"/>
+      </w:pPr>
+    </w:p>
+    <w:p>
+      <w:pPr>
         <w:spacing w:before="160" w:after="80"/>
       </w:pPr>
       <w:r>
@@ -5026,6 +5548,21 @@
         </w:rPr>
         <w:t>？</w:t>
       </w:r>
+    </w:p>
+    <w:p>
+      <w:pPr>
+        <w:spacing w:before="0" w:after="0"/>
+      </w:pPr>
+    </w:p>
+    <w:p>
+      <w:pPr>
+        <w:spacing w:before="0" w:after="0"/>
+      </w:pPr>
+    </w:p>
+    <w:p>
+      <w:pPr>
+        <w:spacing w:before="0" w:after="0"/>
+      </w:pPr>
     </w:p>
     <w:p>
       <w:pPr>
@@ -6007,6 +6544,46 @@
     </w:p>
     <w:p>
       <w:pPr>
+        <w:spacing w:before="0" w:after="0"/>
+      </w:pPr>
+    </w:p>
+    <w:p>
+      <w:pPr>
+        <w:spacing w:before="0" w:after="0"/>
+      </w:pPr>
+    </w:p>
+    <w:p>
+      <w:pPr>
+        <w:spacing w:before="0" w:after="0"/>
+      </w:pPr>
+    </w:p>
+    <w:p>
+      <w:pPr>
+        <w:spacing w:before="0" w:after="0"/>
+      </w:pPr>
+    </w:p>
+    <w:p>
+      <w:pPr>
+        <w:spacing w:before="0" w:after="0"/>
+      </w:pPr>
+    </w:p>
+    <w:p>
+      <w:pPr>
+        <w:spacing w:before="0" w:after="0"/>
+      </w:pPr>
+    </w:p>
+    <w:p>
+      <w:pPr>
+        <w:spacing w:before="0" w:after="0"/>
+      </w:pPr>
+    </w:p>
+    <w:p>
+      <w:pPr>
+        <w:spacing w:before="0" w:after="0"/>
+      </w:pPr>
+    </w:p>
+    <w:p>
+      <w:pPr>
         <w:spacing w:before="160" w:after="80"/>
       </w:pPr>
       <w:r>
@@ -6702,6 +7279,46 @@
     </w:p>
     <w:p>
       <w:pPr>
+        <w:spacing w:before="0" w:after="0"/>
+      </w:pPr>
+    </w:p>
+    <w:p>
+      <w:pPr>
+        <w:spacing w:before="0" w:after="0"/>
+      </w:pPr>
+    </w:p>
+    <w:p>
+      <w:pPr>
+        <w:spacing w:before="0" w:after="0"/>
+      </w:pPr>
+    </w:p>
+    <w:p>
+      <w:pPr>
+        <w:spacing w:before="0" w:after="0"/>
+      </w:pPr>
+    </w:p>
+    <w:p>
+      <w:pPr>
+        <w:spacing w:before="0" w:after="0"/>
+      </w:pPr>
+    </w:p>
+    <w:p>
+      <w:pPr>
+        <w:spacing w:before="0" w:after="0"/>
+      </w:pPr>
+    </w:p>
+    <w:p>
+      <w:pPr>
+        <w:spacing w:before="0" w:after="0"/>
+      </w:pPr>
+    </w:p>
+    <w:p>
+      <w:pPr>
+        <w:spacing w:before="0" w:after="0"/>
+      </w:pPr>
+    </w:p>
+    <w:p>
+      <w:pPr>
         <w:spacing w:before="160" w:after="80"/>
       </w:pPr>
       <w:r>
@@ -6733,6 +7350,8 @@
     <w:p>
       <w:pPr>
         <w:pStyle w:val="FirstParagraph"/>
+        <w:ind w:left="480" w:hanging="480"/>
+        <w:spacing w:after="0"/>
       </w:pPr>
       <w:r>
         <w:rPr>
@@ -6983,12 +7602,68 @@
         </w:rPr>
         <w:t xml:space="preserve"> </w:t>
       </w:r>
-      <w:r>
-        <w:rPr>
-          <w:rFonts w:ascii="Times New Roman" w:hAnsi="Times New Roman" w:eastAsia="Times New Roman" w:cs="Times New Roman"/>
-        </w:rPr>
-        <w:t xml:space="preserve">A. 273.6℃ B. 351℃ C. 624℃ D. 425.4℃</w:t>
-      </w:r>
+    </w:p>
+    <w:p>
+      <w:pPr>
+        <w:pStyle w:val="FirstParagraph"/>
+        <w:ind w:left="480" w:hanging="480"/>
+        <w:spacing w:before="0" w:after="0"/>
+      </w:pPr>
+      <w:r>
+        <w:rPr>
+          <w:rFonts w:ascii="Times New Roman" w:hAnsi="Times New Roman" w:eastAsia="Times New Roman" w:cs="Times New Roman"/>
+        </w:rPr>
+        <w:t xml:space="preserve">A. 273.6℃ </w:t>
+      </w:r>
+    </w:p>
+    <w:p>
+      <w:pPr>
+        <w:pStyle w:val="FirstParagraph"/>
+        <w:ind w:left="480" w:hanging="480"/>
+        <w:spacing w:before="0" w:after="0"/>
+      </w:pPr>
+      <w:r>
+        <w:rPr>
+          <w:rFonts w:ascii="Times New Roman" w:hAnsi="Times New Roman" w:eastAsia="Times New Roman" w:cs="Times New Roman"/>
+        </w:rPr>
+        <w:t xml:space="preserve">B. 351℃ </w:t>
+      </w:r>
+    </w:p>
+    <w:p>
+      <w:pPr>
+        <w:pStyle w:val="FirstParagraph"/>
+        <w:ind w:left="480" w:hanging="480"/>
+        <w:spacing w:before="0" w:after="0"/>
+      </w:pPr>
+      <w:r>
+        <w:rPr>
+          <w:rFonts w:ascii="Times New Roman" w:hAnsi="Times New Roman" w:eastAsia="Times New Roman" w:cs="Times New Roman"/>
+        </w:rPr>
+        <w:t xml:space="preserve">C. 624℃ </w:t>
+      </w:r>
+    </w:p>
+    <w:p>
+      <w:pPr>
+        <w:pStyle w:val="FirstParagraph"/>
+        <w:ind w:left="480" w:hanging="480"/>
+        <w:spacing w:before="0" w:after="180"/>
+      </w:pPr>
+      <w:r>
+        <w:rPr>
+          <w:rFonts w:ascii="Times New Roman" w:hAnsi="Times New Roman" w:eastAsia="Times New Roman" w:cs="Times New Roman"/>
+        </w:rPr>
+        <w:t xml:space="preserve">D. 425.4℃</w:t>
+      </w:r>
+    </w:p>
+    <w:p>
+      <w:pPr>
+        <w:spacing w:before="0" w:after="0"/>
+      </w:pPr>
+    </w:p>
+    <w:p>
+      <w:pPr>
+        <w:spacing w:before="0" w:after="0"/>
+      </w:pPr>
     </w:p>
     <w:p>
       <w:pPr>
@@ -7170,6 +7845,8 @@
     <w:p>
       <w:pPr>
         <w:pStyle w:val="BodyText"/>
+        <w:ind w:left="480" w:hanging="480"/>
+        <w:spacing w:after="0"/>
       </w:pPr>
       <w:r>
         <w:rPr>
@@ -7187,7 +7864,20 @@
         <w:rPr>
           <w:rFonts w:ascii="Times New Roman" w:hAnsi="Times New Roman" w:eastAsia="Times New Roman" w:cs="Times New Roman"/>
         </w:rPr>
-        <w:t xml:space="preserve">　　B. </w:t>
+        <w:t xml:space="preserve">　　</w:t>
+      </w:r>
+    </w:p>
+    <w:p>
+      <w:pPr>
+        <w:pStyle w:val="BodyText"/>
+        <w:ind w:left="480" w:hanging="480"/>
+        <w:spacing w:before="0" w:after="0"/>
+      </w:pPr>
+      <w:r>
+        <w:rPr>
+          <w:rFonts w:ascii="Times New Roman" w:hAnsi="Times New Roman" w:eastAsia="Times New Roman" w:cs="Times New Roman"/>
+        </w:rPr>
+        <w:t xml:space="preserve">B. </w:t>
       </w:r>
       <w:r>
         <w:rPr>
@@ -7199,7 +7889,20 @@
         <w:rPr>
           <w:rFonts w:ascii="Times New Roman" w:hAnsi="Times New Roman" w:eastAsia="Times New Roman" w:cs="Times New Roman"/>
         </w:rPr>
-        <w:t xml:space="preserve">　　C. </w:t>
+        <w:t xml:space="preserve">　　</w:t>
+      </w:r>
+    </w:p>
+    <w:p>
+      <w:pPr>
+        <w:pStyle w:val="BodyText"/>
+        <w:ind w:left="480" w:hanging="480"/>
+        <w:spacing w:before="0" w:after="0"/>
+      </w:pPr>
+      <w:r>
+        <w:rPr>
+          <w:rFonts w:ascii="Times New Roman" w:hAnsi="Times New Roman" w:eastAsia="Times New Roman" w:cs="Times New Roman"/>
+        </w:rPr>
+        <w:t xml:space="preserve">C. </w:t>
       </w:r>
       <w:r>
         <w:rPr>
@@ -7211,7 +7914,20 @@
         <w:rPr>
           <w:rFonts w:ascii="Times New Roman" w:hAnsi="Times New Roman" w:eastAsia="Times New Roman" w:cs="Times New Roman"/>
         </w:rPr>
-        <w:t xml:space="preserve">　　D. 98 g </w:t>
+        <w:t xml:space="preserve">　　</w:t>
+      </w:r>
+    </w:p>
+    <w:p>
+      <w:pPr>
+        <w:pStyle w:val="BodyText"/>
+        <w:ind w:left="480" w:hanging="480"/>
+        <w:spacing w:before="0" w:after="180"/>
+      </w:pPr>
+      <w:r>
+        <w:rPr>
+          <w:rFonts w:ascii="Times New Roman" w:hAnsi="Times New Roman" w:eastAsia="Times New Roman" w:cs="Times New Roman"/>
+        </w:rPr>
+        <w:t xml:space="preserve">D. 98 g </w:t>
       </w:r>
       <w:r>
         <w:rPr>
@@ -7219,6 +7935,16 @@
         </w:rPr>
         <w:t xml:space="preserve">硫酸的物质的量</w:t>
       </w:r>
+    </w:p>
+    <w:p>
+      <w:pPr>
+        <w:spacing w:before="0" w:after="0"/>
+      </w:pPr>
+    </w:p>
+    <w:p>
+      <w:pPr>
+        <w:spacing w:before="0" w:after="0"/>
+      </w:pPr>
     </w:p>
     <w:p>
       <w:pPr>
@@ -7697,6 +8423,46 @@
     </w:p>
     <w:p>
       <w:pPr>
+        <w:spacing w:before="0" w:after="0"/>
+      </w:pPr>
+    </w:p>
+    <w:p>
+      <w:pPr>
+        <w:spacing w:before="0" w:after="0"/>
+      </w:pPr>
+    </w:p>
+    <w:p>
+      <w:pPr>
+        <w:spacing w:before="0" w:after="0"/>
+      </w:pPr>
+    </w:p>
+    <w:p>
+      <w:pPr>
+        <w:spacing w:before="0" w:after="0"/>
+      </w:pPr>
+    </w:p>
+    <w:p>
+      <w:pPr>
+        <w:spacing w:before="0" w:after="0"/>
+      </w:pPr>
+    </w:p>
+    <w:p>
+      <w:pPr>
+        <w:spacing w:before="0" w:after="0"/>
+      </w:pPr>
+    </w:p>
+    <w:p>
+      <w:pPr>
+        <w:spacing w:before="0" w:after="0"/>
+      </w:pPr>
+    </w:p>
+    <w:p>
+      <w:pPr>
+        <w:spacing w:before="0" w:after="0"/>
+      </w:pPr>
+    </w:p>
+    <w:p>
+      <w:pPr>
         <w:spacing w:before="160" w:after="80"/>
       </w:pPr>
       <w:r>
@@ -7921,6 +8687,31 @@
         </w:rPr>
         <w:t>。</w:t>
       </w:r>
+    </w:p>
+    <w:p>
+      <w:pPr>
+        <w:spacing w:before="0" w:after="0"/>
+      </w:pPr>
+    </w:p>
+    <w:p>
+      <w:pPr>
+        <w:spacing w:before="0" w:after="0"/>
+      </w:pPr>
+    </w:p>
+    <w:p>
+      <w:pPr>
+        <w:spacing w:before="0" w:after="0"/>
+      </w:pPr>
+    </w:p>
+    <w:p>
+      <w:pPr>
+        <w:spacing w:before="0" w:after="0"/>
+      </w:pPr>
+    </w:p>
+    <w:p>
+      <w:pPr>
+        <w:spacing w:before="0" w:after="0"/>
+      </w:pPr>
     </w:p>
     <w:p>
       <w:pPr>
@@ -9676,6 +10467,8 @@
     <w:p>
       <w:pPr>
         <w:pStyle w:val="BodyText"/>
+        <w:ind w:left="480" w:hanging="480"/>
+        <w:spacing w:after="0"/>
       </w:pPr>
       <w:r>
         <w:rPr>
@@ -9693,7 +10486,20 @@
         <w:rPr>
           <w:rFonts w:ascii="Times New Roman" w:hAnsi="Times New Roman" w:eastAsia="Times New Roman" w:cs="Times New Roman"/>
         </w:rPr>
-        <w:t xml:space="preserve"> (1): A. </w:t>
+        <w:t xml:space="preserve"> (1): </w:t>
+      </w:r>
+    </w:p>
+    <w:p>
+      <w:pPr>
+        <w:pStyle w:val="BodyText"/>
+        <w:ind w:left="480" w:hanging="480"/>
+        <w:spacing w:before="0" w:after="0"/>
+      </w:pPr>
+      <w:r>
+        <w:rPr>
+          <w:rFonts w:ascii="Times New Roman" w:hAnsi="Times New Roman" w:eastAsia="Times New Roman" w:cs="Times New Roman"/>
+        </w:rPr>
+        <w:t xml:space="preserve">A. </w:t>
       </w:r>
       <w:r>
         <w:rPr>
@@ -9705,7 +10511,20 @@
         <w:rPr>
           <w:rFonts w:ascii="Times New Roman" w:hAnsi="Times New Roman" w:eastAsia="Times New Roman" w:cs="Times New Roman"/>
         </w:rPr>
-        <w:t xml:space="preserve"> B. </w:t>
+        <w:t xml:space="preserve"> </w:t>
+      </w:r>
+    </w:p>
+    <w:p>
+      <w:pPr>
+        <w:pStyle w:val="BodyText"/>
+        <w:ind w:left="480" w:hanging="480"/>
+        <w:spacing w:before="0" w:after="0"/>
+      </w:pPr>
+      <w:r>
+        <w:rPr>
+          <w:rFonts w:ascii="Times New Roman" w:hAnsi="Times New Roman" w:eastAsia="Times New Roman" w:cs="Times New Roman"/>
+        </w:rPr>
+        <w:t xml:space="preserve">B. </w:t>
       </w:r>
       <w:r>
         <w:rPr>
@@ -9717,7 +10536,20 @@
         <w:rPr>
           <w:rFonts w:ascii="Times New Roman" w:hAnsi="Times New Roman" w:eastAsia="Times New Roman" w:cs="Times New Roman"/>
         </w:rPr>
-        <w:t xml:space="preserve"> C. </w:t>
+        <w:t xml:space="preserve"> </w:t>
+      </w:r>
+    </w:p>
+    <w:p>
+      <w:pPr>
+        <w:pStyle w:val="BodyText"/>
+        <w:ind w:left="480" w:hanging="480"/>
+        <w:spacing w:before="0" w:after="180"/>
+      </w:pPr>
+      <w:r>
+        <w:rPr>
+          <w:rFonts w:ascii="Times New Roman" w:hAnsi="Times New Roman" w:eastAsia="Times New Roman" w:cs="Times New Roman"/>
+        </w:rPr>
+        <w:t xml:space="preserve">C. </w:t>
       </w:r>
       <w:r>
         <w:rPr>
@@ -9729,6 +10561,8 @@
     <w:p>
       <w:pPr>
         <w:pStyle w:val="BodyText"/>
+        <w:ind w:left="480" w:hanging="480"/>
+        <w:spacing w:after="0"/>
       </w:pPr>
       <w:r>
         <w:rPr>
@@ -9746,7 +10580,20 @@
         <w:rPr>
           <w:rFonts w:ascii="Times New Roman" w:hAnsi="Times New Roman" w:eastAsia="Times New Roman" w:cs="Times New Roman"/>
         </w:rPr>
-        <w:t xml:space="preserve"> (2): A. </w:t>
+        <w:t xml:space="preserve"> (2): </w:t>
+      </w:r>
+    </w:p>
+    <w:p>
+      <w:pPr>
+        <w:pStyle w:val="BodyText"/>
+        <w:ind w:left="480" w:hanging="480"/>
+        <w:spacing w:before="0" w:after="0"/>
+      </w:pPr>
+      <w:r>
+        <w:rPr>
+          <w:rFonts w:ascii="Times New Roman" w:hAnsi="Times New Roman" w:eastAsia="Times New Roman" w:cs="Times New Roman"/>
+        </w:rPr>
+        <w:t xml:space="preserve">A. </w:t>
       </w:r>
       <w:r>
         <w:rPr>
@@ -9758,7 +10605,20 @@
         <w:rPr>
           <w:rFonts w:ascii="Times New Roman" w:hAnsi="Times New Roman" w:eastAsia="Times New Roman" w:cs="Times New Roman"/>
         </w:rPr>
-        <w:t xml:space="preserve"> B. </w:t>
+        <w:t xml:space="preserve"> </w:t>
+      </w:r>
+    </w:p>
+    <w:p>
+      <w:pPr>
+        <w:pStyle w:val="BodyText"/>
+        <w:ind w:left="480" w:hanging="480"/>
+        <w:spacing w:before="0" w:after="0"/>
+      </w:pPr>
+      <w:r>
+        <w:rPr>
+          <w:rFonts w:ascii="Times New Roman" w:hAnsi="Times New Roman" w:eastAsia="Times New Roman" w:cs="Times New Roman"/>
+        </w:rPr>
+        <w:t xml:space="preserve">B. </w:t>
       </w:r>
       <w:r>
         <w:rPr>
@@ -9770,7 +10630,20 @@
         <w:rPr>
           <w:rFonts w:ascii="Times New Roman" w:hAnsi="Times New Roman" w:eastAsia="Times New Roman" w:cs="Times New Roman"/>
         </w:rPr>
-        <w:t xml:space="preserve"> C. </w:t>
+        <w:t xml:space="preserve"> </w:t>
+      </w:r>
+    </w:p>
+    <w:p>
+      <w:pPr>
+        <w:pStyle w:val="BodyText"/>
+        <w:ind w:left="480" w:hanging="480"/>
+        <w:spacing w:before="0" w:after="180"/>
+      </w:pPr>
+      <w:r>
+        <w:rPr>
+          <w:rFonts w:ascii="Times New Roman" w:hAnsi="Times New Roman" w:eastAsia="Times New Roman" w:cs="Times New Roman"/>
+        </w:rPr>
+        <w:t xml:space="preserve">C. </w:t>
       </w:r>
       <w:r>
         <w:rPr>
@@ -9853,6 +10726,8 @@
     <w:p>
       <w:pPr>
         <w:pStyle w:val="BodyText"/>
+        <w:ind w:left="480" w:hanging="480"/>
+        <w:spacing w:after="0"/>
       </w:pPr>
       <w:r>
         <w:rPr>
@@ -9870,7 +10745,20 @@
         <w:rPr>
           <w:rFonts w:ascii="Times New Roman" w:hAnsi="Times New Roman" w:eastAsia="Times New Roman" w:cs="Times New Roman"/>
         </w:rPr>
-        <w:t xml:space="preserve"> (1): A. </w:t>
+        <w:t xml:space="preserve"> (1): </w:t>
+      </w:r>
+    </w:p>
+    <w:p>
+      <w:pPr>
+        <w:pStyle w:val="BodyText"/>
+        <w:ind w:left="480" w:hanging="480"/>
+        <w:spacing w:before="0" w:after="0"/>
+      </w:pPr>
+      <w:r>
+        <w:rPr>
+          <w:rFonts w:ascii="Times New Roman" w:hAnsi="Times New Roman" w:eastAsia="Times New Roman" w:cs="Times New Roman"/>
+        </w:rPr>
+        <w:t xml:space="preserve">A. </w:t>
       </w:r>
       <w:r>
         <w:rPr>
@@ -9882,7 +10770,20 @@
         <w:rPr>
           <w:rFonts w:ascii="Times New Roman" w:hAnsi="Times New Roman" w:eastAsia="Times New Roman" w:cs="Times New Roman"/>
         </w:rPr>
-        <w:t xml:space="preserve"> B. </w:t>
+        <w:t xml:space="preserve"> </w:t>
+      </w:r>
+    </w:p>
+    <w:p>
+      <w:pPr>
+        <w:pStyle w:val="BodyText"/>
+        <w:ind w:left="480" w:hanging="480"/>
+        <w:spacing w:before="0" w:after="0"/>
+      </w:pPr>
+      <w:r>
+        <w:rPr>
+          <w:rFonts w:ascii="Times New Roman" w:hAnsi="Times New Roman" w:eastAsia="Times New Roman" w:cs="Times New Roman"/>
+        </w:rPr>
+        <w:t xml:space="preserve">B. </w:t>
       </w:r>
       <w:r>
         <w:rPr>
@@ -9894,7 +10795,20 @@
         <w:rPr>
           <w:rFonts w:ascii="Times New Roman" w:hAnsi="Times New Roman" w:eastAsia="Times New Roman" w:cs="Times New Roman"/>
         </w:rPr>
-        <w:t xml:space="preserve"> C. </w:t>
+        <w:t xml:space="preserve"> </w:t>
+      </w:r>
+    </w:p>
+    <w:p>
+      <w:pPr>
+        <w:pStyle w:val="BodyText"/>
+        <w:ind w:left="480" w:hanging="480"/>
+        <w:spacing w:before="0" w:after="180"/>
+      </w:pPr>
+      <w:r>
+        <w:rPr>
+          <w:rFonts w:ascii="Times New Roman" w:hAnsi="Times New Roman" w:eastAsia="Times New Roman" w:cs="Times New Roman"/>
+        </w:rPr>
+        <w:t xml:space="preserve">C. </w:t>
       </w:r>
       <w:r>
         <w:rPr>
@@ -9906,6 +10820,8 @@
     <w:p>
       <w:pPr>
         <w:pStyle w:val="BodyText"/>
+        <w:ind w:left="480" w:hanging="480"/>
+        <w:spacing w:after="0"/>
       </w:pPr>
       <w:r>
         <w:rPr>
@@ -9923,7 +10839,20 @@
         <w:rPr>
           <w:rFonts w:ascii="Times New Roman" w:hAnsi="Times New Roman" w:eastAsia="Times New Roman" w:cs="Times New Roman"/>
         </w:rPr>
-        <w:t xml:space="preserve"> (2): A. </w:t>
+        <w:t xml:space="preserve"> (2): </w:t>
+      </w:r>
+    </w:p>
+    <w:p>
+      <w:pPr>
+        <w:pStyle w:val="BodyText"/>
+        <w:ind w:left="480" w:hanging="480"/>
+        <w:spacing w:before="0" w:after="0"/>
+      </w:pPr>
+      <w:r>
+        <w:rPr>
+          <w:rFonts w:ascii="Times New Roman" w:hAnsi="Times New Roman" w:eastAsia="Times New Roman" w:cs="Times New Roman"/>
+        </w:rPr>
+        <w:t xml:space="preserve">A. </w:t>
       </w:r>
       <w:r>
         <w:rPr>
@@ -9935,7 +10864,20 @@
         <w:rPr>
           <w:rFonts w:ascii="Times New Roman" w:hAnsi="Times New Roman" w:eastAsia="Times New Roman" w:cs="Times New Roman"/>
         </w:rPr>
-        <w:t xml:space="preserve"> B. </w:t>
+        <w:t xml:space="preserve"> </w:t>
+      </w:r>
+    </w:p>
+    <w:p>
+      <w:pPr>
+        <w:pStyle w:val="BodyText"/>
+        <w:ind w:left="480" w:hanging="480"/>
+        <w:spacing w:before="0" w:after="0"/>
+      </w:pPr>
+      <w:r>
+        <w:rPr>
+          <w:rFonts w:ascii="Times New Roman" w:hAnsi="Times New Roman" w:eastAsia="Times New Roman" w:cs="Times New Roman"/>
+        </w:rPr>
+        <w:t xml:space="preserve">B. </w:t>
       </w:r>
       <w:r>
         <w:rPr>
@@ -9947,7 +10889,20 @@
         <w:rPr>
           <w:rFonts w:ascii="Times New Roman" w:hAnsi="Times New Roman" w:eastAsia="Times New Roman" w:cs="Times New Roman"/>
         </w:rPr>
-        <w:t xml:space="preserve"> C. </w:t>
+        <w:t xml:space="preserve"> </w:t>
+      </w:r>
+    </w:p>
+    <w:p>
+      <w:pPr>
+        <w:pStyle w:val="BodyText"/>
+        <w:ind w:left="480" w:hanging="480"/>
+        <w:spacing w:before="0" w:after="180"/>
+      </w:pPr>
+      <w:r>
+        <w:rPr>
+          <w:rFonts w:ascii="Times New Roman" w:hAnsi="Times New Roman" w:eastAsia="Times New Roman" w:cs="Times New Roman"/>
+        </w:rPr>
+        <w:t xml:space="preserve">C. </w:t>
       </w:r>
       <w:r>
         <w:rPr>
@@ -9955,6 +10910,16 @@
         </w:rPr>
         <w:t xml:space="preserve">减小</w:t>
       </w:r>
+    </w:p>
+    <w:p>
+      <w:pPr>
+        <w:spacing w:before="0" w:after="0"/>
+      </w:pPr>
+    </w:p>
+    <w:p>
+      <w:pPr>
+        <w:spacing w:before="0" w:after="0"/>
+      </w:pPr>
     </w:p>
     <w:p>
       <w:pPr>
@@ -10193,6 +11158,21 @@
         </w:rPr>
         <w:t xml:space="preserve">。</w:t>
       </w:r>
+    </w:p>
+    <w:p>
+      <w:pPr>
+        <w:spacing w:before="0" w:after="0"/>
+      </w:pPr>
+    </w:p>
+    <w:p>
+      <w:pPr>
+        <w:spacing w:before="0" w:after="0"/>
+      </w:pPr>
+    </w:p>
+    <w:p>
+      <w:pPr>
+        <w:spacing w:before="0" w:after="0"/>
+      </w:pPr>
     </w:p>
     <w:p>
       <w:pPr>
@@ -11250,6 +12230,46 @@
     </w:p>
     <w:p>
       <w:pPr>
+        <w:spacing w:before="0" w:after="0"/>
+      </w:pPr>
+    </w:p>
+    <w:p>
+      <w:pPr>
+        <w:spacing w:before="0" w:after="0"/>
+      </w:pPr>
+    </w:p>
+    <w:p>
+      <w:pPr>
+        <w:spacing w:before="0" w:after="0"/>
+      </w:pPr>
+    </w:p>
+    <w:p>
+      <w:pPr>
+        <w:spacing w:before="0" w:after="0"/>
+      </w:pPr>
+    </w:p>
+    <w:p>
+      <w:pPr>
+        <w:spacing w:before="0" w:after="0"/>
+      </w:pPr>
+    </w:p>
+    <w:p>
+      <w:pPr>
+        <w:spacing w:before="0" w:after="0"/>
+      </w:pPr>
+    </w:p>
+    <w:p>
+      <w:pPr>
+        <w:spacing w:before="0" w:after="0"/>
+      </w:pPr>
+    </w:p>
+    <w:p>
+      <w:pPr>
+        <w:spacing w:before="0" w:after="0"/>
+      </w:pPr>
+    </w:p>
+    <w:p>
+      <w:pPr>
         <w:spacing w:before="160" w:after="80"/>
       </w:pPr>
       <w:r>
@@ -11913,6 +12933,46 @@
     </w:p>
     <w:p>
       <w:pPr>
+        <w:spacing w:before="0" w:after="0"/>
+      </w:pPr>
+    </w:p>
+    <w:p>
+      <w:pPr>
+        <w:spacing w:before="0" w:after="0"/>
+      </w:pPr>
+    </w:p>
+    <w:p>
+      <w:pPr>
+        <w:spacing w:before="0" w:after="0"/>
+      </w:pPr>
+    </w:p>
+    <w:p>
+      <w:pPr>
+        <w:spacing w:before="0" w:after="0"/>
+      </w:pPr>
+    </w:p>
+    <w:p>
+      <w:pPr>
+        <w:spacing w:before="0" w:after="0"/>
+      </w:pPr>
+    </w:p>
+    <w:p>
+      <w:pPr>
+        <w:spacing w:before="0" w:after="0"/>
+      </w:pPr>
+    </w:p>
+    <w:p>
+      <w:pPr>
+        <w:spacing w:before="0" w:after="0"/>
+      </w:pPr>
+    </w:p>
+    <w:p>
+      <w:pPr>
+        <w:spacing w:before="0" w:after="0"/>
+      </w:pPr>
+    </w:p>
+    <w:p>
+      <w:pPr>
         <w:spacing w:before="160" w:after="80"/>
       </w:pPr>
       <w:r>
@@ -12505,6 +13565,46 @@
         </w:rPr>
         <w:t>。</w:t>
       </w:r>
+    </w:p>
+    <w:p>
+      <w:pPr>
+        <w:spacing w:before="0" w:after="0"/>
+      </w:pPr>
+    </w:p>
+    <w:p>
+      <w:pPr>
+        <w:spacing w:before="0" w:after="0"/>
+      </w:pPr>
+    </w:p>
+    <w:p>
+      <w:pPr>
+        <w:spacing w:before="0" w:after="0"/>
+      </w:pPr>
+    </w:p>
+    <w:p>
+      <w:pPr>
+        <w:spacing w:before="0" w:after="0"/>
+      </w:pPr>
+    </w:p>
+    <w:p>
+      <w:pPr>
+        <w:spacing w:before="0" w:after="0"/>
+      </w:pPr>
+    </w:p>
+    <w:p>
+      <w:pPr>
+        <w:spacing w:before="0" w:after="0"/>
+      </w:pPr>
+    </w:p>
+    <w:p>
+      <w:pPr>
+        <w:spacing w:before="0" w:after="0"/>
+      </w:pPr>
+    </w:p>
+    <w:p>
+      <w:pPr>
+        <w:spacing w:before="0" w:after="0"/>
+      </w:pPr>
     </w:p>
     <w:p>
       <w:pPr>
@@ -13266,6 +14366,46 @@
     </w:p>
     <w:p>
       <w:pPr>
+        <w:spacing w:before="0" w:after="0"/>
+      </w:pPr>
+    </w:p>
+    <w:p>
+      <w:pPr>
+        <w:spacing w:before="0" w:after="0"/>
+      </w:pPr>
+    </w:p>
+    <w:p>
+      <w:pPr>
+        <w:spacing w:before="0" w:after="0"/>
+      </w:pPr>
+    </w:p>
+    <w:p>
+      <w:pPr>
+        <w:spacing w:before="0" w:after="0"/>
+      </w:pPr>
+    </w:p>
+    <w:p>
+      <w:pPr>
+        <w:spacing w:before="0" w:after="0"/>
+      </w:pPr>
+    </w:p>
+    <w:p>
+      <w:pPr>
+        <w:spacing w:before="0" w:after="0"/>
+      </w:pPr>
+    </w:p>
+    <w:p>
+      <w:pPr>
+        <w:spacing w:before="0" w:after="0"/>
+      </w:pPr>
+    </w:p>
+    <w:p>
+      <w:pPr>
+        <w:spacing w:before="0" w:after="0"/>
+      </w:pPr>
+    </w:p>
+    <w:p>
+      <w:pPr>
         <w:spacing w:before="160" w:after="80"/>
       </w:pPr>
       <w:r>
@@ -13674,6 +14814,46 @@
         </w:rPr>
         <w:t>。</w:t>
       </w:r>
+    </w:p>
+    <w:p>
+      <w:pPr>
+        <w:spacing w:before="0" w:after="0"/>
+      </w:pPr>
+    </w:p>
+    <w:p>
+      <w:pPr>
+        <w:spacing w:before="0" w:after="0"/>
+      </w:pPr>
+    </w:p>
+    <w:p>
+      <w:pPr>
+        <w:spacing w:before="0" w:after="0"/>
+      </w:pPr>
+    </w:p>
+    <w:p>
+      <w:pPr>
+        <w:spacing w:before="0" w:after="0"/>
+      </w:pPr>
+    </w:p>
+    <w:p>
+      <w:pPr>
+        <w:spacing w:before="0" w:after="0"/>
+      </w:pPr>
+    </w:p>
+    <w:p>
+      <w:pPr>
+        <w:spacing w:before="0" w:after="0"/>
+      </w:pPr>
+    </w:p>
+    <w:p>
+      <w:pPr>
+        <w:spacing w:before="0" w:after="0"/>
+      </w:pPr>
+    </w:p>
+    <w:p>
+      <w:pPr>
+        <w:spacing w:before="0" w:after="0"/>
+      </w:pPr>
     </w:p>
     <w:p>
       <w:pPr>
@@ -14197,6 +15377,31 @@
     </w:tbl>
     <w:p>
       <w:pPr>
+        <w:spacing w:before="0" w:after="0"/>
+      </w:pPr>
+    </w:p>
+    <w:p>
+      <w:pPr>
+        <w:spacing w:before="0" w:after="0"/>
+      </w:pPr>
+    </w:p>
+    <w:p>
+      <w:pPr>
+        <w:spacing w:before="0" w:after="0"/>
+      </w:pPr>
+    </w:p>
+    <w:p>
+      <w:pPr>
+        <w:spacing w:before="0" w:after="0"/>
+      </w:pPr>
+    </w:p>
+    <w:p>
+      <w:pPr>
+        <w:spacing w:before="0" w:after="0"/>
+      </w:pPr>
+    </w:p>
+    <w:p>
+      <w:pPr>
         <w:spacing w:before="160" w:after="80"/>
       </w:pPr>
       <w:r>
@@ -14693,6 +15898,31 @@
     </w:p>
     <w:p>
       <w:pPr>
+        <w:spacing w:before="0" w:after="0"/>
+      </w:pPr>
+    </w:p>
+    <w:p>
+      <w:pPr>
+        <w:spacing w:before="0" w:after="0"/>
+      </w:pPr>
+    </w:p>
+    <w:p>
+      <w:pPr>
+        <w:spacing w:before="0" w:after="0"/>
+      </w:pPr>
+    </w:p>
+    <w:p>
+      <w:pPr>
+        <w:spacing w:before="0" w:after="0"/>
+      </w:pPr>
+    </w:p>
+    <w:p>
+      <w:pPr>
+        <w:spacing w:before="0" w:after="0"/>
+      </w:pPr>
+    </w:p>
+    <w:p>
+      <w:pPr>
         <w:spacing w:before="160" w:after="80"/>
       </w:pPr>
       <w:r>
@@ -15469,6 +16699,46 @@
     </w:p>
     <w:p>
       <w:pPr>
+        <w:spacing w:before="0" w:after="0"/>
+      </w:pPr>
+    </w:p>
+    <w:p>
+      <w:pPr>
+        <w:spacing w:before="0" w:after="0"/>
+      </w:pPr>
+    </w:p>
+    <w:p>
+      <w:pPr>
+        <w:spacing w:before="0" w:after="0"/>
+      </w:pPr>
+    </w:p>
+    <w:p>
+      <w:pPr>
+        <w:spacing w:before="0" w:after="0"/>
+      </w:pPr>
+    </w:p>
+    <w:p>
+      <w:pPr>
+        <w:spacing w:before="0" w:after="0"/>
+      </w:pPr>
+    </w:p>
+    <w:p>
+      <w:pPr>
+        <w:spacing w:before="0" w:after="0"/>
+      </w:pPr>
+    </w:p>
+    <w:p>
+      <w:pPr>
+        <w:spacing w:before="0" w:after="0"/>
+      </w:pPr>
+    </w:p>
+    <w:p>
+      <w:pPr>
+        <w:spacing w:before="0" w:after="0"/>
+      </w:pPr>
+    </w:p>
+    <w:p>
+      <w:pPr>
         <w:spacing w:before="160" w:after="80"/>
       </w:pPr>
       <w:r>
@@ -15915,6 +17185,46 @@
         </w:rPr>
         <w:t>）。</w:t>
       </w:r>
+    </w:p>
+    <w:p>
+      <w:pPr>
+        <w:spacing w:before="0" w:after="0"/>
+      </w:pPr>
+    </w:p>
+    <w:p>
+      <w:pPr>
+        <w:spacing w:before="0" w:after="0"/>
+      </w:pPr>
+    </w:p>
+    <w:p>
+      <w:pPr>
+        <w:spacing w:before="0" w:after="0"/>
+      </w:pPr>
+    </w:p>
+    <w:p>
+      <w:pPr>
+        <w:spacing w:before="0" w:after="0"/>
+      </w:pPr>
+    </w:p>
+    <w:p>
+      <w:pPr>
+        <w:spacing w:before="0" w:after="0"/>
+      </w:pPr>
+    </w:p>
+    <w:p>
+      <w:pPr>
+        <w:spacing w:before="0" w:after="0"/>
+      </w:pPr>
+    </w:p>
+    <w:p>
+      <w:pPr>
+        <w:spacing w:before="0" w:after="0"/>
+      </w:pPr>
+    </w:p>
+    <w:p>
+      <w:pPr>
+        <w:spacing w:before="0" w:after="0"/>
+      </w:pPr>
     </w:p>
     <w:p>
       <w:pPr>
@@ -16555,6 +17865,31 @@
     </w:p>
     <w:p>
       <w:pPr>
+        <w:spacing w:before="0" w:after="0"/>
+      </w:pPr>
+    </w:p>
+    <w:p>
+      <w:pPr>
+        <w:spacing w:before="0" w:after="0"/>
+      </w:pPr>
+    </w:p>
+    <w:p>
+      <w:pPr>
+        <w:spacing w:before="0" w:after="0"/>
+      </w:pPr>
+    </w:p>
+    <w:p>
+      <w:pPr>
+        <w:spacing w:before="0" w:after="0"/>
+      </w:pPr>
+    </w:p>
+    <w:p>
+      <w:pPr>
+        <w:spacing w:before="0" w:after="0"/>
+      </w:pPr>
+    </w:p>
+    <w:p>
+      <w:pPr>
         <w:spacing w:before="160" w:after="80"/>
       </w:pPr>
       <w:r>
@@ -17053,6 +18388,46 @@
     </w:p>
     <w:p>
       <w:pPr>
+        <w:spacing w:before="0" w:after="0"/>
+      </w:pPr>
+    </w:p>
+    <w:p>
+      <w:pPr>
+        <w:spacing w:before="0" w:after="0"/>
+      </w:pPr>
+    </w:p>
+    <w:p>
+      <w:pPr>
+        <w:spacing w:before="0" w:after="0"/>
+      </w:pPr>
+    </w:p>
+    <w:p>
+      <w:pPr>
+        <w:spacing w:before="0" w:after="0"/>
+      </w:pPr>
+    </w:p>
+    <w:p>
+      <w:pPr>
+        <w:spacing w:before="0" w:after="0"/>
+      </w:pPr>
+    </w:p>
+    <w:p>
+      <w:pPr>
+        <w:spacing w:before="0" w:after="0"/>
+      </w:pPr>
+    </w:p>
+    <w:p>
+      <w:pPr>
+        <w:spacing w:before="0" w:after="0"/>
+      </w:pPr>
+    </w:p>
+    <w:p>
+      <w:pPr>
+        <w:spacing w:before="0" w:after="0"/>
+      </w:pPr>
+    </w:p>
+    <w:p>
+      <w:pPr>
         <w:spacing w:before="160" w:after="80"/>
       </w:pPr>
       <w:r>
@@ -17713,6 +19088,46 @@
         </w:rPr>
         <w:t>。</w:t>
       </w:r>
+    </w:p>
+    <w:p>
+      <w:pPr>
+        <w:spacing w:before="0" w:after="0"/>
+      </w:pPr>
+    </w:p>
+    <w:p>
+      <w:pPr>
+        <w:spacing w:before="0" w:after="0"/>
+      </w:pPr>
+    </w:p>
+    <w:p>
+      <w:pPr>
+        <w:spacing w:before="0" w:after="0"/>
+      </w:pPr>
+    </w:p>
+    <w:p>
+      <w:pPr>
+        <w:spacing w:before="0" w:after="0"/>
+      </w:pPr>
+    </w:p>
+    <w:p>
+      <w:pPr>
+        <w:spacing w:before="0" w:after="0"/>
+      </w:pPr>
+    </w:p>
+    <w:p>
+      <w:pPr>
+        <w:spacing w:before="0" w:after="0"/>
+      </w:pPr>
+    </w:p>
+    <w:p>
+      <w:pPr>
+        <w:spacing w:before="0" w:after="0"/>
+      </w:pPr>
+    </w:p>
+    <w:p>
+      <w:pPr>
+        <w:spacing w:before="0" w:after="0"/>
+      </w:pPr>
     </w:p>
     <w:p>
       <w:pPr>
@@ -18013,6 +19428,31 @@
     </w:p>
     <w:p>
       <w:pPr>
+        <w:spacing w:before="0" w:after="0"/>
+      </w:pPr>
+    </w:p>
+    <w:p>
+      <w:pPr>
+        <w:spacing w:before="0" w:after="0"/>
+      </w:pPr>
+    </w:p>
+    <w:p>
+      <w:pPr>
+        <w:spacing w:before="0" w:after="0"/>
+      </w:pPr>
+    </w:p>
+    <w:p>
+      <w:pPr>
+        <w:spacing w:before="0" w:after="0"/>
+      </w:pPr>
+    </w:p>
+    <w:p>
+      <w:pPr>
+        <w:spacing w:before="0" w:after="0"/>
+      </w:pPr>
+    </w:p>
+    <w:p>
+      <w:pPr>
         <w:spacing w:before="160" w:after="80"/>
       </w:pPr>
       <w:r>
@@ -18280,6 +19720,31 @@
         </w:rPr>
         <w:t>。</w:t>
       </w:r>
+    </w:p>
+    <w:p>
+      <w:pPr>
+        <w:spacing w:before="0" w:after="0"/>
+      </w:pPr>
+    </w:p>
+    <w:p>
+      <w:pPr>
+        <w:spacing w:before="0" w:after="0"/>
+      </w:pPr>
+    </w:p>
+    <w:p>
+      <w:pPr>
+        <w:spacing w:before="0" w:after="0"/>
+      </w:pPr>
+    </w:p>
+    <w:p>
+      <w:pPr>
+        <w:spacing w:before="0" w:after="0"/>
+      </w:pPr>
+    </w:p>
+    <w:p>
+      <w:pPr>
+        <w:spacing w:before="0" w:after="0"/>
+      </w:pPr>
     </w:p>
     <w:p>
       <w:pPr>
@@ -18897,6 +20362,46 @@
         </w:rPr>
         <w:t xml:space="preserve"> ____。</w:t>
       </w:r>
+    </w:p>
+    <w:p>
+      <w:pPr>
+        <w:spacing w:before="0" w:after="0"/>
+      </w:pPr>
+    </w:p>
+    <w:p>
+      <w:pPr>
+        <w:spacing w:before="0" w:after="0"/>
+      </w:pPr>
+    </w:p>
+    <w:p>
+      <w:pPr>
+        <w:spacing w:before="0" w:after="0"/>
+      </w:pPr>
+    </w:p>
+    <w:p>
+      <w:pPr>
+        <w:spacing w:before="0" w:after="0"/>
+      </w:pPr>
+    </w:p>
+    <w:p>
+      <w:pPr>
+        <w:spacing w:before="0" w:after="0"/>
+      </w:pPr>
+    </w:p>
+    <w:p>
+      <w:pPr>
+        <w:spacing w:before="0" w:after="0"/>
+      </w:pPr>
+    </w:p>
+    <w:p>
+      <w:pPr>
+        <w:spacing w:before="0" w:after="0"/>
+      </w:pPr>
+    </w:p>
+    <w:p>
+      <w:pPr>
+        <w:spacing w:before="0" w:after="0"/>
+      </w:pPr>
     </w:p>
     <w:p>
       <w:pPr>
@@ -19371,6 +20876,46 @@
     </w:p>
     <w:p>
       <w:pPr>
+        <w:spacing w:before="0" w:after="0"/>
+      </w:pPr>
+    </w:p>
+    <w:p>
+      <w:pPr>
+        <w:spacing w:before="0" w:after="0"/>
+      </w:pPr>
+    </w:p>
+    <w:p>
+      <w:pPr>
+        <w:spacing w:before="0" w:after="0"/>
+      </w:pPr>
+    </w:p>
+    <w:p>
+      <w:pPr>
+        <w:spacing w:before="0" w:after="0"/>
+      </w:pPr>
+    </w:p>
+    <w:p>
+      <w:pPr>
+        <w:spacing w:before="0" w:after="0"/>
+      </w:pPr>
+    </w:p>
+    <w:p>
+      <w:pPr>
+        <w:spacing w:before="0" w:after="0"/>
+      </w:pPr>
+    </w:p>
+    <w:p>
+      <w:pPr>
+        <w:spacing w:before="0" w:after="0"/>
+      </w:pPr>
+    </w:p>
+    <w:p>
+      <w:pPr>
+        <w:spacing w:before="0" w:after="0"/>
+      </w:pPr>
+    </w:p>
+    <w:p>
+      <w:pPr>
         <w:spacing w:before="160" w:after="80"/>
       </w:pPr>
       <w:r>
@@ -19589,6 +21134,46 @@
     </w:p>
     <w:p>
       <w:pPr>
+        <w:spacing w:before="0" w:after="0"/>
+      </w:pPr>
+    </w:p>
+    <w:p>
+      <w:pPr>
+        <w:spacing w:before="0" w:after="0"/>
+      </w:pPr>
+    </w:p>
+    <w:p>
+      <w:pPr>
+        <w:spacing w:before="0" w:after="0"/>
+      </w:pPr>
+    </w:p>
+    <w:p>
+      <w:pPr>
+        <w:spacing w:before="0" w:after="0"/>
+      </w:pPr>
+    </w:p>
+    <w:p>
+      <w:pPr>
+        <w:spacing w:before="0" w:after="0"/>
+      </w:pPr>
+    </w:p>
+    <w:p>
+      <w:pPr>
+        <w:spacing w:before="0" w:after="0"/>
+      </w:pPr>
+    </w:p>
+    <w:p>
+      <w:pPr>
+        <w:spacing w:before="0" w:after="0"/>
+      </w:pPr>
+    </w:p>
+    <w:p>
+      <w:pPr>
+        <w:spacing w:before="0" w:after="0"/>
+      </w:pPr>
+    </w:p>
+    <w:p>
+      <w:pPr>
         <w:spacing w:before="160" w:after="80"/>
       </w:pPr>
       <w:r>
@@ -19895,7 +21480,7 @@
         </w:rPr>
         <w:drawing>
           <wp:inline>
-            <wp:extent cx="2336800" cy="4419600"/>
+            <wp:extent cx="2336800" cy="4368800"/>
             <wp:effectExtent b="0" l="0" r="0" t="0"/>
             <wp:docPr descr="" title="" id="63" name="Picture"/>
             <a:graphic>
@@ -19916,7 +21501,7 @@
                   <pic:spPr bwMode="auto">
                     <a:xfrm>
                       <a:off x="0" y="0"/>
-                      <a:ext cx="2336800" cy="4419600"/>
+                      <a:ext cx="2336800" cy="4368800"/>
                     </a:xfrm>
                     <a:prstGeom prst="rect">
                       <a:avLst/>
@@ -20135,6 +21720,46 @@
     </w:p>
     <w:p>
       <w:pPr>
+        <w:spacing w:before="0" w:after="0"/>
+      </w:pPr>
+    </w:p>
+    <w:p>
+      <w:pPr>
+        <w:spacing w:before="0" w:after="0"/>
+      </w:pPr>
+    </w:p>
+    <w:p>
+      <w:pPr>
+        <w:spacing w:before="0" w:after="0"/>
+      </w:pPr>
+    </w:p>
+    <w:p>
+      <w:pPr>
+        <w:spacing w:before="0" w:after="0"/>
+      </w:pPr>
+    </w:p>
+    <w:p>
+      <w:pPr>
+        <w:spacing w:before="0" w:after="0"/>
+      </w:pPr>
+    </w:p>
+    <w:p>
+      <w:pPr>
+        <w:spacing w:before="0" w:after="0"/>
+      </w:pPr>
+    </w:p>
+    <w:p>
+      <w:pPr>
+        <w:spacing w:before="0" w:after="0"/>
+      </w:pPr>
+    </w:p>
+    <w:p>
+      <w:pPr>
+        <w:spacing w:before="0" w:after="0"/>
+      </w:pPr>
+    </w:p>
+    <w:p>
+      <w:pPr>
         <w:spacing w:before="160" w:after="80"/>
       </w:pPr>
       <w:r>
@@ -20294,6 +21919,31 @@
         </w:rPr>
         <w:t>。</w:t>
       </w:r>
+    </w:p>
+    <w:p>
+      <w:pPr>
+        <w:spacing w:before="0" w:after="0"/>
+      </w:pPr>
+    </w:p>
+    <w:p>
+      <w:pPr>
+        <w:spacing w:before="0" w:after="0"/>
+      </w:pPr>
+    </w:p>
+    <w:p>
+      <w:pPr>
+        <w:spacing w:before="0" w:after="0"/>
+      </w:pPr>
+    </w:p>
+    <w:p>
+      <w:pPr>
+        <w:spacing w:before="0" w:after="0"/>
+      </w:pPr>
+    </w:p>
+    <w:p>
+      <w:pPr>
+        <w:spacing w:before="0" w:after="0"/>
+      </w:pPr>
     </w:p>
     <w:p>
       <w:pPr>
@@ -20870,6 +22520,46 @@
     </w:p>
     <w:p>
       <w:pPr>
+        <w:spacing w:before="0" w:after="0"/>
+      </w:pPr>
+    </w:p>
+    <w:p>
+      <w:pPr>
+        <w:spacing w:before="0" w:after="0"/>
+      </w:pPr>
+    </w:p>
+    <w:p>
+      <w:pPr>
+        <w:spacing w:before="0" w:after="0"/>
+      </w:pPr>
+    </w:p>
+    <w:p>
+      <w:pPr>
+        <w:spacing w:before="0" w:after="0"/>
+      </w:pPr>
+    </w:p>
+    <w:p>
+      <w:pPr>
+        <w:spacing w:before="0" w:after="0"/>
+      </w:pPr>
+    </w:p>
+    <w:p>
+      <w:pPr>
+        <w:spacing w:before="0" w:after="0"/>
+      </w:pPr>
+    </w:p>
+    <w:p>
+      <w:pPr>
+        <w:spacing w:before="0" w:after="0"/>
+      </w:pPr>
+    </w:p>
+    <w:p>
+      <w:pPr>
+        <w:spacing w:before="0" w:after="0"/>
+      </w:pPr>
+    </w:p>
+    <w:p>
+      <w:pPr>
         <w:spacing w:before="160" w:after="80"/>
       </w:pPr>
       <w:r>
@@ -21237,6 +22927,46 @@
     </w:p>
     <w:p>
       <w:pPr>
+        <w:spacing w:before="0" w:after="0"/>
+      </w:pPr>
+    </w:p>
+    <w:p>
+      <w:pPr>
+        <w:spacing w:before="0" w:after="0"/>
+      </w:pPr>
+    </w:p>
+    <w:p>
+      <w:pPr>
+        <w:spacing w:before="0" w:after="0"/>
+      </w:pPr>
+    </w:p>
+    <w:p>
+      <w:pPr>
+        <w:spacing w:before="0" w:after="0"/>
+      </w:pPr>
+    </w:p>
+    <w:p>
+      <w:pPr>
+        <w:spacing w:before="0" w:after="0"/>
+      </w:pPr>
+    </w:p>
+    <w:p>
+      <w:pPr>
+        <w:spacing w:before="0" w:after="0"/>
+      </w:pPr>
+    </w:p>
+    <w:p>
+      <w:pPr>
+        <w:spacing w:before="0" w:after="0"/>
+      </w:pPr>
+    </w:p>
+    <w:p>
+      <w:pPr>
+        <w:spacing w:before="0" w:after="0"/>
+      </w:pPr>
+    </w:p>
+    <w:p>
+      <w:pPr>
         <w:spacing w:before="160" w:after="80"/>
       </w:pPr>
       <w:r>
@@ -21809,7 +23539,7 @@
         </w:rPr>
         <w:drawing>
           <wp:inline>
-            <wp:extent cx="3240000" cy="4082600"/>
+            <wp:extent cx="3240000" cy="4065093"/>
             <wp:effectExtent b="0" l="0" r="0" t="0"/>
             <wp:docPr descr="" title="" id="70" name="Picture"/>
             <a:graphic>
@@ -21830,7 +23560,7 @@
                   <pic:spPr bwMode="auto">
                     <a:xfrm>
                       <a:off x="0" y="0"/>
-                      <a:ext cx="3240000" cy="4082600"/>
+                      <a:ext cx="3240000" cy="4065093"/>
                     </a:xfrm>
                     <a:prstGeom prst="rect">
                       <a:avLst/>
@@ -22084,6 +23814,46 @@
     </w:p>
     <w:p>
       <w:pPr>
+        <w:spacing w:before="0" w:after="0"/>
+      </w:pPr>
+    </w:p>
+    <w:p>
+      <w:pPr>
+        <w:spacing w:before="0" w:after="0"/>
+      </w:pPr>
+    </w:p>
+    <w:p>
+      <w:pPr>
+        <w:spacing w:before="0" w:after="0"/>
+      </w:pPr>
+    </w:p>
+    <w:p>
+      <w:pPr>
+        <w:spacing w:before="0" w:after="0"/>
+      </w:pPr>
+    </w:p>
+    <w:p>
+      <w:pPr>
+        <w:spacing w:before="0" w:after="0"/>
+      </w:pPr>
+    </w:p>
+    <w:p>
+      <w:pPr>
+        <w:spacing w:before="0" w:after="0"/>
+      </w:pPr>
+    </w:p>
+    <w:p>
+      <w:pPr>
+        <w:spacing w:before="0" w:after="0"/>
+      </w:pPr>
+    </w:p>
+    <w:p>
+      <w:pPr>
+        <w:spacing w:before="0" w:after="0"/>
+      </w:pPr>
+    </w:p>
+    <w:p>
+      <w:pPr>
         <w:spacing w:before="160" w:after="80"/>
       </w:pPr>
       <w:r>
@@ -22444,6 +24214,46 @@
     </w:p>
     <w:p>
       <w:pPr>
+        <w:spacing w:before="0" w:after="0"/>
+      </w:pPr>
+    </w:p>
+    <w:p>
+      <w:pPr>
+        <w:spacing w:before="0" w:after="0"/>
+      </w:pPr>
+    </w:p>
+    <w:p>
+      <w:pPr>
+        <w:spacing w:before="0" w:after="0"/>
+      </w:pPr>
+    </w:p>
+    <w:p>
+      <w:pPr>
+        <w:spacing w:before="0" w:after="0"/>
+      </w:pPr>
+    </w:p>
+    <w:p>
+      <w:pPr>
+        <w:spacing w:before="0" w:after="0"/>
+      </w:pPr>
+    </w:p>
+    <w:p>
+      <w:pPr>
+        <w:spacing w:before="0" w:after="0"/>
+      </w:pPr>
+    </w:p>
+    <w:p>
+      <w:pPr>
+        <w:spacing w:before="0" w:after="0"/>
+      </w:pPr>
+    </w:p>
+    <w:p>
+      <w:pPr>
+        <w:spacing w:before="0" w:after="0"/>
+      </w:pPr>
+    </w:p>
+    <w:p>
+      <w:pPr>
         <w:spacing w:before="160" w:after="80"/>
       </w:pPr>
       <w:r>
@@ -22697,6 +24507,46 @@
         </w:rPr>
         <w:t>）</w:t>
       </w:r>
+    </w:p>
+    <w:p>
+      <w:pPr>
+        <w:spacing w:before="0" w:after="0"/>
+      </w:pPr>
+    </w:p>
+    <w:p>
+      <w:pPr>
+        <w:spacing w:before="0" w:after="0"/>
+      </w:pPr>
+    </w:p>
+    <w:p>
+      <w:pPr>
+        <w:spacing w:before="0" w:after="0"/>
+      </w:pPr>
+    </w:p>
+    <w:p>
+      <w:pPr>
+        <w:spacing w:before="0" w:after="0"/>
+      </w:pPr>
+    </w:p>
+    <w:p>
+      <w:pPr>
+        <w:spacing w:before="0" w:after="0"/>
+      </w:pPr>
+    </w:p>
+    <w:p>
+      <w:pPr>
+        <w:spacing w:before="0" w:after="0"/>
+      </w:pPr>
+    </w:p>
+    <w:p>
+      <w:pPr>
+        <w:spacing w:before="0" w:after="0"/>
+      </w:pPr>
+    </w:p>
+    <w:p>
+      <w:pPr>
+        <w:spacing w:before="0" w:after="0"/>
+      </w:pPr>
     </w:p>
     <w:p>
       <w:pPr>
@@ -24238,6 +26088,16 @@
           </m:sup>
         </m:sSup>
       </m:oMath>
+    </w:p>
+    <w:p>
+      <w:pPr>
+        <w:spacing w:before="0" w:after="0"/>
+      </w:pPr>
+    </w:p>
+    <w:p>
+      <w:pPr>
+        <w:spacing w:before="0" w:after="0"/>
+      </w:pPr>
     </w:p>
     <w:p>
       <w:pPr>
@@ -24742,7 +26602,7 @@
         </w:rPr>
         <w:drawing>
           <wp:inline>
-            <wp:extent cx="3240000" cy="3450887"/>
+            <wp:extent cx="3240000" cy="3421078"/>
             <wp:effectExtent b="0" l="0" r="0" t="0"/>
             <wp:docPr descr="" title="" id="77" name="Picture"/>
             <a:graphic>
@@ -24763,7 +26623,7 @@
                   <pic:spPr bwMode="auto">
                     <a:xfrm>
                       <a:off x="0" y="0"/>
-                      <a:ext cx="3240000" cy="3450887"/>
+                      <a:ext cx="3240000" cy="3421078"/>
                     </a:xfrm>
                     <a:prstGeom prst="rect">
                       <a:avLst/>
@@ -24927,6 +26787,46 @@
         </w:rPr>
         <w:t>。</w:t>
       </w:r>
+    </w:p>
+    <w:p>
+      <w:pPr>
+        <w:spacing w:before="0" w:after="0"/>
+      </w:pPr>
+    </w:p>
+    <w:p>
+      <w:pPr>
+        <w:spacing w:before="0" w:after="0"/>
+      </w:pPr>
+    </w:p>
+    <w:p>
+      <w:pPr>
+        <w:spacing w:before="0" w:after="0"/>
+      </w:pPr>
+    </w:p>
+    <w:p>
+      <w:pPr>
+        <w:spacing w:before="0" w:after="0"/>
+      </w:pPr>
+    </w:p>
+    <w:p>
+      <w:pPr>
+        <w:spacing w:before="0" w:after="0"/>
+      </w:pPr>
+    </w:p>
+    <w:p>
+      <w:pPr>
+        <w:spacing w:before="0" w:after="0"/>
+      </w:pPr>
+    </w:p>
+    <w:p>
+      <w:pPr>
+        <w:spacing w:before="0" w:after="0"/>
+      </w:pPr>
+    </w:p>
+    <w:p>
+      <w:pPr>
+        <w:spacing w:before="0" w:after="0"/>
+      </w:pPr>
     </w:p>
     <w:p>
       <w:pPr>
@@ -25499,6 +27399,31 @@
     </w:p>
     <w:p>
       <w:pPr>
+        <w:spacing w:before="0" w:after="0"/>
+      </w:pPr>
+    </w:p>
+    <w:p>
+      <w:pPr>
+        <w:spacing w:before="0" w:after="0"/>
+      </w:pPr>
+    </w:p>
+    <w:p>
+      <w:pPr>
+        <w:spacing w:before="0" w:after="0"/>
+      </w:pPr>
+    </w:p>
+    <w:p>
+      <w:pPr>
+        <w:spacing w:before="0" w:after="0"/>
+      </w:pPr>
+    </w:p>
+    <w:p>
+      <w:pPr>
+        <w:spacing w:before="0" w:after="0"/>
+      </w:pPr>
+    </w:p>
+    <w:p>
+      <w:pPr>
         <w:spacing w:before="160" w:after="80"/>
       </w:pPr>
       <w:r>
@@ -26244,6 +28169,46 @@
     </w:p>
     <w:p>
       <w:pPr>
+        <w:spacing w:before="0" w:after="0"/>
+      </w:pPr>
+    </w:p>
+    <w:p>
+      <w:pPr>
+        <w:spacing w:before="0" w:after="0"/>
+      </w:pPr>
+    </w:p>
+    <w:p>
+      <w:pPr>
+        <w:spacing w:before="0" w:after="0"/>
+      </w:pPr>
+    </w:p>
+    <w:p>
+      <w:pPr>
+        <w:spacing w:before="0" w:after="0"/>
+      </w:pPr>
+    </w:p>
+    <w:p>
+      <w:pPr>
+        <w:spacing w:before="0" w:after="0"/>
+      </w:pPr>
+    </w:p>
+    <w:p>
+      <w:pPr>
+        <w:spacing w:before="0" w:after="0"/>
+      </w:pPr>
+    </w:p>
+    <w:p>
+      <w:pPr>
+        <w:spacing w:before="0" w:after="0"/>
+      </w:pPr>
+    </w:p>
+    <w:p>
+      <w:pPr>
+        <w:spacing w:before="0" w:after="0"/>
+      </w:pPr>
+    </w:p>
+    <w:p>
+      <w:pPr>
         <w:spacing w:before="160" w:after="80"/>
       </w:pPr>
       <w:r>
@@ -26958,6 +28923,46 @@
         </w:rPr>
         <w:t xml:space="preserve"> ____。</w:t>
       </w:r>
+    </w:p>
+    <w:p>
+      <w:pPr>
+        <w:spacing w:before="0" w:after="0"/>
+      </w:pPr>
+    </w:p>
+    <w:p>
+      <w:pPr>
+        <w:spacing w:before="0" w:after="0"/>
+      </w:pPr>
+    </w:p>
+    <w:p>
+      <w:pPr>
+        <w:spacing w:before="0" w:after="0"/>
+      </w:pPr>
+    </w:p>
+    <w:p>
+      <w:pPr>
+        <w:spacing w:before="0" w:after="0"/>
+      </w:pPr>
+    </w:p>
+    <w:p>
+      <w:pPr>
+        <w:spacing w:before="0" w:after="0"/>
+      </w:pPr>
+    </w:p>
+    <w:p>
+      <w:pPr>
+        <w:spacing w:before="0" w:after="0"/>
+      </w:pPr>
+    </w:p>
+    <w:p>
+      <w:pPr>
+        <w:spacing w:before="0" w:after="0"/>
+      </w:pPr>
+    </w:p>
+    <w:p>
+      <w:pPr>
+        <w:spacing w:before="0" w:after="0"/>
+      </w:pPr>
     </w:p>
     <w:p>
       <w:pPr>
@@ -27714,6 +29719,46 @@
     </w:p>
     <w:p>
       <w:pPr>
+        <w:spacing w:before="0" w:after="0"/>
+      </w:pPr>
+    </w:p>
+    <w:p>
+      <w:pPr>
+        <w:spacing w:before="0" w:after="0"/>
+      </w:pPr>
+    </w:p>
+    <w:p>
+      <w:pPr>
+        <w:spacing w:before="0" w:after="0"/>
+      </w:pPr>
+    </w:p>
+    <w:p>
+      <w:pPr>
+        <w:spacing w:before="0" w:after="0"/>
+      </w:pPr>
+    </w:p>
+    <w:p>
+      <w:pPr>
+        <w:spacing w:before="0" w:after="0"/>
+      </w:pPr>
+    </w:p>
+    <w:p>
+      <w:pPr>
+        <w:spacing w:before="0" w:after="0"/>
+      </w:pPr>
+    </w:p>
+    <w:p>
+      <w:pPr>
+        <w:spacing w:before="0" w:after="0"/>
+      </w:pPr>
+    </w:p>
+    <w:p>
+      <w:pPr>
+        <w:spacing w:before="0" w:after="0"/>
+      </w:pPr>
+    </w:p>
+    <w:p>
+      <w:pPr>
         <w:spacing w:before="160" w:after="80"/>
       </w:pPr>
       <w:r>
@@ -28308,6 +30353,46 @@
     </w:p>
     <w:p>
       <w:pPr>
+        <w:spacing w:before="0" w:after="0"/>
+      </w:pPr>
+    </w:p>
+    <w:p>
+      <w:pPr>
+        <w:spacing w:before="0" w:after="0"/>
+      </w:pPr>
+    </w:p>
+    <w:p>
+      <w:pPr>
+        <w:spacing w:before="0" w:after="0"/>
+      </w:pPr>
+    </w:p>
+    <w:p>
+      <w:pPr>
+        <w:spacing w:before="0" w:after="0"/>
+      </w:pPr>
+    </w:p>
+    <w:p>
+      <w:pPr>
+        <w:spacing w:before="0" w:after="0"/>
+      </w:pPr>
+    </w:p>
+    <w:p>
+      <w:pPr>
+        <w:spacing w:before="0" w:after="0"/>
+      </w:pPr>
+    </w:p>
+    <w:p>
+      <w:pPr>
+        <w:spacing w:before="0" w:after="0"/>
+      </w:pPr>
+    </w:p>
+    <w:p>
+      <w:pPr>
+        <w:spacing w:before="0" w:after="0"/>
+      </w:pPr>
+    </w:p>
+    <w:p>
+      <w:pPr>
         <w:spacing w:before="160" w:after="80"/>
       </w:pPr>
       <w:r>
@@ -28842,6 +30927,46 @@
     </w:p>
     <w:p>
       <w:pPr>
+        <w:spacing w:before="0" w:after="0"/>
+      </w:pPr>
+    </w:p>
+    <w:p>
+      <w:pPr>
+        <w:spacing w:before="0" w:after="0"/>
+      </w:pPr>
+    </w:p>
+    <w:p>
+      <w:pPr>
+        <w:spacing w:before="0" w:after="0"/>
+      </w:pPr>
+    </w:p>
+    <w:p>
+      <w:pPr>
+        <w:spacing w:before="0" w:after="0"/>
+      </w:pPr>
+    </w:p>
+    <w:p>
+      <w:pPr>
+        <w:spacing w:before="0" w:after="0"/>
+      </w:pPr>
+    </w:p>
+    <w:p>
+      <w:pPr>
+        <w:spacing w:before="0" w:after="0"/>
+      </w:pPr>
+    </w:p>
+    <w:p>
+      <w:pPr>
+        <w:spacing w:before="0" w:after="0"/>
+      </w:pPr>
+    </w:p>
+    <w:p>
+      <w:pPr>
+        <w:spacing w:before="0" w:after="0"/>
+      </w:pPr>
+    </w:p>
+    <w:p>
+      <w:pPr>
         <w:spacing w:before="160" w:after="80"/>
       </w:pPr>
       <w:r>
@@ -29243,6 +31368,46 @@
         </w:rPr>
         <w:t>。</w:t>
       </w:r>
+    </w:p>
+    <w:p>
+      <w:pPr>
+        <w:spacing w:before="0" w:after="0"/>
+      </w:pPr>
+    </w:p>
+    <w:p>
+      <w:pPr>
+        <w:spacing w:before="0" w:after="0"/>
+      </w:pPr>
+    </w:p>
+    <w:p>
+      <w:pPr>
+        <w:spacing w:before="0" w:after="0"/>
+      </w:pPr>
+    </w:p>
+    <w:p>
+      <w:pPr>
+        <w:spacing w:before="0" w:after="0"/>
+      </w:pPr>
+    </w:p>
+    <w:p>
+      <w:pPr>
+        <w:spacing w:before="0" w:after="0"/>
+      </w:pPr>
+    </w:p>
+    <w:p>
+      <w:pPr>
+        <w:spacing w:before="0" w:after="0"/>
+      </w:pPr>
+    </w:p>
+    <w:p>
+      <w:pPr>
+        <w:spacing w:before="0" w:after="0"/>
+      </w:pPr>
+    </w:p>
+    <w:p>
+      <w:pPr>
+        <w:spacing w:before="0" w:after="0"/>
+      </w:pPr>
     </w:p>
     <w:p>
       <w:pPr>

--- a/00-首页/题组Word/习题书/第一篇-化学原理/6-化学基础与计量-学生版.docx
+++ b/00-首页/题组Word/习题书/第一篇-化学原理/6-化学基础与计量-学生版.docx
@@ -6900,7 +6900,7 @@
         <m:sSubSup>
           <m:e>
             <m:r>
-              <m:t>​</m:t>
+              <m:t xml:space="preserve"> </m:t>
             </m:r>
           </m:e>
           <m:sub>
@@ -7715,7 +7715,7 @@
         <m:sSup>
           <m:e>
             <m:r>
-              <m:t>​</m:t>
+              <m:t xml:space="preserve"> </m:t>
             </m:r>
           </m:e>
           <m:sup>
@@ -7771,7 +7771,7 @@
         <m:sSup>
           <m:e>
             <m:r>
-              <m:t>​</m:t>
+              <m:t xml:space="preserve"> </m:t>
             </m:r>
           </m:e>
           <m:sup>
@@ -16422,7 +16422,7 @@
         <m:sSubSup>
           <m:e>
             <m:r>
-              <m:t>​</m:t>
+              <m:t xml:space="preserve"> </m:t>
             </m:r>
           </m:e>
           <m:sub>
@@ -16473,7 +16473,7 @@
         <m:sSubSup>
           <m:e>
             <m:r>
-              <m:t>​</m:t>
+              <m:t xml:space="preserve"> </m:t>
             </m:r>
           </m:e>
           <m:sub>
@@ -16524,7 +16524,7 @@
         <m:sSup>
           <m:e>
             <m:r>
-              <m:t>​</m:t>
+              <m:t xml:space="preserve"> </m:t>
             </m:r>
           </m:e>
           <m:sup>
@@ -16568,7 +16568,7 @@
         <m:sSup>
           <m:e>
             <m:r>
-              <m:t>​</m:t>
+              <m:t xml:space="preserve"> </m:t>
             </m:r>
           </m:e>
           <m:sup>
@@ -16612,7 +16612,7 @@
         <m:sSup>
           <m:e>
             <m:r>
-              <m:t>​</m:t>
+              <m:t xml:space="preserve"> </m:t>
             </m:r>
           </m:e>
           <m:sup>
@@ -16650,7 +16650,7 @@
         <m:sSup>
           <m:e>
             <m:r>
-              <m:t>​</m:t>
+              <m:t xml:space="preserve"> </m:t>
             </m:r>
           </m:e>
           <m:sup>

--- a/00-首页/题组Word/习题书/第一篇-化学原理/6-化学基础与计量-学生版.docx
+++ b/00-首页/题组Word/习题书/第一篇-化学原理/6-化学基础与计量-学生版.docx
@@ -1032,6 +1032,14 @@
       <w:tblPr>
         <w:tblStyle w:val="Table"/>
         <w:tblW w:type="auto" w:w="0"/>
+        <w:tblBorders>
+          <w:top w:val="single" w:sz="12" w:space="0" w:color="000000"/>
+          <w:left w:val="none" w:sz="0" w:space="0" w:color="auto"/>
+          <w:bottom w:val="single" w:sz="12" w:space="0" w:color="000000"/>
+          <w:right w:val="none" w:sz="0" w:space="0" w:color="auto"/>
+          <w:insideH w:val="none" w:sz="0" w:space="0" w:color="auto"/>
+          <w:insideV w:val="none" w:sz="0" w:space="0" w:color="auto"/>
+        </w:tblBorders>
         <w:tblLook w:firstRow="1" w:lastRow="0" w:firstColumn="0" w:lastColumn="0" w:noHBand="0" w:noVBand="0" w:val="0020"/>
       </w:tblPr>
       <w:tblGrid>
@@ -1046,7 +1054,11 @@
           <w:tblHeader w:val="on"/>
         </w:trPr>
         <w:tc>
-          <w:tcPr/>
+          <w:tcPr>
+            <w:tcBorders>
+              <w:bottom w:val="single" w:sz="8" w:space="0" w:color="000000"/>
+            </w:tcBorders>
+          </w:tcPr>
           <w:p>
             <w:pPr>
               <w:pStyle w:val="Compact"/>
@@ -1069,7 +1081,11 @@
           </w:p>
         </w:tc>
         <w:tc>
-          <w:tcPr/>
+          <w:tcPr>
+            <w:tcBorders>
+              <w:bottom w:val="single" w:sz="8" w:space="0" w:color="000000"/>
+            </w:tcBorders>
+          </w:tcPr>
           <w:p>
             <w:pPr>
               <w:pStyle w:val="Compact"/>
@@ -1085,7 +1101,11 @@
           </w:p>
         </w:tc>
         <w:tc>
-          <w:tcPr/>
+          <w:tcPr>
+            <w:tcBorders>
+              <w:bottom w:val="single" w:sz="8" w:space="0" w:color="000000"/>
+            </w:tcBorders>
+          </w:tcPr>
           <w:p>
             <w:pPr>
               <w:pStyle w:val="Compact"/>
@@ -1101,7 +1121,11 @@
           </w:p>
         </w:tc>
         <w:tc>
-          <w:tcPr/>
+          <w:tcPr>
+            <w:tcBorders>
+              <w:bottom w:val="single" w:sz="8" w:space="0" w:color="000000"/>
+            </w:tcBorders>
+          </w:tcPr>
           <w:p>
             <w:pPr>
               <w:pStyle w:val="Compact"/>
@@ -1117,7 +1141,11 @@
           </w:p>
         </w:tc>
         <w:tc>
-          <w:tcPr/>
+          <w:tcPr>
+            <w:tcBorders>
+              <w:bottom w:val="single" w:sz="8" w:space="0" w:color="000000"/>
+            </w:tcBorders>
+          </w:tcPr>
           <w:p>
             <w:pPr>
               <w:pStyle w:val="Compact"/>
@@ -3250,8 +3278,8 @@
     <w:p>
       <w:pPr>
         <w:pStyle w:val="FirstParagraph"/>
+        <w:spacing w:before="0" w:after="0"/>
         <w:ind w:left="480" w:hanging="480"/>
-        <w:spacing w:after="0"/>
       </w:pPr>
       <w:r>
         <w:rPr>
@@ -3281,8 +3309,8 @@
     <w:p>
       <w:pPr>
         <w:pStyle w:val="FirstParagraph"/>
+        <w:spacing w:before="0" w:after="0"/>
         <w:ind w:left="480" w:hanging="480"/>
-        <w:spacing w:before="0" w:after="0"/>
       </w:pPr>
       <w:r>
         <w:rPr>
@@ -3320,8 +3348,8 @@
     <w:p>
       <w:pPr>
         <w:pStyle w:val="FirstParagraph"/>
+        <w:spacing w:before="0" w:after="0"/>
         <w:ind w:left="480" w:hanging="480"/>
-        <w:spacing w:before="0" w:after="0"/>
       </w:pPr>
       <w:r>
         <w:rPr>
@@ -3333,8 +3361,8 @@
     <w:p>
       <w:pPr>
         <w:pStyle w:val="FirstParagraph"/>
+        <w:spacing w:before="0" w:after="0"/>
         <w:ind w:left="480" w:hanging="480"/>
-        <w:spacing w:before="0" w:after="0"/>
       </w:pPr>
       <w:r>
         <w:rPr>
@@ -3346,8 +3374,8 @@
     <w:p>
       <w:pPr>
         <w:pStyle w:val="FirstParagraph"/>
+        <w:spacing w:before="0" w:after="0"/>
         <w:ind w:left="480" w:hanging="480"/>
-        <w:spacing w:before="0" w:after="180"/>
       </w:pPr>
       <w:r>
         <w:rPr>
@@ -3422,8 +3450,8 @@
     <w:p>
       <w:pPr>
         <w:pStyle w:val="FirstParagraph"/>
+        <w:spacing w:before="0" w:after="0"/>
         <w:ind w:left="480" w:hanging="480"/>
-        <w:spacing w:after="0"/>
       </w:pPr>
       <w:r>
         <w:rPr>
@@ -3465,8 +3493,8 @@
     <w:p>
       <w:pPr>
         <w:pStyle w:val="FirstParagraph"/>
+        <w:spacing w:before="0" w:after="0"/>
         <w:ind w:left="480" w:hanging="480"/>
-        <w:spacing w:before="0" w:after="0"/>
       </w:pPr>
       <w:r>
         <w:rPr>
@@ -3490,8 +3518,8 @@
     <w:p>
       <w:pPr>
         <w:pStyle w:val="FirstParagraph"/>
+        <w:spacing w:before="0" w:after="0"/>
         <w:ind w:left="480" w:hanging="480"/>
-        <w:spacing w:before="0" w:after="0"/>
       </w:pPr>
       <w:r>
         <w:rPr>
@@ -3515,8 +3543,8 @@
     <w:p>
       <w:pPr>
         <w:pStyle w:val="FirstParagraph"/>
+        <w:spacing w:before="0" w:after="0"/>
         <w:ind w:left="480" w:hanging="480"/>
-        <w:spacing w:before="0" w:after="0"/>
       </w:pPr>
       <w:r>
         <w:rPr>
@@ -3540,8 +3568,8 @@
     <w:p>
       <w:pPr>
         <w:pStyle w:val="FirstParagraph"/>
+        <w:spacing w:before="0" w:after="0"/>
         <w:ind w:left="480" w:hanging="480"/>
-        <w:spacing w:before="0" w:after="180"/>
       </w:pPr>
       <w:r>
         <w:rPr>
@@ -3820,8 +3848,8 @@
     <w:p>
       <w:pPr>
         <w:pStyle w:val="BodyText"/>
+        <w:spacing w:before="0" w:after="0"/>
         <w:ind w:left="480" w:hanging="480"/>
-        <w:spacing w:after="0"/>
       </w:pPr>
       <w:r>
         <w:rPr>
@@ -3921,8 +3949,8 @@
     <w:p>
       <w:pPr>
         <w:pStyle w:val="BodyText"/>
+        <w:spacing w:before="0" w:after="0"/>
         <w:ind w:left="480" w:hanging="480"/>
-        <w:spacing w:before="0" w:after="0"/>
       </w:pPr>
       <w:r>
         <w:rPr>
@@ -4028,8 +4056,8 @@
     <w:p>
       <w:pPr>
         <w:pStyle w:val="BodyText"/>
+        <w:spacing w:before="0" w:after="0"/>
         <w:ind w:left="480" w:hanging="480"/>
-        <w:spacing w:before="0" w:after="0"/>
       </w:pPr>
       <w:r>
         <w:rPr>
@@ -4135,8 +4163,8 @@
     <w:p>
       <w:pPr>
         <w:pStyle w:val="BodyText"/>
+        <w:spacing w:before="0" w:after="0"/>
         <w:ind w:left="480" w:hanging="480"/>
-        <w:spacing w:before="0" w:after="180"/>
       </w:pPr>
       <w:r>
         <w:rPr>
@@ -4348,8 +4376,8 @@
     <w:p>
       <w:pPr>
         <w:pStyle w:val="FirstParagraph"/>
+        <w:spacing w:before="0" w:after="0"/>
         <w:ind w:left="480" w:hanging="480"/>
-        <w:spacing w:after="0"/>
       </w:pPr>
       <w:r>
         <w:rPr>
@@ -4630,8 +4658,8 @@
     <w:p>
       <w:pPr>
         <w:pStyle w:val="FirstParagraph"/>
+        <w:spacing w:before="0" w:after="0"/>
         <w:ind w:left="480" w:hanging="480"/>
-        <w:spacing w:before="0" w:after="0"/>
       </w:pPr>
       <w:r>
         <w:rPr>
@@ -4643,8 +4671,8 @@
     <w:p>
       <w:pPr>
         <w:pStyle w:val="FirstParagraph"/>
+        <w:spacing w:before="0" w:after="0"/>
         <w:ind w:left="480" w:hanging="480"/>
-        <w:spacing w:before="0" w:after="0"/>
       </w:pPr>
       <w:r>
         <w:rPr>
@@ -4656,8 +4684,8 @@
     <w:p>
       <w:pPr>
         <w:pStyle w:val="FirstParagraph"/>
+        <w:spacing w:before="0" w:after="0"/>
         <w:ind w:left="480" w:hanging="480"/>
-        <w:spacing w:before="0" w:after="0"/>
       </w:pPr>
       <w:r>
         <w:rPr>
@@ -4669,8 +4697,8 @@
     <w:p>
       <w:pPr>
         <w:pStyle w:val="FirstParagraph"/>
+        <w:spacing w:before="0" w:after="0"/>
         <w:ind w:left="480" w:hanging="480"/>
-        <w:spacing w:before="0" w:after="180"/>
       </w:pPr>
       <w:r>
         <w:rPr>
@@ -4722,8 +4750,8 @@
     <w:p>
       <w:pPr>
         <w:pStyle w:val="FirstParagraph"/>
+        <w:spacing w:before="0" w:after="0"/>
         <w:ind w:left="480" w:hanging="480"/>
-        <w:spacing w:after="0"/>
       </w:pPr>
       <w:r>
         <w:rPr>
@@ -4747,8 +4775,8 @@
     <w:p>
       <w:pPr>
         <w:pStyle w:val="FirstParagraph"/>
+        <w:spacing w:before="0" w:after="0"/>
         <w:ind w:left="480" w:hanging="480"/>
-        <w:spacing w:before="0" w:after="0"/>
       </w:pPr>
       <w:r>
         <w:rPr>
@@ -4766,8 +4794,8 @@
     <w:p>
       <w:pPr>
         <w:pStyle w:val="FirstParagraph"/>
+        <w:spacing w:before="0" w:after="0"/>
         <w:ind w:left="480" w:hanging="480"/>
-        <w:spacing w:before="0" w:after="0"/>
       </w:pPr>
       <w:r>
         <w:rPr>
@@ -4785,8 +4813,8 @@
     <w:p>
       <w:pPr>
         <w:pStyle w:val="FirstParagraph"/>
+        <w:spacing w:before="0" w:after="0"/>
         <w:ind w:left="480" w:hanging="480"/>
-        <w:spacing w:before="0" w:after="0"/>
       </w:pPr>
       <w:r>
         <w:rPr>
@@ -4804,8 +4832,8 @@
     <w:p>
       <w:pPr>
         <w:pStyle w:val="FirstParagraph"/>
+        <w:spacing w:before="0" w:after="0"/>
         <w:ind w:left="480" w:hanging="480"/>
-        <w:spacing w:before="0" w:after="180"/>
       </w:pPr>
       <w:r>
         <w:rPr>
@@ -4887,8 +4915,8 @@
     <w:p>
       <w:pPr>
         <w:pStyle w:val="FirstParagraph"/>
+        <w:spacing w:before="0" w:after="0"/>
         <w:ind w:left="480" w:hanging="480"/>
-        <w:spacing w:after="0"/>
       </w:pPr>
       <w:r>
         <w:rPr>
@@ -4930,8 +4958,8 @@
     <w:p>
       <w:pPr>
         <w:pStyle w:val="FirstParagraph"/>
+        <w:spacing w:before="0" w:after="0"/>
         <w:ind w:left="480" w:hanging="480"/>
-        <w:spacing w:before="0" w:after="0"/>
       </w:pPr>
       <w:r>
         <w:rPr>
@@ -4943,8 +4971,8 @@
     <w:p>
       <w:pPr>
         <w:pStyle w:val="FirstParagraph"/>
+        <w:spacing w:before="0" w:after="0"/>
         <w:ind w:left="480" w:hanging="480"/>
-        <w:spacing w:before="0" w:after="0"/>
       </w:pPr>
       <w:r>
         <w:rPr>
@@ -4985,8 +5013,8 @@
     <w:p>
       <w:pPr>
         <w:pStyle w:val="FirstParagraph"/>
+        <w:spacing w:before="0" w:after="0"/>
         <w:ind w:left="480" w:hanging="480"/>
-        <w:spacing w:before="0" w:after="0"/>
       </w:pPr>
       <w:r>
         <w:rPr>
@@ -4998,8 +5026,8 @@
     <w:p>
       <w:pPr>
         <w:pStyle w:val="FirstParagraph"/>
+        <w:spacing w:before="0" w:after="0"/>
         <w:ind w:left="480" w:hanging="480"/>
-        <w:spacing w:before="0" w:after="180"/>
       </w:pPr>
       <w:r>
         <w:rPr>
@@ -7350,8 +7378,8 @@
     <w:p>
       <w:pPr>
         <w:pStyle w:val="FirstParagraph"/>
+        <w:spacing w:before="0" w:after="0"/>
         <w:ind w:left="480" w:hanging="480"/>
-        <w:spacing w:after="0"/>
       </w:pPr>
       <w:r>
         <w:rPr>
@@ -7606,8 +7634,8 @@
     <w:p>
       <w:pPr>
         <w:pStyle w:val="FirstParagraph"/>
+        <w:spacing w:before="0" w:after="0"/>
         <w:ind w:left="480" w:hanging="480"/>
-        <w:spacing w:before="0" w:after="0"/>
       </w:pPr>
       <w:r>
         <w:rPr>
@@ -7619,8 +7647,8 @@
     <w:p>
       <w:pPr>
         <w:pStyle w:val="FirstParagraph"/>
+        <w:spacing w:before="0" w:after="0"/>
         <w:ind w:left="480" w:hanging="480"/>
-        <w:spacing w:before="0" w:after="0"/>
       </w:pPr>
       <w:r>
         <w:rPr>
@@ -7632,8 +7660,8 @@
     <w:p>
       <w:pPr>
         <w:pStyle w:val="FirstParagraph"/>
+        <w:spacing w:before="0" w:after="0"/>
         <w:ind w:left="480" w:hanging="480"/>
-        <w:spacing w:before="0" w:after="0"/>
       </w:pPr>
       <w:r>
         <w:rPr>
@@ -7645,8 +7673,8 @@
     <w:p>
       <w:pPr>
         <w:pStyle w:val="FirstParagraph"/>
+        <w:spacing w:before="0" w:after="0"/>
         <w:ind w:left="480" w:hanging="480"/>
-        <w:spacing w:before="0" w:after="180"/>
       </w:pPr>
       <w:r>
         <w:rPr>
@@ -7845,8 +7873,8 @@
     <w:p>
       <w:pPr>
         <w:pStyle w:val="BodyText"/>
+        <w:spacing w:before="0" w:after="0"/>
         <w:ind w:left="480" w:hanging="480"/>
-        <w:spacing w:after="0"/>
       </w:pPr>
       <w:r>
         <w:rPr>
@@ -7870,8 +7898,8 @@
     <w:p>
       <w:pPr>
         <w:pStyle w:val="BodyText"/>
+        <w:spacing w:before="0" w:after="0"/>
         <w:ind w:left="480" w:hanging="480"/>
-        <w:spacing w:before="0" w:after="0"/>
       </w:pPr>
       <w:r>
         <w:rPr>
@@ -7895,8 +7923,8 @@
     <w:p>
       <w:pPr>
         <w:pStyle w:val="BodyText"/>
+        <w:spacing w:before="0" w:after="0"/>
         <w:ind w:left="480" w:hanging="480"/>
-        <w:spacing w:before="0" w:after="0"/>
       </w:pPr>
       <w:r>
         <w:rPr>
@@ -7920,8 +7948,8 @@
     <w:p>
       <w:pPr>
         <w:pStyle w:val="BodyText"/>
+        <w:spacing w:before="0" w:after="0"/>
         <w:ind w:left="480" w:hanging="480"/>
-        <w:spacing w:before="0" w:after="180"/>
       </w:pPr>
       <w:r>
         <w:rPr>
@@ -9739,6 +9767,14 @@
         <w:tblStyle w:val="Table"/>
         <w:tblW w:type="pct" w:w="5000"/>
         <w:tblLayout w:type="fixed"/>
+        <w:tblBorders>
+          <w:top w:val="single" w:sz="12" w:space="0" w:color="000000"/>
+          <w:left w:val="none" w:sz="0" w:space="0" w:color="auto"/>
+          <w:bottom w:val="single" w:sz="12" w:space="0" w:color="000000"/>
+          <w:right w:val="none" w:sz="0" w:space="0" w:color="auto"/>
+          <w:insideH w:val="none" w:sz="0" w:space="0" w:color="auto"/>
+          <w:insideV w:val="none" w:sz="0" w:space="0" w:color="auto"/>
+        </w:tblBorders>
         <w:tblLook w:firstRow="1" w:lastRow="0" w:firstColumn="0" w:lastColumn="0" w:noHBand="0" w:noVBand="0" w:val="0020"/>
       </w:tblPr>
       <w:tblGrid>
@@ -9754,7 +9790,11 @@
           <w:tblHeader w:val="on"/>
         </w:trPr>
         <w:tc>
-          <w:tcPr/>
+          <w:tcPr>
+            <w:tcBorders>
+              <w:bottom w:val="single" w:sz="8" w:space="0" w:color="000000"/>
+            </w:tcBorders>
+          </w:tcPr>
           <w:p>
             <w:pPr>
               <w:pStyle w:val="Compact"/>
@@ -9763,7 +9803,11 @@
           </w:p>
         </w:tc>
         <w:tc>
-          <w:tcPr/>
+          <w:tcPr>
+            <w:tcBorders>
+              <w:bottom w:val="single" w:sz="8" w:space="0" w:color="000000"/>
+            </w:tcBorders>
+          </w:tcPr>
           <w:p>
             <w:pPr>
               <w:pStyle w:val="Compact"/>
@@ -9779,7 +9823,11 @@
           </w:p>
         </w:tc>
         <w:tc>
-          <w:tcPr/>
+          <w:tcPr>
+            <w:tcBorders>
+              <w:bottom w:val="single" w:sz="8" w:space="0" w:color="000000"/>
+            </w:tcBorders>
+          </w:tcPr>
           <w:p>
             <w:pPr>
               <w:pStyle w:val="Compact"/>
@@ -9795,7 +9843,11 @@
           </w:p>
         </w:tc>
         <w:tc>
-          <w:tcPr/>
+          <w:tcPr>
+            <w:tcBorders>
+              <w:bottom w:val="single" w:sz="8" w:space="0" w:color="000000"/>
+            </w:tcBorders>
+          </w:tcPr>
           <w:p>
             <w:pPr>
               <w:pStyle w:val="Compact"/>
@@ -9825,7 +9877,11 @@
           </w:p>
         </w:tc>
         <w:tc>
-          <w:tcPr/>
+          <w:tcPr>
+            <w:tcBorders>
+              <w:bottom w:val="single" w:sz="8" w:space="0" w:color="000000"/>
+            </w:tcBorders>
+          </w:tcPr>
           <w:p>
             <w:pPr>
               <w:pStyle w:val="Compact"/>
@@ -9841,7 +9897,11 @@
           </w:p>
         </w:tc>
         <w:tc>
-          <w:tcPr/>
+          <w:tcPr>
+            <w:tcBorders>
+              <w:bottom w:val="single" w:sz="8" w:space="0" w:color="000000"/>
+            </w:tcBorders>
+          </w:tcPr>
           <w:p>
             <w:pPr>
               <w:pStyle w:val="Compact"/>
@@ -10467,8 +10527,8 @@
     <w:p>
       <w:pPr>
         <w:pStyle w:val="BodyText"/>
+        <w:spacing w:before="0" w:after="0"/>
         <w:ind w:left="480" w:hanging="480"/>
-        <w:spacing w:after="0"/>
       </w:pPr>
       <w:r>
         <w:rPr>
@@ -10492,8 +10552,8 @@
     <w:p>
       <w:pPr>
         <w:pStyle w:val="BodyText"/>
+        <w:spacing w:before="0" w:after="0"/>
         <w:ind w:left="480" w:hanging="480"/>
-        <w:spacing w:before="0" w:after="0"/>
       </w:pPr>
       <w:r>
         <w:rPr>
@@ -10517,8 +10577,8 @@
     <w:p>
       <w:pPr>
         <w:pStyle w:val="BodyText"/>
+        <w:spacing w:before="0" w:after="0"/>
         <w:ind w:left="480" w:hanging="480"/>
-        <w:spacing w:before="0" w:after="0"/>
       </w:pPr>
       <w:r>
         <w:rPr>
@@ -10542,8 +10602,8 @@
     <w:p>
       <w:pPr>
         <w:pStyle w:val="BodyText"/>
+        <w:spacing w:before="0" w:after="0"/>
         <w:ind w:left="480" w:hanging="480"/>
-        <w:spacing w:before="0" w:after="180"/>
       </w:pPr>
       <w:r>
         <w:rPr>
@@ -10561,8 +10621,8 @@
     <w:p>
       <w:pPr>
         <w:pStyle w:val="BodyText"/>
+        <w:spacing w:before="0" w:after="0"/>
         <w:ind w:left="480" w:hanging="480"/>
-        <w:spacing w:after="0"/>
       </w:pPr>
       <w:r>
         <w:rPr>
@@ -10586,8 +10646,8 @@
     <w:p>
       <w:pPr>
         <w:pStyle w:val="BodyText"/>
+        <w:spacing w:before="0" w:after="0"/>
         <w:ind w:left="480" w:hanging="480"/>
-        <w:spacing w:before="0" w:after="0"/>
       </w:pPr>
       <w:r>
         <w:rPr>
@@ -10611,8 +10671,8 @@
     <w:p>
       <w:pPr>
         <w:pStyle w:val="BodyText"/>
+        <w:spacing w:before="0" w:after="0"/>
         <w:ind w:left="480" w:hanging="480"/>
-        <w:spacing w:before="0" w:after="0"/>
       </w:pPr>
       <w:r>
         <w:rPr>
@@ -10636,8 +10696,8 @@
     <w:p>
       <w:pPr>
         <w:pStyle w:val="BodyText"/>
+        <w:spacing w:before="0" w:after="0"/>
         <w:ind w:left="480" w:hanging="480"/>
-        <w:spacing w:before="0" w:after="180"/>
       </w:pPr>
       <w:r>
         <w:rPr>
@@ -10726,8 +10786,8 @@
     <w:p>
       <w:pPr>
         <w:pStyle w:val="BodyText"/>
+        <w:spacing w:before="0" w:after="0"/>
         <w:ind w:left="480" w:hanging="480"/>
-        <w:spacing w:after="0"/>
       </w:pPr>
       <w:r>
         <w:rPr>
@@ -10751,8 +10811,8 @@
     <w:p>
       <w:pPr>
         <w:pStyle w:val="BodyText"/>
+        <w:spacing w:before="0" w:after="0"/>
         <w:ind w:left="480" w:hanging="480"/>
-        <w:spacing w:before="0" w:after="0"/>
       </w:pPr>
       <w:r>
         <w:rPr>
@@ -10776,8 +10836,8 @@
     <w:p>
       <w:pPr>
         <w:pStyle w:val="BodyText"/>
+        <w:spacing w:before="0" w:after="0"/>
         <w:ind w:left="480" w:hanging="480"/>
-        <w:spacing w:before="0" w:after="0"/>
       </w:pPr>
       <w:r>
         <w:rPr>
@@ -10801,8 +10861,8 @@
     <w:p>
       <w:pPr>
         <w:pStyle w:val="BodyText"/>
+        <w:spacing w:before="0" w:after="0"/>
         <w:ind w:left="480" w:hanging="480"/>
-        <w:spacing w:before="0" w:after="180"/>
       </w:pPr>
       <w:r>
         <w:rPr>
@@ -10820,8 +10880,8 @@
     <w:p>
       <w:pPr>
         <w:pStyle w:val="BodyText"/>
+        <w:spacing w:before="0" w:after="0"/>
         <w:ind w:left="480" w:hanging="480"/>
-        <w:spacing w:after="0"/>
       </w:pPr>
       <w:r>
         <w:rPr>
@@ -10845,8 +10905,8 @@
     <w:p>
       <w:pPr>
         <w:pStyle w:val="BodyText"/>
+        <w:spacing w:before="0" w:after="0"/>
         <w:ind w:left="480" w:hanging="480"/>
-        <w:spacing w:before="0" w:after="0"/>
       </w:pPr>
       <w:r>
         <w:rPr>
@@ -10870,8 +10930,8 @@
     <w:p>
       <w:pPr>
         <w:pStyle w:val="BodyText"/>
+        <w:spacing w:before="0" w:after="0"/>
         <w:ind w:left="480" w:hanging="480"/>
-        <w:spacing w:before="0" w:after="0"/>
       </w:pPr>
       <w:r>
         <w:rPr>
@@ -10895,8 +10955,8 @@
     <w:p>
       <w:pPr>
         <w:pStyle w:val="BodyText"/>
+        <w:spacing w:before="0" w:after="0"/>
         <w:ind w:left="480" w:hanging="480"/>
-        <w:spacing w:before="0" w:after="180"/>
       </w:pPr>
       <w:r>
         <w:rPr>
@@ -11564,6 +11624,14 @@
       <w:tblPr>
         <w:tblStyle w:val="Table"/>
         <w:tblW w:type="auto" w:w="0"/>
+        <w:tblBorders>
+          <w:top w:val="single" w:sz="12" w:space="0" w:color="000000"/>
+          <w:left w:val="none" w:sz="0" w:space="0" w:color="auto"/>
+          <w:bottom w:val="single" w:sz="12" w:space="0" w:color="000000"/>
+          <w:right w:val="none" w:sz="0" w:space="0" w:color="auto"/>
+          <w:insideH w:val="none" w:sz="0" w:space="0" w:color="auto"/>
+          <w:insideV w:val="none" w:sz="0" w:space="0" w:color="auto"/>
+        </w:tblBorders>
         <w:tblLook w:firstRow="1" w:lastRow="0" w:firstColumn="0" w:lastColumn="0" w:noHBand="0" w:noVBand="0" w:val="0020"/>
       </w:tblPr>
       <w:tblGrid>
@@ -11577,7 +11645,11 @@
           <w:tblHeader w:val="on"/>
         </w:trPr>
         <w:tc>
-          <w:tcPr/>
+          <w:tcPr>
+            <w:tcBorders>
+              <w:bottom w:val="single" w:sz="8" w:space="0" w:color="000000"/>
+            </w:tcBorders>
+          </w:tcPr>
           <w:p>
             <w:pPr>
               <w:pStyle w:val="Compact"/>
@@ -11593,7 +11665,11 @@
           </w:p>
         </w:tc>
         <w:tc>
-          <w:tcPr/>
+          <w:tcPr>
+            <w:tcBorders>
+              <w:bottom w:val="single" w:sz="8" w:space="0" w:color="000000"/>
+            </w:tcBorders>
+          </w:tcPr>
           <w:p>
             <w:pPr>
               <w:pStyle w:val="Compact"/>
@@ -11623,7 +11699,11 @@
           </w:p>
         </w:tc>
         <w:tc>
-          <w:tcPr/>
+          <w:tcPr>
+            <w:tcBorders>
+              <w:bottom w:val="single" w:sz="8" w:space="0" w:color="000000"/>
+            </w:tcBorders>
+          </w:tcPr>
           <w:p>
             <w:pPr>
               <w:pStyle w:val="Compact"/>
@@ -11653,7 +11733,11 @@
           </w:p>
         </w:tc>
         <w:tc>
-          <w:tcPr/>
+          <w:tcPr>
+            <w:tcBorders>
+              <w:bottom w:val="single" w:sz="8" w:space="0" w:color="000000"/>
+            </w:tcBorders>
+          </w:tcPr>
           <w:p>
             <w:pPr>
               <w:pStyle w:val="Compact"/>
@@ -14979,6 +15063,14 @@
       <w:tblPr>
         <w:tblStyle w:val="Table"/>
         <w:tblW w:type="auto" w:w="0"/>
+        <w:tblBorders>
+          <w:top w:val="single" w:sz="12" w:space="0" w:color="000000"/>
+          <w:left w:val="none" w:sz="0" w:space="0" w:color="auto"/>
+          <w:bottom w:val="single" w:sz="12" w:space="0" w:color="000000"/>
+          <w:right w:val="none" w:sz="0" w:space="0" w:color="auto"/>
+          <w:insideH w:val="none" w:sz="0" w:space="0" w:color="auto"/>
+          <w:insideV w:val="none" w:sz="0" w:space="0" w:color="auto"/>
+        </w:tblBorders>
         <w:tblLook w:firstRow="1" w:lastRow="0" w:firstColumn="0" w:lastColumn="0" w:noHBand="0" w:noVBand="0" w:val="0020"/>
       </w:tblPr>
       <w:tblGrid>
@@ -14994,7 +15086,11 @@
           <w:tblHeader w:val="on"/>
         </w:trPr>
         <w:tc>
-          <w:tcPr/>
+          <w:tcPr>
+            <w:tcBorders>
+              <w:bottom w:val="single" w:sz="8" w:space="0" w:color="000000"/>
+            </w:tcBorders>
+          </w:tcPr>
           <w:p>
             <w:pPr>
               <w:pStyle w:val="Compact"/>
@@ -15040,7 +15136,11 @@
           </w:p>
         </w:tc>
         <w:tc>
-          <w:tcPr/>
+          <w:tcPr>
+            <w:tcBorders>
+              <w:bottom w:val="single" w:sz="8" w:space="0" w:color="000000"/>
+            </w:tcBorders>
+          </w:tcPr>
           <w:p>
             <w:pPr>
               <w:pStyle w:val="Compact"/>
@@ -15056,7 +15156,11 @@
           </w:p>
         </w:tc>
         <w:tc>
-          <w:tcPr/>
+          <w:tcPr>
+            <w:tcBorders>
+              <w:bottom w:val="single" w:sz="8" w:space="0" w:color="000000"/>
+            </w:tcBorders>
+          </w:tcPr>
           <w:p>
             <w:pPr>
               <w:pStyle w:val="Compact"/>
@@ -15072,7 +15176,11 @@
           </w:p>
         </w:tc>
         <w:tc>
-          <w:tcPr/>
+          <w:tcPr>
+            <w:tcBorders>
+              <w:bottom w:val="single" w:sz="8" w:space="0" w:color="000000"/>
+            </w:tcBorders>
+          </w:tcPr>
           <w:p>
             <w:pPr>
               <w:pStyle w:val="Compact"/>
@@ -15088,7 +15196,11 @@
           </w:p>
         </w:tc>
         <w:tc>
-          <w:tcPr/>
+          <w:tcPr>
+            <w:tcBorders>
+              <w:bottom w:val="single" w:sz="8" w:space="0" w:color="000000"/>
+            </w:tcBorders>
+          </w:tcPr>
           <w:p>
             <w:pPr>
               <w:pStyle w:val="Compact"/>
@@ -15104,7 +15216,11 @@
           </w:p>
         </w:tc>
         <w:tc>
-          <w:tcPr/>
+          <w:tcPr>
+            <w:tcBorders>
+              <w:bottom w:val="single" w:sz="8" w:space="0" w:color="000000"/>
+            </w:tcBorders>
+          </w:tcPr>
           <w:p>
             <w:pPr>
               <w:pStyle w:val="Compact"/>
@@ -15464,6 +15580,14 @@
       <w:tblPr>
         <w:tblStyle w:val="Table"/>
         <w:tblW w:type="auto" w:w="0"/>
+        <w:tblBorders>
+          <w:top w:val="single" w:sz="12" w:space="0" w:color="000000"/>
+          <w:left w:val="none" w:sz="0" w:space="0" w:color="auto"/>
+          <w:bottom w:val="single" w:sz="12" w:space="0" w:color="000000"/>
+          <w:right w:val="none" w:sz="0" w:space="0" w:color="auto"/>
+          <w:insideH w:val="none" w:sz="0" w:space="0" w:color="auto"/>
+          <w:insideV w:val="none" w:sz="0" w:space="0" w:color="auto"/>
+        </w:tblBorders>
         <w:tblLook w:firstRow="1" w:lastRow="0" w:firstColumn="0" w:lastColumn="0" w:noHBand="0" w:noVBand="0" w:val="0020"/>
       </w:tblPr>
       <w:tblGrid>
@@ -15477,7 +15601,11 @@
           <w:tblHeader w:val="on"/>
         </w:trPr>
         <w:tc>
-          <w:tcPr/>
+          <w:tcPr>
+            <w:tcBorders>
+              <w:bottom w:val="single" w:sz="8" w:space="0" w:color="000000"/>
+            </w:tcBorders>
+          </w:tcPr>
           <w:p>
             <w:pPr>
               <w:pStyle w:val="Compact"/>
@@ -15493,7 +15621,11 @@
           </w:p>
         </w:tc>
         <w:tc>
-          <w:tcPr/>
+          <w:tcPr>
+            <w:tcBorders>
+              <w:bottom w:val="single" w:sz="8" w:space="0" w:color="000000"/>
+            </w:tcBorders>
+          </w:tcPr>
           <w:p>
             <w:pPr>
               <w:pStyle w:val="Compact"/>
@@ -15509,7 +15641,11 @@
           </w:p>
         </w:tc>
         <w:tc>
-          <w:tcPr/>
+          <w:tcPr>
+            <w:tcBorders>
+              <w:bottom w:val="single" w:sz="8" w:space="0" w:color="000000"/>
+            </w:tcBorders>
+          </w:tcPr>
           <w:p>
             <w:pPr>
               <w:pStyle w:val="Compact"/>
@@ -15525,7 +15661,11 @@
           </w:p>
         </w:tc>
         <w:tc>
-          <w:tcPr/>
+          <w:tcPr>
+            <w:tcBorders>
+              <w:bottom w:val="single" w:sz="8" w:space="0" w:color="000000"/>
+            </w:tcBorders>
+          </w:tcPr>
           <w:p>
             <w:pPr>
               <w:pStyle w:val="Compact"/>
@@ -17302,6 +17442,14 @@
       <w:tblPr>
         <w:tblStyle w:val="Table"/>
         <w:tblW w:type="auto" w:w="0"/>
+        <w:tblBorders>
+          <w:top w:val="single" w:sz="12" w:space="0" w:color="000000"/>
+          <w:left w:val="none" w:sz="0" w:space="0" w:color="auto"/>
+          <w:bottom w:val="single" w:sz="12" w:space="0" w:color="000000"/>
+          <w:right w:val="none" w:sz="0" w:space="0" w:color="auto"/>
+          <w:insideH w:val="none" w:sz="0" w:space="0" w:color="auto"/>
+          <w:insideV w:val="none" w:sz="0" w:space="0" w:color="auto"/>
+        </w:tblBorders>
         <w:tblLook w:firstRow="1" w:lastRow="0" w:firstColumn="0" w:lastColumn="0" w:noHBand="0" w:noVBand="0" w:val="0020"/>
       </w:tblPr>
       <w:tblGrid>
@@ -17315,7 +17463,11 @@
           <w:tblHeader w:val="on"/>
         </w:trPr>
         <w:tc>
-          <w:tcPr/>
+          <w:tcPr>
+            <w:tcBorders>
+              <w:bottom w:val="single" w:sz="8" w:space="0" w:color="000000"/>
+            </w:tcBorders>
+          </w:tcPr>
           <w:p>
             <w:pPr>
               <w:pStyle w:val="Compact"/>
@@ -17331,7 +17483,11 @@
           </w:p>
         </w:tc>
         <w:tc>
-          <w:tcPr/>
+          <w:tcPr>
+            <w:tcBorders>
+              <w:bottom w:val="single" w:sz="8" w:space="0" w:color="000000"/>
+            </w:tcBorders>
+          </w:tcPr>
           <w:p>
             <w:pPr>
               <w:pStyle w:val="Compact"/>
@@ -17354,7 +17510,11 @@
           </w:p>
         </w:tc>
         <w:tc>
-          <w:tcPr/>
+          <w:tcPr>
+            <w:tcBorders>
+              <w:bottom w:val="single" w:sz="8" w:space="0" w:color="000000"/>
+            </w:tcBorders>
+          </w:tcPr>
           <w:p>
             <w:pPr>
               <w:pStyle w:val="Compact"/>
@@ -17377,7 +17537,11 @@
           </w:p>
         </w:tc>
         <w:tc>
-          <w:tcPr/>
+          <w:tcPr>
+            <w:tcBorders>
+              <w:bottom w:val="single" w:sz="8" w:space="0" w:color="000000"/>
+            </w:tcBorders>
+          </w:tcPr>
           <w:p>
             <w:pPr>
               <w:pStyle w:val="Compact"/>
@@ -19217,6 +19381,14 @@
       <w:tblPr>
         <w:tblStyle w:val="Table"/>
         <w:tblW w:type="auto" w:w="0"/>
+        <w:tblBorders>
+          <w:top w:val="single" w:sz="12" w:space="0" w:color="000000"/>
+          <w:left w:val="none" w:sz="0" w:space="0" w:color="auto"/>
+          <w:bottom w:val="single" w:sz="12" w:space="0" w:color="000000"/>
+          <w:right w:val="none" w:sz="0" w:space="0" w:color="auto"/>
+          <w:insideH w:val="none" w:sz="0" w:space="0" w:color="auto"/>
+          <w:insideV w:val="none" w:sz="0" w:space="0" w:color="auto"/>
+        </w:tblBorders>
         <w:tblLook w:firstRow="1" w:lastRow="0" w:firstColumn="0" w:lastColumn="0" w:noHBand="0" w:noVBand="0" w:val="0020"/>
       </w:tblPr>
       <w:tblGrid>
@@ -19231,7 +19403,11 @@
           <w:tblHeader w:val="on"/>
         </w:trPr>
         <w:tc>
-          <w:tcPr/>
+          <w:tcPr>
+            <w:tcBorders>
+              <w:bottom w:val="single" w:sz="8" w:space="0" w:color="000000"/>
+            </w:tcBorders>
+          </w:tcPr>
           <w:p>
             <w:pPr>
               <w:pStyle w:val="Compact"/>
@@ -19247,7 +19423,11 @@
           </w:p>
         </w:tc>
         <w:tc>
-          <w:tcPr/>
+          <w:tcPr>
+            <w:tcBorders>
+              <w:bottom w:val="single" w:sz="8" w:space="0" w:color="000000"/>
+            </w:tcBorders>
+          </w:tcPr>
           <w:p>
             <w:pPr>
               <w:pStyle w:val="Compact"/>
@@ -19263,7 +19443,11 @@
           </w:p>
         </w:tc>
         <w:tc>
-          <w:tcPr/>
+          <w:tcPr>
+            <w:tcBorders>
+              <w:bottom w:val="single" w:sz="8" w:space="0" w:color="000000"/>
+            </w:tcBorders>
+          </w:tcPr>
           <w:p>
             <w:pPr>
               <w:pStyle w:val="Compact"/>
@@ -19279,7 +19463,11 @@
           </w:p>
         </w:tc>
         <w:tc>
-          <w:tcPr/>
+          <w:tcPr>
+            <w:tcBorders>
+              <w:bottom w:val="single" w:sz="8" w:space="0" w:color="000000"/>
+            </w:tcBorders>
+          </w:tcPr>
           <w:p>
             <w:pPr>
               <w:pStyle w:val="Compact"/>
@@ -19295,7 +19483,11 @@
           </w:p>
         </w:tc>
         <w:tc>
-          <w:tcPr/>
+          <w:tcPr>
+            <w:tcBorders>
+              <w:bottom w:val="single" w:sz="8" w:space="0" w:color="000000"/>
+            </w:tcBorders>
+          </w:tcPr>
           <w:p>
             <w:pPr>
               <w:pStyle w:val="Compact"/>
@@ -22021,6 +22213,14 @@
       <w:tblPr>
         <w:tblStyle w:val="Table"/>
         <w:tblW w:type="auto" w:w="0"/>
+        <w:tblBorders>
+          <w:top w:val="single" w:sz="12" w:space="0" w:color="000000"/>
+          <w:left w:val="none" w:sz="0" w:space="0" w:color="auto"/>
+          <w:bottom w:val="single" w:sz="12" w:space="0" w:color="000000"/>
+          <w:right w:val="none" w:sz="0" w:space="0" w:color="auto"/>
+          <w:insideH w:val="none" w:sz="0" w:space="0" w:color="auto"/>
+          <w:insideV w:val="none" w:sz="0" w:space="0" w:color="auto"/>
+        </w:tblBorders>
         <w:tblLook w:firstRow="1" w:lastRow="0" w:firstColumn="0" w:lastColumn="0" w:noHBand="0" w:noVBand="0" w:val="0020"/>
       </w:tblPr>
       <w:tblGrid>
@@ -22034,7 +22234,11 @@
           <w:tblHeader w:val="on"/>
         </w:trPr>
         <w:tc>
-          <w:tcPr/>
+          <w:tcPr>
+            <w:tcBorders>
+              <w:bottom w:val="single" w:sz="8" w:space="0" w:color="000000"/>
+            </w:tcBorders>
+          </w:tcPr>
           <w:p>
             <w:pPr>
               <w:pStyle w:val="Compact"/>
@@ -22050,7 +22254,11 @@
           </w:p>
         </w:tc>
         <w:tc>
-          <w:tcPr/>
+          <w:tcPr>
+            <w:tcBorders>
+              <w:bottom w:val="single" w:sz="8" w:space="0" w:color="000000"/>
+            </w:tcBorders>
+          </w:tcPr>
           <w:p>
             <w:pPr>
               <w:pStyle w:val="Compact"/>
@@ -22073,7 +22281,11 @@
           </w:p>
         </w:tc>
         <w:tc>
-          <w:tcPr/>
+          <w:tcPr>
+            <w:tcBorders>
+              <w:bottom w:val="single" w:sz="8" w:space="0" w:color="000000"/>
+            </w:tcBorders>
+          </w:tcPr>
           <w:p>
             <w:pPr>
               <w:pStyle w:val="Compact"/>
@@ -22096,7 +22308,11 @@
           </w:p>
         </w:tc>
         <w:tc>
-          <w:tcPr/>
+          <w:tcPr>
+            <w:tcBorders>
+              <w:bottom w:val="single" w:sz="8" w:space="0" w:color="000000"/>
+            </w:tcBorders>
+          </w:tcPr>
           <w:p>
             <w:pPr>
               <w:pStyle w:val="Compact"/>
@@ -24982,6 +25198,7 @@
     <w:p>
       <w:pPr>
         <w:pStyle w:val="BodyText"/>
+        <w:spacing w:before="0" w:after="0"/>
       </w:pPr>
       <w:r>
         <w:rPr>
@@ -25258,6 +25475,7 @@
     <w:p>
       <w:pPr>
         <w:pStyle w:val="BodyText"/>
+        <w:spacing w:before="0" w:after="0"/>
       </w:pPr>
       <w:r>
         <w:rPr>
@@ -25537,6 +25755,7 @@
     <w:p>
       <w:pPr>
         <w:pStyle w:val="BodyText"/>
+        <w:spacing w:before="0" w:after="0"/>
       </w:pPr>
       <w:r>
         <w:rPr>
@@ -25813,6 +26032,7 @@
     <w:p>
       <w:pPr>
         <w:pStyle w:val="BodyText"/>
+        <w:spacing w:before="0" w:after="0"/>
       </w:pPr>
       <w:r>
         <w:rPr>
@@ -29312,6 +29532,14 @@
       <w:tblPr>
         <w:tblStyle w:val="Table"/>
         <w:tblW w:type="auto" w:w="0"/>
+        <w:tblBorders>
+          <w:top w:val="single" w:sz="12" w:space="0" w:color="000000"/>
+          <w:left w:val="none" w:sz="0" w:space="0" w:color="auto"/>
+          <w:bottom w:val="single" w:sz="12" w:space="0" w:color="000000"/>
+          <w:right w:val="none" w:sz="0" w:space="0" w:color="auto"/>
+          <w:insideH w:val="none" w:sz="0" w:space="0" w:color="auto"/>
+          <w:insideV w:val="none" w:sz="0" w:space="0" w:color="auto"/>
+        </w:tblBorders>
         <w:tblLook w:firstRow="1" w:lastRow="0" w:firstColumn="0" w:lastColumn="0" w:noHBand="0" w:noVBand="0" w:val="0020"/>
       </w:tblPr>
       <w:tblGrid>
@@ -29324,7 +29552,11 @@
           <w:tblHeader w:val="on"/>
         </w:trPr>
         <w:tc>
-          <w:tcPr/>
+          <w:tcPr>
+            <w:tcBorders>
+              <w:bottom w:val="single" w:sz="8" w:space="0" w:color="000000"/>
+            </w:tcBorders>
+          </w:tcPr>
           <w:p>
             <w:pPr>
               <w:pStyle w:val="Compact"/>
@@ -29340,7 +29572,11 @@
           </w:p>
         </w:tc>
         <w:tc>
-          <w:tcPr/>
+          <w:tcPr>
+            <w:tcBorders>
+              <w:bottom w:val="single" w:sz="8" w:space="0" w:color="000000"/>
+            </w:tcBorders>
+          </w:tcPr>
           <w:p>
             <w:pPr>
               <w:pStyle w:val="Compact"/>
@@ -29356,7 +29592,11 @@
           </w:p>
         </w:tc>
         <w:tc>
-          <w:tcPr/>
+          <w:tcPr>
+            <w:tcBorders>
+              <w:bottom w:val="single" w:sz="8" w:space="0" w:color="000000"/>
+            </w:tcBorders>
+          </w:tcPr>
           <w:p>
             <w:pPr>
               <w:pStyle w:val="Compact"/>
@@ -32415,7 +32655,7 @@
     <ns0:rPr>
       <ns0:rFonts ns0:ascii="Times New Roman" ns0:cs="Times New Roman" ns0:eastAsia="SimHei" ns0:hAnsi="Times New Roman"/>
       <ns0:b/>
-      <ns0:color ns0:val="17324D"/>
+      <ns0:color ns0:val="000000"/>
       <ns0:sz ns0:val="44"/>
       <ns0:szCs ns0:val="56"/>
     </ns0:rPr>
@@ -32557,7 +32797,7 @@
     <ns0:rPr>
       <ns0:rFonts ns0:ascii="Times New Roman" ns0:cs="Times New Roman" ns0:eastAsia="SimHei" ns0:hAnsi="Times New Roman"/>
       <ns0:b/>
-      <ns0:color ns0:val="17324D"/>
+      <ns0:color ns0:val="000000"/>
       <ns0:sz ns0:val="32"/>
       <ns0:szCs ns0:val="40"/>
     </ns0:rPr>
@@ -32581,7 +32821,7 @@
     <ns0:rPr>
       <ns0:rFonts ns0:ascii="Times New Roman" ns0:cs="Times New Roman" ns0:eastAsia="SimHei" ns0:hAnsi="Times New Roman"/>
       <ns0:b/>
-      <ns0:color ns0:val="17324D"/>
+      <ns0:color ns0:val="000000"/>
       <ns0:sz ns0:val="28"/>
       <ns0:szCs ns0:val="32"/>
     </ns0:rPr>
@@ -32605,7 +32845,7 @@
     <ns0:rPr>
       <ns0:rFonts ns0:ascii="Times New Roman" ns0:cs="Times New Roman" ns0:eastAsia="SimHei" ns0:hAnsi="Times New Roman"/>
       <ns0:b/>
-      <ns0:color ns0:val="17324D"/>
+      <ns0:color ns0:val="000000"/>
       <ns0:sz ns0:val="25"/>
       <ns0:szCs ns0:val="28"/>
     </ns0:rPr>
